--- a/mock-tests/mock-test-1/Mock Test 1 -Sajinlinks.docx
+++ b/mock-tests/mock-test-1/Mock Test 1 -Sajinlinks.docx
@@ -326,13 +326,8 @@
           <w:numId w:val="11"/>
         </w:numPr>
       </w:pPr>
-      <w:proofErr w:type="gramStart"/>
-      <w:r>
-        <w:t>[ ]</w:t>
-      </w:r>
-      <w:proofErr w:type="gramEnd"/>
-      <w:r>
-        <w:t xml:space="preserve"> to schedule dog training lessons</w:t>
+      <w:r>
+        <w:t>[ ] to schedule dog training lessons</w:t>
       </w:r>
     </w:p>
     <w:p>
@@ -342,13 +337,8 @@
           <w:numId w:val="11"/>
         </w:numPr>
       </w:pPr>
-      <w:proofErr w:type="gramStart"/>
-      <w:r>
-        <w:t>[ ]</w:t>
-      </w:r>
-      <w:proofErr w:type="gramEnd"/>
-      <w:r>
-        <w:t xml:space="preserve"> to purchase some souvenirs</w:t>
+      <w:r>
+        <w:t>[ ] to purchase some souvenirs</w:t>
       </w:r>
     </w:p>
     <w:p>
@@ -358,13 +348,8 @@
           <w:numId w:val="11"/>
         </w:numPr>
       </w:pPr>
-      <w:proofErr w:type="gramStart"/>
-      <w:r>
-        <w:t>[ ]</w:t>
-      </w:r>
-      <w:proofErr w:type="gramEnd"/>
-      <w:r>
-        <w:t xml:space="preserve"> to arrange for an overnight trip</w:t>
+      <w:r>
+        <w:t>[ ] to arrange for an overnight trip</w:t>
       </w:r>
     </w:p>
     <w:p>
@@ -374,13 +359,8 @@
           <w:numId w:val="11"/>
         </w:numPr>
       </w:pPr>
-      <w:proofErr w:type="gramStart"/>
-      <w:r>
-        <w:t>[ ]</w:t>
-      </w:r>
-      <w:proofErr w:type="gramEnd"/>
-      <w:r>
-        <w:t xml:space="preserve"> to pay for a dogsled excursion</w:t>
+      <w:r>
+        <w:t>[ ] to pay for a dogsled excursion</w:t>
       </w:r>
       <w:r>
         <w:br/>
@@ -427,13 +407,8 @@
           <w:numId w:val="12"/>
         </w:numPr>
       </w:pPr>
-      <w:proofErr w:type="gramStart"/>
-      <w:r>
-        <w:t>[ ]</w:t>
-      </w:r>
-      <w:proofErr w:type="gramEnd"/>
-      <w:r>
-        <w:t xml:space="preserve"> Her card is refused.</w:t>
+      <w:r>
+        <w:t>[ ] Her card is refused.</w:t>
       </w:r>
     </w:p>
     <w:p>
@@ -443,13 +418,8 @@
           <w:numId w:val="12"/>
         </w:numPr>
       </w:pPr>
-      <w:proofErr w:type="gramStart"/>
-      <w:r>
-        <w:t>[ ]</w:t>
-      </w:r>
-      <w:proofErr w:type="gramEnd"/>
-      <w:r>
-        <w:t xml:space="preserve"> She used a debit card.</w:t>
+      <w:r>
+        <w:t>[ ] She used a debit card.</w:t>
       </w:r>
     </w:p>
     <w:p>
@@ -459,13 +429,8 @@
           <w:numId w:val="12"/>
         </w:numPr>
       </w:pPr>
-      <w:proofErr w:type="gramStart"/>
-      <w:r>
-        <w:t>[ ]</w:t>
-      </w:r>
-      <w:proofErr w:type="gramEnd"/>
-      <w:r>
-        <w:t xml:space="preserve"> They don’t accept credit cards.</w:t>
+      <w:r>
+        <w:t>[ ] They don’t accept credit cards.</w:t>
       </w:r>
     </w:p>
     <w:p>
@@ -475,13 +440,8 @@
           <w:numId w:val="12"/>
         </w:numPr>
       </w:pPr>
-      <w:proofErr w:type="gramStart"/>
-      <w:r>
-        <w:t>[ ]</w:t>
-      </w:r>
-      <w:proofErr w:type="gramEnd"/>
-      <w:r>
-        <w:t xml:space="preserve"> Her credit card expired.</w:t>
+      <w:r>
+        <w:t>[ ] Her credit card expired.</w:t>
       </w:r>
     </w:p>
     <w:p>
@@ -596,13 +556,8 @@
           <w:numId w:val="13"/>
         </w:numPr>
       </w:pPr>
-      <w:proofErr w:type="gramStart"/>
-      <w:r>
-        <w:t>[ ]</w:t>
-      </w:r>
-      <w:proofErr w:type="gramEnd"/>
-      <w:r>
-        <w:t xml:space="preserve"> falling into the lake</w:t>
+      <w:r>
+        <w:t>[ ] falling into the lake</w:t>
       </w:r>
     </w:p>
     <w:p>
@@ -612,14 +567,9 @@
           <w:numId w:val="13"/>
         </w:numPr>
       </w:pPr>
-      <w:proofErr w:type="gramStart"/>
       <w:r>
         <w:lastRenderedPageBreak/>
-        <w:t>[ ]</w:t>
-      </w:r>
-      <w:proofErr w:type="gramEnd"/>
-      <w:r>
-        <w:t xml:space="preserve"> knowing where to go</w:t>
+        <w:t>[ ] knowing where to go</w:t>
       </w:r>
     </w:p>
     <w:p>
@@ -629,13 +579,8 @@
           <w:numId w:val="13"/>
         </w:numPr>
       </w:pPr>
-      <w:proofErr w:type="gramStart"/>
-      <w:r>
-        <w:t>[ ]</w:t>
-      </w:r>
-      <w:proofErr w:type="gramEnd"/>
-      <w:r>
-        <w:t xml:space="preserve"> going too fast</w:t>
+      <w:r>
+        <w:t>[ ] going too fast</w:t>
       </w:r>
     </w:p>
     <w:p>
@@ -645,13 +590,8 @@
           <w:numId w:val="13"/>
         </w:numPr>
       </w:pPr>
-      <w:proofErr w:type="gramStart"/>
-      <w:r>
-        <w:t>[ ]</w:t>
-      </w:r>
-      <w:proofErr w:type="gramEnd"/>
-      <w:r>
-        <w:t xml:space="preserve"> paying for the drive</w:t>
+      <w:r>
+        <w:t>[ ] paying for the drive</w:t>
       </w:r>
     </w:p>
     <w:p>
@@ -692,13 +632,8 @@
           <w:numId w:val="14"/>
         </w:numPr>
       </w:pPr>
-      <w:proofErr w:type="gramStart"/>
-      <w:r>
-        <w:t>[ ]</w:t>
-      </w:r>
-      <w:proofErr w:type="gramEnd"/>
-      <w:r>
-        <w:t xml:space="preserve"> She moves from side to side.</w:t>
+      <w:r>
+        <w:t>[ ] She moves from side to side.</w:t>
       </w:r>
     </w:p>
     <w:p>
@@ -708,13 +643,8 @@
           <w:numId w:val="14"/>
         </w:numPr>
       </w:pPr>
-      <w:proofErr w:type="gramStart"/>
-      <w:r>
-        <w:t>[ ]</w:t>
-      </w:r>
-      <w:proofErr w:type="gramEnd"/>
-      <w:r>
-        <w:t xml:space="preserve"> She steps on the brake.</w:t>
+      <w:r>
+        <w:t>[ ] She steps on the brake.</w:t>
       </w:r>
     </w:p>
     <w:p>
@@ -724,13 +654,8 @@
           <w:numId w:val="14"/>
         </w:numPr>
       </w:pPr>
-      <w:proofErr w:type="gramStart"/>
-      <w:r>
-        <w:t>[ ]</w:t>
-      </w:r>
-      <w:proofErr w:type="gramEnd"/>
-      <w:r>
-        <w:t xml:space="preserve"> She tells the dogs to stop.</w:t>
+      <w:r>
+        <w:t>[ ] She tells the dogs to stop.</w:t>
       </w:r>
     </w:p>
     <w:p>
@@ -740,13 +665,8 @@
           <w:numId w:val="14"/>
         </w:numPr>
       </w:pPr>
-      <w:proofErr w:type="gramStart"/>
-      <w:r>
-        <w:t>[ ]</w:t>
-      </w:r>
-      <w:proofErr w:type="gramEnd"/>
-      <w:r>
-        <w:t xml:space="preserve"> She pulls the reigns.</w:t>
+      <w:r>
+        <w:t>[ ] She pulls the reigns.</w:t>
       </w:r>
     </w:p>
     <w:p>
@@ -787,13 +707,8 @@
           <w:numId w:val="15"/>
         </w:numPr>
       </w:pPr>
-      <w:proofErr w:type="gramStart"/>
-      <w:r>
-        <w:t>[ ]</w:t>
-      </w:r>
-      <w:proofErr w:type="gramEnd"/>
-      <w:r>
-        <w:t xml:space="preserve"> to scare the woman</w:t>
+      <w:r>
+        <w:t>[ ] to scare the woman</w:t>
       </w:r>
     </w:p>
     <w:p>
@@ -803,13 +718,8 @@
           <w:numId w:val="15"/>
         </w:numPr>
       </w:pPr>
-      <w:proofErr w:type="gramStart"/>
-      <w:r>
-        <w:t>[ ]</w:t>
-      </w:r>
-      <w:proofErr w:type="gramEnd"/>
-      <w:r>
-        <w:t xml:space="preserve"> to confuse the woman</w:t>
+      <w:r>
+        <w:t>[ ] to confuse the woman</w:t>
       </w:r>
     </w:p>
     <w:p>
@@ -819,13 +729,8 @@
           <w:numId w:val="15"/>
         </w:numPr>
       </w:pPr>
-      <w:proofErr w:type="gramStart"/>
-      <w:r>
-        <w:t>[ ]</w:t>
-      </w:r>
-      <w:proofErr w:type="gramEnd"/>
-      <w:r>
-        <w:t xml:space="preserve"> to amuse the woman</w:t>
+      <w:r>
+        <w:t>[ ] to amuse the woman</w:t>
       </w:r>
     </w:p>
     <w:p>
@@ -835,13 +740,8 @@
           <w:numId w:val="15"/>
         </w:numPr>
       </w:pPr>
-      <w:proofErr w:type="gramStart"/>
-      <w:r>
-        <w:t>[ ]</w:t>
-      </w:r>
-      <w:proofErr w:type="gramEnd"/>
-      <w:r>
-        <w:t xml:space="preserve"> to reassure the woman</w:t>
+      <w:r>
+        <w:t>[ ] to reassure the woman</w:t>
       </w:r>
     </w:p>
     <w:p>
@@ -972,13 +872,8 @@
           <w:numId w:val="16"/>
         </w:numPr>
       </w:pPr>
-      <w:proofErr w:type="gramStart"/>
-      <w:r>
-        <w:t>[ ]</w:t>
-      </w:r>
-      <w:proofErr w:type="gramEnd"/>
-      <w:r>
-        <w:t xml:space="preserve"> for safety reasons</w:t>
+      <w:r>
+        <w:t>[ ] for safety reasons</w:t>
       </w:r>
     </w:p>
     <w:p>
@@ -988,13 +883,8 @@
           <w:numId w:val="16"/>
         </w:numPr>
       </w:pPr>
-      <w:proofErr w:type="gramStart"/>
-      <w:r>
-        <w:t>[ ]</w:t>
-      </w:r>
-      <w:proofErr w:type="gramEnd"/>
-      <w:r>
-        <w:t xml:space="preserve"> to give directions</w:t>
+      <w:r>
+        <w:t>[ ] to give directions</w:t>
       </w:r>
     </w:p>
     <w:p>
@@ -1004,13 +894,8 @@
           <w:numId w:val="16"/>
         </w:numPr>
       </w:pPr>
-      <w:proofErr w:type="gramStart"/>
-      <w:r>
-        <w:t>[ ]</w:t>
-      </w:r>
-      <w:proofErr w:type="gramEnd"/>
-      <w:r>
-        <w:t xml:space="preserve"> the woman asked him to</w:t>
+      <w:r>
+        <w:t>[ ] the woman asked him to</w:t>
       </w:r>
     </w:p>
     <w:p>
@@ -1020,13 +905,8 @@
           <w:numId w:val="16"/>
         </w:numPr>
       </w:pPr>
-      <w:proofErr w:type="gramStart"/>
-      <w:r>
-        <w:t>[ ]</w:t>
-      </w:r>
-      <w:proofErr w:type="gramEnd"/>
-      <w:r>
-        <w:t xml:space="preserve"> to help the woman stop</w:t>
+      <w:r>
+        <w:t>[ ] to help the woman stop</w:t>
       </w:r>
     </w:p>
     <w:p>
@@ -1063,13 +943,8 @@
           <w:numId w:val="17"/>
         </w:numPr>
       </w:pPr>
-      <w:proofErr w:type="gramStart"/>
-      <w:r>
-        <w:t>[ ]</w:t>
-      </w:r>
-      <w:proofErr w:type="gramEnd"/>
-      <w:r>
-        <w:t xml:space="preserve"> She wanted to thank the driver.</w:t>
+      <w:r>
+        <w:t>[ ] She wanted to thank the driver.</w:t>
       </w:r>
     </w:p>
     <w:p>
@@ -1079,13 +954,8 @@
           <w:numId w:val="17"/>
         </w:numPr>
       </w:pPr>
-      <w:proofErr w:type="gramStart"/>
-      <w:r>
-        <w:t>[ ]</w:t>
-      </w:r>
-      <w:proofErr w:type="gramEnd"/>
-      <w:r>
-        <w:t xml:space="preserve"> It was very annoying.</w:t>
+      <w:r>
+        <w:t>[ ] It was very annoying.</w:t>
       </w:r>
     </w:p>
     <w:p>
@@ -1095,13 +965,8 @@
           <w:numId w:val="17"/>
         </w:numPr>
       </w:pPr>
-      <w:proofErr w:type="gramStart"/>
-      <w:r>
-        <w:t>[ ]</w:t>
-      </w:r>
-      <w:proofErr w:type="gramEnd"/>
-      <w:r>
-        <w:t xml:space="preserve"> She was interested in driving one.</w:t>
+      <w:r>
+        <w:t>[ ] She was interested in driving one.</w:t>
       </w:r>
     </w:p>
     <w:p>
@@ -1111,13 +976,8 @@
           <w:numId w:val="17"/>
         </w:numPr>
       </w:pPr>
-      <w:proofErr w:type="gramStart"/>
-      <w:r>
-        <w:t>[ ]</w:t>
-      </w:r>
-      <w:proofErr w:type="gramEnd"/>
-      <w:r>
-        <w:t xml:space="preserve"> It frightened the dogs.</w:t>
+      <w:r>
+        <w:t>[ ] It frightened the dogs.</w:t>
       </w:r>
     </w:p>
     <w:p>
@@ -1158,13 +1018,8 @@
           <w:numId w:val="18"/>
         </w:numPr>
       </w:pPr>
-      <w:proofErr w:type="gramStart"/>
-      <w:r>
-        <w:t>[ ]</w:t>
-      </w:r>
-      <w:proofErr w:type="gramEnd"/>
-      <w:r>
-        <w:t xml:space="preserve"> Try it only if you can get a special rate.</w:t>
+      <w:r>
+        <w:t>[ ] Try it only if you can get a special rate.</w:t>
       </w:r>
     </w:p>
     <w:p>
@@ -1174,13 +1029,8 @@
           <w:numId w:val="18"/>
         </w:numPr>
       </w:pPr>
-      <w:proofErr w:type="gramStart"/>
-      <w:r>
-        <w:t>[ ]</w:t>
-      </w:r>
-      <w:proofErr w:type="gramEnd"/>
-      <w:r>
-        <w:t xml:space="preserve"> It is great for adventurous people.</w:t>
+      <w:r>
+        <w:t>[ ] It is great for adventurous people.</w:t>
       </w:r>
     </w:p>
     <w:p>
@@ -1190,13 +1040,8 @@
           <w:numId w:val="18"/>
         </w:numPr>
       </w:pPr>
-      <w:proofErr w:type="gramStart"/>
-      <w:r>
-        <w:t>[ ]</w:t>
-      </w:r>
-      <w:proofErr w:type="gramEnd"/>
-      <w:r>
-        <w:t xml:space="preserve"> Consider riding the sled as a passenger.</w:t>
+      <w:r>
+        <w:t>[ ] Consider riding the sled as a passenger.</w:t>
       </w:r>
     </w:p>
     <w:p>
@@ -1206,13 +1051,8 @@
           <w:numId w:val="18"/>
         </w:numPr>
       </w:pPr>
-      <w:proofErr w:type="gramStart"/>
-      <w:r>
-        <w:t>[ ]</w:t>
-      </w:r>
-      <w:proofErr w:type="gramEnd"/>
-      <w:r>
-        <w:t xml:space="preserve"> It is more suited to children than adults</w:t>
+      <w:r>
+        <w:t>[ ] It is more suited to children than adults</w:t>
       </w:r>
     </w:p>
     <w:p/>
@@ -1448,13 +1288,8 @@
           <w:numId w:val="19"/>
         </w:numPr>
       </w:pPr>
-      <w:proofErr w:type="gramStart"/>
-      <w:r>
-        <w:t>[ ]</w:t>
-      </w:r>
-      <w:proofErr w:type="gramEnd"/>
-      <w:r>
-        <w:t xml:space="preserve"> a newspaper subscription</w:t>
+      <w:r>
+        <w:t>[ ] a newspaper subscription</w:t>
       </w:r>
     </w:p>
     <w:p>
@@ -1464,13 +1299,8 @@
           <w:numId w:val="19"/>
         </w:numPr>
       </w:pPr>
-      <w:proofErr w:type="gramStart"/>
-      <w:r>
-        <w:t>[ ]</w:t>
-      </w:r>
-      <w:proofErr w:type="gramEnd"/>
-      <w:r>
-        <w:t xml:space="preserve"> a book series</w:t>
+      <w:r>
+        <w:t>[ ] a book series</w:t>
       </w:r>
     </w:p>
     <w:p>
@@ -1480,13 +1310,8 @@
           <w:numId w:val="19"/>
         </w:numPr>
       </w:pPr>
-      <w:proofErr w:type="gramStart"/>
-      <w:r>
-        <w:t>[ ]</w:t>
-      </w:r>
-      <w:proofErr w:type="gramEnd"/>
-      <w:r>
-        <w:t xml:space="preserve"> a gym membership</w:t>
+      <w:r>
+        <w:t>[ ] a gym membership</w:t>
       </w:r>
     </w:p>
     <w:p>
@@ -1496,13 +1321,8 @@
           <w:numId w:val="19"/>
         </w:numPr>
       </w:pPr>
-      <w:proofErr w:type="gramStart"/>
-      <w:r>
-        <w:t>[ ]</w:t>
-      </w:r>
-      <w:proofErr w:type="gramEnd"/>
-      <w:r>
-        <w:t xml:space="preserve"> a telephone plan</w:t>
+      <w:r>
+        <w:t>[ ] a telephone plan</w:t>
       </w:r>
     </w:p>
     <w:p>
@@ -1543,13 +1363,8 @@
           <w:numId w:val="20"/>
         </w:numPr>
       </w:pPr>
-      <w:proofErr w:type="gramStart"/>
-      <w:r>
-        <w:t>[ ]</w:t>
-      </w:r>
-      <w:proofErr w:type="gramEnd"/>
-      <w:r>
-        <w:t xml:space="preserve"> Manaz was a customer in the past.</w:t>
+      <w:r>
+        <w:t>[ ] Manaz was a customer in the past.</w:t>
       </w:r>
     </w:p>
     <w:p>
@@ -1559,13 +1374,8 @@
           <w:numId w:val="20"/>
         </w:numPr>
       </w:pPr>
-      <w:proofErr w:type="gramStart"/>
-      <w:r>
-        <w:t>[ ]</w:t>
-      </w:r>
-      <w:proofErr w:type="gramEnd"/>
-      <w:r>
-        <w:t xml:space="preserve"> He is a regular customer.</w:t>
+      <w:r>
+        <w:t>[ ] He is a regular customer.</w:t>
       </w:r>
     </w:p>
     <w:p>
@@ -1575,13 +1385,8 @@
           <w:numId w:val="20"/>
         </w:numPr>
       </w:pPr>
-      <w:proofErr w:type="gramStart"/>
-      <w:r>
-        <w:t>[ ]</w:t>
-      </w:r>
-      <w:proofErr w:type="gramEnd"/>
-      <w:r>
-        <w:t xml:space="preserve"> His name was on her list.</w:t>
+      <w:r>
+        <w:t>[ ] His name was on her list.</w:t>
       </w:r>
     </w:p>
     <w:p>
@@ -1591,14 +1396,9 @@
           <w:numId w:val="20"/>
         </w:numPr>
       </w:pPr>
-      <w:proofErr w:type="gramStart"/>
       <w:r>
         <w:lastRenderedPageBreak/>
-        <w:t>[ ]</w:t>
-      </w:r>
-      <w:proofErr w:type="gramEnd"/>
-      <w:r>
-        <w:t xml:space="preserve"> Manaz filled out an application form.</w:t>
+        <w:t>[ ] Manaz filled out an application form.</w:t>
       </w:r>
     </w:p>
     <w:p>
@@ -1639,13 +1439,8 @@
           <w:numId w:val="21"/>
         </w:numPr>
       </w:pPr>
-      <w:proofErr w:type="gramStart"/>
-      <w:r>
-        <w:t>[ ]</w:t>
-      </w:r>
-      <w:proofErr w:type="gramEnd"/>
-      <w:r>
-        <w:t xml:space="preserve"> interested</w:t>
+      <w:r>
+        <w:t>[ ] interested</w:t>
       </w:r>
     </w:p>
     <w:p>
@@ -1655,13 +1450,8 @@
           <w:numId w:val="21"/>
         </w:numPr>
       </w:pPr>
-      <w:proofErr w:type="gramStart"/>
-      <w:r>
-        <w:t>[ ]</w:t>
-      </w:r>
-      <w:proofErr w:type="gramEnd"/>
-      <w:r>
-        <w:t xml:space="preserve"> suspicious</w:t>
+      <w:r>
+        <w:t>[ ] suspicious</w:t>
       </w:r>
     </w:p>
     <w:p>
@@ -1671,13 +1461,8 @@
           <w:numId w:val="21"/>
         </w:numPr>
       </w:pPr>
-      <w:proofErr w:type="gramStart"/>
-      <w:r>
-        <w:t>[ ]</w:t>
-      </w:r>
-      <w:proofErr w:type="gramEnd"/>
-      <w:r>
-        <w:t xml:space="preserve"> pleased</w:t>
+      <w:r>
+        <w:t>[ ] pleased</w:t>
       </w:r>
     </w:p>
     <w:p>
@@ -1687,13 +1472,8 @@
           <w:numId w:val="21"/>
         </w:numPr>
       </w:pPr>
-      <w:proofErr w:type="gramStart"/>
-      <w:r>
-        <w:t>[ ]</w:t>
-      </w:r>
-      <w:proofErr w:type="gramEnd"/>
-      <w:r>
-        <w:t xml:space="preserve"> upset</w:t>
+      <w:r>
+        <w:t>[ ] upset</w:t>
       </w:r>
     </w:p>
     <w:p>
@@ -1734,13 +1514,8 @@
           <w:numId w:val="22"/>
         </w:numPr>
       </w:pPr>
-      <w:proofErr w:type="gramStart"/>
-      <w:r>
-        <w:t>[ ]</w:t>
-      </w:r>
-      <w:proofErr w:type="gramEnd"/>
-      <w:r>
-        <w:t xml:space="preserve"> She has never heard the name “Amir” before.</w:t>
+      <w:r>
+        <w:t>[ ] She has never heard the name “Amir” before.</w:t>
       </w:r>
     </w:p>
     <w:p>
@@ -1750,13 +1525,8 @@
           <w:numId w:val="22"/>
         </w:numPr>
       </w:pPr>
-      <w:proofErr w:type="gramStart"/>
-      <w:r>
-        <w:t>[ ]</w:t>
-      </w:r>
-      <w:proofErr w:type="gramEnd"/>
-      <w:r>
-        <w:t xml:space="preserve"> She is interested in the meanings of names.</w:t>
+      <w:r>
+        <w:t>[ ] She is interested in the meanings of names.</w:t>
       </w:r>
     </w:p>
     <w:p>
@@ -1766,13 +1536,8 @@
           <w:numId w:val="22"/>
         </w:numPr>
       </w:pPr>
-      <w:proofErr w:type="gramStart"/>
-      <w:r>
-        <w:t>[ ]</w:t>
-      </w:r>
-      <w:proofErr w:type="gramEnd"/>
-      <w:r>
-        <w:t xml:space="preserve"> She is going to write him an email.</w:t>
+      <w:r>
+        <w:t>[ ] She is going to write him an email.</w:t>
       </w:r>
     </w:p>
     <w:p>
@@ -1782,13 +1547,8 @@
           <w:numId w:val="22"/>
         </w:numPr>
       </w:pPr>
-      <w:proofErr w:type="gramStart"/>
-      <w:r>
-        <w:t>[ ]</w:t>
-      </w:r>
-      <w:proofErr w:type="gramEnd"/>
-      <w:r>
-        <w:t xml:space="preserve"> She would like to call him by his name.</w:t>
+      <w:r>
+        <w:t>[ ] She would like to call him by his name.</w:t>
       </w:r>
     </w:p>
     <w:p>
@@ -1829,13 +1589,8 @@
           <w:numId w:val="23"/>
         </w:numPr>
       </w:pPr>
-      <w:proofErr w:type="gramStart"/>
-      <w:r>
-        <w:t>[ ]</w:t>
-      </w:r>
-      <w:proofErr w:type="gramEnd"/>
-      <w:r>
-        <w:t xml:space="preserve"> the entire newspaper</w:t>
+      <w:r>
+        <w:t>[ ] the entire newspaper</w:t>
       </w:r>
     </w:p>
     <w:p>
@@ -1845,13 +1600,8 @@
           <w:numId w:val="23"/>
         </w:numPr>
       </w:pPr>
-      <w:proofErr w:type="gramStart"/>
-      <w:r>
-        <w:t>[ ]</w:t>
-      </w:r>
-      <w:proofErr w:type="gramEnd"/>
-      <w:r>
-        <w:t xml:space="preserve"> only local news stories</w:t>
+      <w:r>
+        <w:t>[ ] only local news stories</w:t>
       </w:r>
     </w:p>
     <w:p>
@@ -1861,13 +1611,8 @@
           <w:numId w:val="23"/>
         </w:numPr>
       </w:pPr>
-      <w:proofErr w:type="gramStart"/>
-      <w:r>
-        <w:t>[ ]</w:t>
-      </w:r>
-      <w:proofErr w:type="gramEnd"/>
-      <w:r>
-        <w:t xml:space="preserve"> a selection of articles</w:t>
+      <w:r>
+        <w:t>[ ] a selection of articles</w:t>
       </w:r>
     </w:p>
     <w:p>
@@ -1877,13 +1622,8 @@
           <w:numId w:val="23"/>
         </w:numPr>
       </w:pPr>
-      <w:proofErr w:type="gramStart"/>
-      <w:r>
-        <w:t>[ ]</w:t>
-      </w:r>
-      <w:proofErr w:type="gramEnd"/>
-      <w:r>
-        <w:t xml:space="preserve"> the sports highlights</w:t>
+      <w:r>
+        <w:t>[ ] the sports highlights</w:t>
       </w:r>
     </w:p>
     <w:p/>
@@ -2079,7 +1819,7 @@
           <w:rPr>
             <w:rStyle w:val="Hyperlink"/>
           </w:rPr>
-          <w:t>https://res.cloudinary.com/dkvsshy7n/video/upload/v1785338301/Listening_Test_1_-_Part_3_-_Audio_nk6pmi_ugrx14.mp3</w:t>
+          <w:t>https://res.cloudinary.com/dkvsshy7n/video/upload/v1786331722/Listening_Test_1_-_Part_3_-_Q1_eavvnb_in9hcf.mp3</w:t>
         </w:r>
       </w:hyperlink>
     </w:p>
@@ -2102,13 +1842,8 @@
           <w:numId w:val="24"/>
         </w:numPr>
       </w:pPr>
-      <w:proofErr w:type="gramStart"/>
-      <w:r>
-        <w:t>[ ]</w:t>
-      </w:r>
-      <w:proofErr w:type="gramEnd"/>
-      <w:r>
-        <w:t xml:space="preserve"> He wants her to replace another employee.</w:t>
+      <w:r>
+        <w:t>[ ] He wants her to replace another employee.</w:t>
       </w:r>
     </w:p>
     <w:p>
@@ -2118,13 +1853,8 @@
           <w:numId w:val="24"/>
         </w:numPr>
       </w:pPr>
-      <w:proofErr w:type="gramStart"/>
-      <w:r>
-        <w:t>[ ]</w:t>
-      </w:r>
-      <w:proofErr w:type="gramEnd"/>
-      <w:r>
-        <w:t xml:space="preserve"> He wants her to organize the classroom renovations.</w:t>
+      <w:r>
+        <w:t>[ ] He wants her to organize the classroom renovations.</w:t>
       </w:r>
     </w:p>
     <w:p>
@@ -2134,13 +1864,8 @@
           <w:numId w:val="24"/>
         </w:numPr>
       </w:pPr>
-      <w:proofErr w:type="gramStart"/>
-      <w:r>
-        <w:t>[ ]</w:t>
-      </w:r>
-      <w:proofErr w:type="gramEnd"/>
-      <w:r>
-        <w:t xml:space="preserve"> He wants her to bring a package to someone in Finance.</w:t>
+      <w:r>
+        <w:t>[ ] He wants her to bring a package to someone in Finance.</w:t>
       </w:r>
     </w:p>
     <w:p>
@@ -2150,13 +1875,8 @@
           <w:numId w:val="24"/>
         </w:numPr>
       </w:pPr>
-      <w:proofErr w:type="gramStart"/>
-      <w:r>
-        <w:t>[ ]</w:t>
-      </w:r>
-      <w:proofErr w:type="gramEnd"/>
-      <w:r>
-        <w:t xml:space="preserve"> He wants her to add a new task to her duties.</w:t>
+      <w:r>
+        <w:t>[ ] He wants her to add a new task to her duties.</w:t>
       </w:r>
     </w:p>
     <w:p>
@@ -2197,13 +1917,8 @@
           <w:numId w:val="25"/>
         </w:numPr>
       </w:pPr>
-      <w:proofErr w:type="gramStart"/>
-      <w:r>
-        <w:t>[ ]</w:t>
-      </w:r>
-      <w:proofErr w:type="gramEnd"/>
-      <w:r>
-        <w:t xml:space="preserve"> It is currently having financial difficulties.</w:t>
+      <w:r>
+        <w:t>[ ] It is currently having financial difficulties.</w:t>
       </w:r>
     </w:p>
     <w:p>
@@ -2213,13 +1928,8 @@
           <w:numId w:val="25"/>
         </w:numPr>
       </w:pPr>
-      <w:proofErr w:type="gramStart"/>
-      <w:r>
-        <w:t>[ ]</w:t>
-      </w:r>
-      <w:proofErr w:type="gramEnd"/>
-      <w:r>
-        <w:t xml:space="preserve"> It makes a lot of money renting rooms.</w:t>
+      <w:r>
+        <w:t>[ ] It makes a lot of money renting rooms.</w:t>
       </w:r>
     </w:p>
     <w:p>
@@ -2229,14 +1939,9 @@
           <w:numId w:val="25"/>
         </w:numPr>
       </w:pPr>
-      <w:proofErr w:type="gramStart"/>
       <w:r>
         <w:lastRenderedPageBreak/>
-        <w:t>[ ]</w:t>
-      </w:r>
-      <w:proofErr w:type="gramEnd"/>
-      <w:r>
-        <w:t xml:space="preserve"> It recently purchased new booking software.</w:t>
+        <w:t>[ ] It recently purchased new booking software.</w:t>
       </w:r>
     </w:p>
     <w:p>
@@ -2246,13 +1951,8 @@
           <w:numId w:val="25"/>
         </w:numPr>
       </w:pPr>
-      <w:proofErr w:type="gramStart"/>
-      <w:r>
-        <w:t>[ ]</w:t>
-      </w:r>
-      <w:proofErr w:type="gramEnd"/>
-      <w:r>
-        <w:t xml:space="preserve"> It holds regular first aid courses for students.</w:t>
+      <w:r>
+        <w:t>[ ] It holds regular first aid courses for students.</w:t>
       </w:r>
     </w:p>
     <w:p>
@@ -2293,13 +1993,8 @@
           <w:numId w:val="26"/>
         </w:numPr>
       </w:pPr>
-      <w:proofErr w:type="gramStart"/>
-      <w:r>
-        <w:t>[ ]</w:t>
-      </w:r>
-      <w:proofErr w:type="gramEnd"/>
-      <w:r>
-        <w:t xml:space="preserve"> a request for more than one room</w:t>
+      <w:r>
+        <w:t>[ ] a request for more than one room</w:t>
       </w:r>
     </w:p>
     <w:p>
@@ -2309,13 +2004,8 @@
           <w:numId w:val="26"/>
         </w:numPr>
       </w:pPr>
-      <w:proofErr w:type="gramStart"/>
-      <w:r>
-        <w:t>[ ]</w:t>
-      </w:r>
-      <w:proofErr w:type="gramEnd"/>
-      <w:r>
-        <w:t xml:space="preserve"> a refusal to pay the rental fee</w:t>
+      <w:r>
+        <w:t>[ ] a refusal to pay the rental fee</w:t>
       </w:r>
     </w:p>
     <w:p>
@@ -2325,13 +2015,8 @@
           <w:numId w:val="26"/>
         </w:numPr>
       </w:pPr>
-      <w:proofErr w:type="gramStart"/>
-      <w:r>
-        <w:t>[ ]</w:t>
-      </w:r>
-      <w:proofErr w:type="gramEnd"/>
-      <w:r>
-        <w:t xml:space="preserve"> a request for a room near a washroom</w:t>
+      <w:r>
+        <w:t>[ ] a request for a room near a washroom</w:t>
       </w:r>
     </w:p>
     <w:p>
@@ -2341,13 +2026,8 @@
           <w:numId w:val="26"/>
         </w:numPr>
       </w:pPr>
-      <w:proofErr w:type="gramStart"/>
-      <w:r>
-        <w:t>[ ]</w:t>
-      </w:r>
-      <w:proofErr w:type="gramEnd"/>
-      <w:r>
-        <w:t xml:space="preserve"> a complaint about the room sizes</w:t>
+      <w:r>
+        <w:t>[ ] a complaint about the room sizes</w:t>
       </w:r>
     </w:p>
     <w:p>
@@ -2388,21 +2068,8 @@
           <w:numId w:val="27"/>
         </w:numPr>
       </w:pPr>
-      <w:proofErr w:type="gramStart"/>
-      <w:r>
-        <w:t>[ ]</w:t>
-      </w:r>
-      <w:proofErr w:type="gramEnd"/>
-      <w:r>
-        <w:t xml:space="preserve"> </w:t>
-      </w:r>
-      <w:proofErr w:type="gramStart"/>
-      <w:r>
-        <w:t>so</w:t>
-      </w:r>
-      <w:proofErr w:type="gramEnd"/>
-      <w:r>
-        <w:t xml:space="preserve"> he can prepare the room</w:t>
+      <w:r>
+        <w:t>[ ] so he can prepare the room</w:t>
       </w:r>
     </w:p>
     <w:p>
@@ -2412,21 +2079,8 @@
           <w:numId w:val="27"/>
         </w:numPr>
       </w:pPr>
-      <w:proofErr w:type="gramStart"/>
-      <w:r>
-        <w:t>[ ]</w:t>
-      </w:r>
-      <w:proofErr w:type="gramEnd"/>
-      <w:r>
-        <w:t xml:space="preserve"> </w:t>
-      </w:r>
-      <w:proofErr w:type="gramStart"/>
-      <w:r>
-        <w:t>so</w:t>
-      </w:r>
-      <w:proofErr w:type="gramEnd"/>
-      <w:r>
-        <w:t xml:space="preserve"> he can reschedule the classes</w:t>
+      <w:r>
+        <w:t>[ ] so he can reschedule the classes</w:t>
       </w:r>
     </w:p>
     <w:p>
@@ -2436,21 +2090,8 @@
           <w:numId w:val="27"/>
         </w:numPr>
       </w:pPr>
-      <w:proofErr w:type="gramStart"/>
-      <w:r>
-        <w:t>[ ]</w:t>
-      </w:r>
-      <w:proofErr w:type="gramEnd"/>
-      <w:r>
-        <w:t xml:space="preserve"> </w:t>
-      </w:r>
-      <w:proofErr w:type="gramStart"/>
-      <w:r>
-        <w:t>so</w:t>
-      </w:r>
-      <w:proofErr w:type="gramEnd"/>
-      <w:r>
-        <w:t xml:space="preserve"> he can confirm the booking</w:t>
+      <w:r>
+        <w:t>[ ] so he can confirm the booking</w:t>
       </w:r>
     </w:p>
     <w:p>
@@ -2460,21 +2101,8 @@
           <w:numId w:val="27"/>
         </w:numPr>
       </w:pPr>
-      <w:proofErr w:type="gramStart"/>
-      <w:r>
-        <w:t>[ ]</w:t>
-      </w:r>
-      <w:proofErr w:type="gramEnd"/>
-      <w:r>
-        <w:t xml:space="preserve"> </w:t>
-      </w:r>
-      <w:proofErr w:type="gramStart"/>
-      <w:r>
-        <w:t>so</w:t>
-      </w:r>
-      <w:proofErr w:type="gramEnd"/>
-      <w:r>
-        <w:t xml:space="preserve"> he can send an invoice</w:t>
+      <w:r>
+        <w:t>[ ] so he can send an invoice</w:t>
       </w:r>
     </w:p>
     <w:p>
@@ -2515,13 +2143,8 @@
           <w:numId w:val="28"/>
         </w:numPr>
       </w:pPr>
-      <w:proofErr w:type="gramStart"/>
-      <w:r>
-        <w:t>[ ]</w:t>
-      </w:r>
-      <w:proofErr w:type="gramEnd"/>
-      <w:r>
-        <w:t xml:space="preserve"> contact her co-worker</w:t>
+      <w:r>
+        <w:t>[ ] contact her co-worker</w:t>
       </w:r>
     </w:p>
     <w:p>
@@ -2531,13 +2154,8 @@
           <w:numId w:val="28"/>
         </w:numPr>
       </w:pPr>
-      <w:proofErr w:type="gramStart"/>
-      <w:r>
-        <w:t>[ ]</w:t>
-      </w:r>
-      <w:proofErr w:type="gramEnd"/>
-      <w:r>
-        <w:t xml:space="preserve"> call the Community Centre</w:t>
+      <w:r>
+        <w:t>[ ] call the Community Centre</w:t>
       </w:r>
     </w:p>
     <w:p>
@@ -2547,13 +2165,8 @@
           <w:numId w:val="28"/>
         </w:numPr>
       </w:pPr>
-      <w:proofErr w:type="gramStart"/>
-      <w:r>
-        <w:t>[ ]</w:t>
-      </w:r>
-      <w:proofErr w:type="gramEnd"/>
-      <w:r>
-        <w:t xml:space="preserve"> offer an alternate date</w:t>
+      <w:r>
+        <w:t>[ ] offer an alternate date</w:t>
       </w:r>
     </w:p>
     <w:p>
@@ -2563,13 +2176,8 @@
           <w:numId w:val="28"/>
         </w:numPr>
       </w:pPr>
-      <w:proofErr w:type="gramStart"/>
-      <w:r>
-        <w:t>[ ]</w:t>
-      </w:r>
-      <w:proofErr w:type="gramEnd"/>
-      <w:r>
-        <w:t xml:space="preserve"> decline the booking request</w:t>
+      <w:r>
+        <w:t>[ ] decline the booking request</w:t>
       </w:r>
     </w:p>
     <w:p>
@@ -2610,13 +2218,8 @@
           <w:numId w:val="29"/>
         </w:numPr>
       </w:pPr>
-      <w:proofErr w:type="gramStart"/>
-      <w:r>
-        <w:t>[ ]</w:t>
-      </w:r>
-      <w:proofErr w:type="gramEnd"/>
-      <w:r>
-        <w:t xml:space="preserve"> confused</w:t>
+      <w:r>
+        <w:t>[ ] confused</w:t>
       </w:r>
     </w:p>
     <w:p>
@@ -2626,13 +2229,8 @@
           <w:numId w:val="29"/>
         </w:numPr>
       </w:pPr>
-      <w:proofErr w:type="gramStart"/>
-      <w:r>
-        <w:t>[ ]</w:t>
-      </w:r>
-      <w:proofErr w:type="gramEnd"/>
-      <w:r>
-        <w:t xml:space="preserve"> confident</w:t>
+      <w:r>
+        <w:t>[ ] confident</w:t>
       </w:r>
     </w:p>
     <w:p>
@@ -2642,13 +2240,8 @@
           <w:numId w:val="29"/>
         </w:numPr>
       </w:pPr>
-      <w:proofErr w:type="gramStart"/>
-      <w:r>
-        <w:t>[ ]</w:t>
-      </w:r>
-      <w:proofErr w:type="gramEnd"/>
-      <w:r>
-        <w:t xml:space="preserve"> angry</w:t>
+      <w:r>
+        <w:t>[ ] angry</w:t>
       </w:r>
     </w:p>
     <w:p>
@@ -2658,13 +2251,8 @@
           <w:numId w:val="29"/>
         </w:numPr>
       </w:pPr>
-      <w:proofErr w:type="gramStart"/>
-      <w:r>
-        <w:t>[ ]</w:t>
-      </w:r>
-      <w:proofErr w:type="gramEnd"/>
-      <w:r>
-        <w:t xml:space="preserve"> surprised</w:t>
+      <w:r>
+        <w:t>[ ] surprised</w:t>
       </w:r>
     </w:p>
     <w:p/>
@@ -2847,23 +2435,7 @@
           <w:b/>
           <w:bCs/>
         </w:rPr>
-        <w:t xml:space="preserve">Choose the best way to complete each statement from the drop-down menu </w:t>
-      </w:r>
-      <w:proofErr w:type="gramStart"/>
-      <w:r>
-        <w:rPr>
-          <w:b/>
-          <w:bCs/>
-        </w:rPr>
-        <w:t>(  )</w:t>
-      </w:r>
-      <w:proofErr w:type="gramEnd"/>
-      <w:r>
-        <w:rPr>
-          <w:b/>
-          <w:bCs/>
-        </w:rPr>
-        <w:t>.</w:t>
+        <w:t>Choose the best way to complete each statement from the drop-down menu (  ).</w:t>
       </w:r>
     </w:p>
     <w:p>
@@ -2903,13 +2475,8 @@
           <w:numId w:val="31"/>
         </w:numPr>
       </w:pPr>
-      <w:proofErr w:type="gramStart"/>
-      <w:r>
-        <w:t>[ ]</w:t>
-      </w:r>
-      <w:proofErr w:type="gramEnd"/>
-      <w:r>
-        <w:t xml:space="preserve"> giving away a $20 bill.</w:t>
+      <w:r>
+        <w:t>[ ] giving away a $20 bill.</w:t>
       </w:r>
     </w:p>
     <w:p>
@@ -2919,13 +2486,8 @@
           <w:numId w:val="31"/>
         </w:numPr>
       </w:pPr>
-      <w:proofErr w:type="gramStart"/>
-      <w:r>
-        <w:t>[ ]</w:t>
-      </w:r>
-      <w:proofErr w:type="gramEnd"/>
-      <w:r>
-        <w:t xml:space="preserve"> copying a $20 bill.</w:t>
+      <w:r>
+        <w:t>[ ] copying a $20 bill.</w:t>
       </w:r>
     </w:p>
     <w:p>
@@ -2935,13 +2497,8 @@
           <w:numId w:val="31"/>
         </w:numPr>
       </w:pPr>
-      <w:proofErr w:type="gramStart"/>
-      <w:r>
-        <w:t>[ ]</w:t>
-      </w:r>
-      <w:proofErr w:type="gramEnd"/>
-      <w:r>
-        <w:t xml:space="preserve"> making a $20 bill disappear.</w:t>
+      <w:r>
+        <w:t>[ ] making a $20 bill disappear.</w:t>
       </w:r>
     </w:p>
     <w:p>
@@ -2951,14 +2508,9 @@
           <w:numId w:val="31"/>
         </w:numPr>
       </w:pPr>
-      <w:proofErr w:type="gramStart"/>
       <w:r>
         <w:lastRenderedPageBreak/>
-        <w:t>[ ]</w:t>
-      </w:r>
-      <w:proofErr w:type="gramEnd"/>
-      <w:r>
-        <w:t xml:space="preserve"> tearing up a $20 bill.</w:t>
+        <w:t>[ ] tearing up a $20 bill.</w:t>
       </w:r>
     </w:p>
     <w:p>
@@ -2984,13 +2536,8 @@
           <w:numId w:val="32"/>
         </w:numPr>
       </w:pPr>
-      <w:proofErr w:type="gramStart"/>
-      <w:r>
-        <w:t>[ ]</w:t>
-      </w:r>
-      <w:proofErr w:type="gramEnd"/>
-      <w:r>
-        <w:t xml:space="preserve"> asked her father for another $20 bill.</w:t>
+      <w:r>
+        <w:t>[ ] asked her father for another $20 bill.</w:t>
       </w:r>
     </w:p>
     <w:p>
@@ -3000,13 +2547,8 @@
           <w:numId w:val="32"/>
         </w:numPr>
       </w:pPr>
-      <w:proofErr w:type="gramStart"/>
-      <w:r>
-        <w:t>[ ]</w:t>
-      </w:r>
-      <w:proofErr w:type="gramEnd"/>
-      <w:r>
-        <w:t xml:space="preserve"> took a picture of her $20 bill.</w:t>
+      <w:r>
+        <w:t>[ ] took a picture of her $20 bill.</w:t>
       </w:r>
     </w:p>
     <w:p>
@@ -3016,13 +2558,8 @@
           <w:numId w:val="32"/>
         </w:numPr>
       </w:pPr>
-      <w:proofErr w:type="gramStart"/>
-      <w:r>
-        <w:t>[ ]</w:t>
-      </w:r>
-      <w:proofErr w:type="gramEnd"/>
-      <w:r>
-        <w:t xml:space="preserve"> took a picture of the magician.</w:t>
+      <w:r>
+        <w:t>[ ] took a picture of the magician.</w:t>
       </w:r>
     </w:p>
     <w:p>
@@ -3032,13 +2569,8 @@
           <w:numId w:val="32"/>
         </w:numPr>
       </w:pPr>
-      <w:proofErr w:type="gramStart"/>
-      <w:r>
-        <w:t>[ ]</w:t>
-      </w:r>
-      <w:proofErr w:type="gramEnd"/>
-      <w:r>
-        <w:t xml:space="preserve"> wrote down the serial number.</w:t>
+      <w:r>
+        <w:t>[ ] wrote down the serial number.</w:t>
       </w:r>
     </w:p>
     <w:p>
@@ -3064,13 +2596,8 @@
           <w:numId w:val="33"/>
         </w:numPr>
       </w:pPr>
-      <w:proofErr w:type="gramStart"/>
-      <w:r>
-        <w:t>[ ]</w:t>
-      </w:r>
-      <w:proofErr w:type="gramEnd"/>
-      <w:r>
-        <w:t xml:space="preserve"> had different numbers.</w:t>
+      <w:r>
+        <w:t>[ ] had different numbers.</w:t>
       </w:r>
     </w:p>
     <w:p>
@@ -3080,13 +2607,8 @@
           <w:numId w:val="33"/>
         </w:numPr>
       </w:pPr>
-      <w:proofErr w:type="gramStart"/>
-      <w:r>
-        <w:t>[ ]</w:t>
-      </w:r>
-      <w:proofErr w:type="gramEnd"/>
-      <w:r>
-        <w:t xml:space="preserve"> had bigger numbers.</w:t>
+      <w:r>
+        <w:t>[ ] had bigger numbers.</w:t>
       </w:r>
     </w:p>
     <w:p>
@@ -3096,13 +2618,8 @@
           <w:numId w:val="33"/>
         </w:numPr>
       </w:pPr>
-      <w:proofErr w:type="gramStart"/>
-      <w:r>
-        <w:t>[ ]</w:t>
-      </w:r>
-      <w:proofErr w:type="gramEnd"/>
-      <w:r>
-        <w:t xml:space="preserve"> had a serial number.</w:t>
+      <w:r>
+        <w:t>[ ] had a serial number.</w:t>
       </w:r>
     </w:p>
     <w:p>
@@ -3112,13 +2629,8 @@
           <w:numId w:val="33"/>
         </w:numPr>
       </w:pPr>
-      <w:proofErr w:type="gramStart"/>
-      <w:r>
-        <w:t>[ ]</w:t>
-      </w:r>
-      <w:proofErr w:type="gramEnd"/>
-      <w:r>
-        <w:t xml:space="preserve"> had the same number.</w:t>
+      <w:r>
+        <w:t>[ ] had the same number.</w:t>
       </w:r>
     </w:p>
     <w:p>
@@ -3144,13 +2656,8 @@
           <w:numId w:val="34"/>
         </w:numPr>
       </w:pPr>
-      <w:proofErr w:type="gramStart"/>
-      <w:r>
-        <w:t>[ ]</w:t>
-      </w:r>
-      <w:proofErr w:type="gramEnd"/>
-      <w:r>
-        <w:t xml:space="preserve"> a course on currency.</w:t>
+      <w:r>
+        <w:t>[ ] a course on currency.</w:t>
       </w:r>
     </w:p>
     <w:p>
@@ -3160,13 +2667,8 @@
           <w:numId w:val="34"/>
         </w:numPr>
       </w:pPr>
-      <w:proofErr w:type="gramStart"/>
-      <w:r>
-        <w:t>[ ]</w:t>
-      </w:r>
-      <w:proofErr w:type="gramEnd"/>
-      <w:r>
-        <w:t xml:space="preserve"> a museum tour.</w:t>
+      <w:r>
+        <w:t>[ ] a museum tour.</w:t>
       </w:r>
     </w:p>
     <w:p>
@@ -3176,13 +2678,8 @@
           <w:numId w:val="34"/>
         </w:numPr>
       </w:pPr>
-      <w:proofErr w:type="gramStart"/>
-      <w:r>
-        <w:t>[ ]</w:t>
-      </w:r>
-      <w:proofErr w:type="gramEnd"/>
-      <w:r>
-        <w:t xml:space="preserve"> a school project.</w:t>
+      <w:r>
+        <w:t>[ ] a school project.</w:t>
       </w:r>
     </w:p>
     <w:p>
@@ -3192,13 +2689,8 @@
           <w:numId w:val="34"/>
         </w:numPr>
       </w:pPr>
-      <w:proofErr w:type="gramStart"/>
-      <w:r>
-        <w:t>[ ]</w:t>
-      </w:r>
-      <w:proofErr w:type="gramEnd"/>
-      <w:r>
-        <w:t xml:space="preserve"> training in fake money.</w:t>
+      <w:r>
+        <w:t>[ ] training in fake money.</w:t>
       </w:r>
     </w:p>
     <w:p>
@@ -3224,13 +2716,8 @@
           <w:numId w:val="35"/>
         </w:numPr>
       </w:pPr>
-      <w:proofErr w:type="gramStart"/>
-      <w:r>
-        <w:t>[ ]</w:t>
-      </w:r>
-      <w:proofErr w:type="gramEnd"/>
-      <w:r>
-        <w:t xml:space="preserve"> stole money from the bank.</w:t>
+      <w:r>
+        <w:t>[ ] stole money from the bank.</w:t>
       </w:r>
     </w:p>
     <w:p>
@@ -3240,13 +2727,8 @@
           <w:numId w:val="35"/>
         </w:numPr>
       </w:pPr>
-      <w:proofErr w:type="gramStart"/>
-      <w:r>
-        <w:t>[ ]</w:t>
-      </w:r>
-      <w:proofErr w:type="gramEnd"/>
-      <w:r>
-        <w:t xml:space="preserve"> stole money from his audience.</w:t>
+      <w:r>
+        <w:t>[ ] stole money from his audience.</w:t>
       </w:r>
     </w:p>
     <w:p>
@@ -3256,13 +2738,8 @@
           <w:numId w:val="35"/>
         </w:numPr>
       </w:pPr>
-      <w:proofErr w:type="gramStart"/>
-      <w:r>
-        <w:t>[ ]</w:t>
-      </w:r>
-      <w:proofErr w:type="gramEnd"/>
-      <w:r>
-        <w:t xml:space="preserve"> tore a $20 bill into pieces.</w:t>
+      <w:r>
+        <w:t>[ ] tore a $20 bill into pieces.</w:t>
       </w:r>
     </w:p>
     <w:p>
@@ -3272,13 +2749,8 @@
           <w:numId w:val="35"/>
         </w:numPr>
       </w:pPr>
-      <w:proofErr w:type="gramStart"/>
-      <w:r>
-        <w:t>[ ]</w:t>
-      </w:r>
-      <w:proofErr w:type="gramEnd"/>
-      <w:r>
-        <w:t xml:space="preserve"> used Patricia's $20 bill in his show.</w:t>
+      <w:r>
+        <w:t>[ ] used Patricia's $20 bill in his show.</w:t>
       </w:r>
     </w:p>
     <w:p/>
@@ -3442,23 +2914,7 @@
           <w:b/>
           <w:bCs/>
         </w:rPr>
-        <w:t xml:space="preserve">Choose the best way to complete each statement from the drop-down menu </w:t>
-      </w:r>
-      <w:proofErr w:type="gramStart"/>
-      <w:r>
-        <w:rPr>
-          <w:b/>
-          <w:bCs/>
-        </w:rPr>
-        <w:t>(  )</w:t>
-      </w:r>
-      <w:proofErr w:type="gramEnd"/>
-      <w:r>
-        <w:rPr>
-          <w:b/>
-          <w:bCs/>
-        </w:rPr>
-        <w:t>.</w:t>
+        <w:t>Choose the best way to complete each statement from the drop-down menu (  ).</w:t>
       </w:r>
     </w:p>
     <w:p>
@@ -3498,13 +2954,8 @@
           <w:numId w:val="37"/>
         </w:numPr>
       </w:pPr>
-      <w:proofErr w:type="gramStart"/>
-      <w:r>
-        <w:t>[ ]</w:t>
-      </w:r>
-      <w:proofErr w:type="gramEnd"/>
-      <w:r>
-        <w:t xml:space="preserve"> the recipient of the funds</w:t>
+      <w:r>
+        <w:t>[ ] the recipient of the funds</w:t>
       </w:r>
     </w:p>
     <w:p>
@@ -3514,13 +2965,8 @@
           <w:numId w:val="37"/>
         </w:numPr>
       </w:pPr>
-      <w:proofErr w:type="gramStart"/>
-      <w:r>
-        <w:t>[ ]</w:t>
-      </w:r>
-      <w:proofErr w:type="gramEnd"/>
-      <w:r>
-        <w:t xml:space="preserve"> the format of the event</w:t>
+      <w:r>
+        <w:t>[ ] the format of the event</w:t>
       </w:r>
     </w:p>
     <w:p>
@@ -3530,13 +2976,8 @@
           <w:numId w:val="37"/>
         </w:numPr>
       </w:pPr>
-      <w:proofErr w:type="gramStart"/>
-      <w:r>
-        <w:t>[ ]</w:t>
-      </w:r>
-      <w:proofErr w:type="gramEnd"/>
-      <w:r>
-        <w:t xml:space="preserve"> the schedule of the auction</w:t>
+      <w:r>
+        <w:t>[ ] the schedule of the auction</w:t>
       </w:r>
     </w:p>
     <w:p>
@@ -3546,13 +2987,8 @@
           <w:numId w:val="37"/>
         </w:numPr>
       </w:pPr>
-      <w:proofErr w:type="gramStart"/>
-      <w:r>
-        <w:t>[ ]</w:t>
-      </w:r>
-      <w:proofErr w:type="gramEnd"/>
-      <w:r>
-        <w:t xml:space="preserve"> the purpose of the fundraiser</w:t>
+      <w:r>
+        <w:t>[ ] the purpose of the fundraiser</w:t>
       </w:r>
     </w:p>
     <w:p>
@@ -3578,13 +3014,8 @@
           <w:numId w:val="38"/>
         </w:numPr>
       </w:pPr>
-      <w:proofErr w:type="gramStart"/>
-      <w:r>
-        <w:t>[ ]</w:t>
-      </w:r>
-      <w:proofErr w:type="gramEnd"/>
-      <w:r>
-        <w:t xml:space="preserve"> Eric’s wife asked the company for help.</w:t>
+      <w:r>
+        <w:t>[ ] Eric’s wife asked the company for help.</w:t>
       </w:r>
     </w:p>
     <w:p>
@@ -3594,13 +3025,8 @@
           <w:numId w:val="38"/>
         </w:numPr>
       </w:pPr>
-      <w:proofErr w:type="gramStart"/>
-      <w:r>
-        <w:t>[ ]</w:t>
-      </w:r>
-      <w:proofErr w:type="gramEnd"/>
-      <w:r>
-        <w:t xml:space="preserve"> The hospital wards are in bad condition.</w:t>
+      <w:r>
+        <w:t>[ ] The hospital wards are in bad condition.</w:t>
       </w:r>
     </w:p>
     <w:p>
@@ -3610,13 +3036,8 @@
           <w:numId w:val="38"/>
         </w:numPr>
       </w:pPr>
-      <w:proofErr w:type="gramStart"/>
-      <w:r>
-        <w:t>[ ]</w:t>
-      </w:r>
-      <w:proofErr w:type="gramEnd"/>
-      <w:r>
-        <w:t xml:space="preserve"> Their company regularly organizes fundraisers.</w:t>
+      <w:r>
+        <w:t>[ ] Their company regularly organizes fundraisers.</w:t>
       </w:r>
     </w:p>
     <w:p>
@@ -3626,13 +3047,8 @@
           <w:numId w:val="38"/>
         </w:numPr>
       </w:pPr>
-      <w:proofErr w:type="gramStart"/>
-      <w:r>
-        <w:t>[ ]</w:t>
-      </w:r>
-      <w:proofErr w:type="gramEnd"/>
-      <w:r>
-        <w:t xml:space="preserve"> The employees enjoy participating in silent auctions.</w:t>
+      <w:r>
+        <w:t>[ ] The employees enjoy participating in silent auctions.</w:t>
       </w:r>
     </w:p>
     <w:p>
@@ -3658,13 +3074,8 @@
           <w:numId w:val="39"/>
         </w:numPr>
       </w:pPr>
-      <w:proofErr w:type="gramStart"/>
-      <w:r>
-        <w:t>[ ]</w:t>
-      </w:r>
-      <w:proofErr w:type="gramEnd"/>
-      <w:r>
-        <w:t xml:space="preserve"> generating ideas</w:t>
+      <w:r>
+        <w:t>[ ] generating ideas</w:t>
       </w:r>
     </w:p>
     <w:p>
@@ -3674,13 +3085,8 @@
           <w:numId w:val="39"/>
         </w:numPr>
       </w:pPr>
-      <w:proofErr w:type="gramStart"/>
-      <w:r>
-        <w:t>[ ]</w:t>
-      </w:r>
-      <w:proofErr w:type="gramEnd"/>
-      <w:r>
-        <w:t xml:space="preserve"> finalizing details</w:t>
+      <w:r>
+        <w:t>[ ] finalizing details</w:t>
       </w:r>
     </w:p>
     <w:p>
@@ -3690,13 +3096,8 @@
           <w:numId w:val="39"/>
         </w:numPr>
       </w:pPr>
-      <w:proofErr w:type="gramStart"/>
-      <w:r>
-        <w:t>[ ]</w:t>
-      </w:r>
-      <w:proofErr w:type="gramEnd"/>
-      <w:r>
-        <w:t xml:space="preserve"> distributing tasks</w:t>
+      <w:r>
+        <w:t>[ ] distributing tasks</w:t>
       </w:r>
     </w:p>
     <w:p>
@@ -3706,13 +3107,8 @@
           <w:numId w:val="39"/>
         </w:numPr>
       </w:pPr>
-      <w:proofErr w:type="gramStart"/>
-      <w:r>
-        <w:t>[ ]</w:t>
-      </w:r>
-      <w:proofErr w:type="gramEnd"/>
-      <w:r>
-        <w:t xml:space="preserve"> awaiting approval</w:t>
+      <w:r>
+        <w:t>[ ] awaiting approval</w:t>
       </w:r>
     </w:p>
     <w:p>
@@ -3738,14 +3134,9 @@
           <w:numId w:val="40"/>
         </w:numPr>
       </w:pPr>
-      <w:proofErr w:type="gramStart"/>
       <w:r>
         <w:lastRenderedPageBreak/>
-        <w:t>[ ]</w:t>
-      </w:r>
-      <w:proofErr w:type="gramEnd"/>
-      <w:r>
-        <w:t xml:space="preserve"> the new fundraising strategy</w:t>
+        <w:t>[ ] the new fundraising strategy</w:t>
       </w:r>
     </w:p>
     <w:p>
@@ -3755,13 +3146,8 @@
           <w:numId w:val="40"/>
         </w:numPr>
       </w:pPr>
-      <w:proofErr w:type="gramStart"/>
-      <w:r>
-        <w:t>[ ]</w:t>
-      </w:r>
-      <w:proofErr w:type="gramEnd"/>
-      <w:r>
-        <w:t xml:space="preserve"> the chosen recipient of the funds</w:t>
+      <w:r>
+        <w:t>[ ] the chosen recipient of the funds</w:t>
       </w:r>
     </w:p>
     <w:p>
@@ -3771,13 +3157,8 @@
           <w:numId w:val="40"/>
         </w:numPr>
       </w:pPr>
-      <w:proofErr w:type="gramStart"/>
-      <w:r>
-        <w:t>[ ]</w:t>
-      </w:r>
-      <w:proofErr w:type="gramEnd"/>
-      <w:r>
-        <w:t xml:space="preserve"> the postponed meeting time</w:t>
+      <w:r>
+        <w:t>[ ] the postponed meeting time</w:t>
       </w:r>
     </w:p>
     <w:p>
@@ -3787,13 +3168,8 @@
           <w:numId w:val="40"/>
         </w:numPr>
       </w:pPr>
-      <w:proofErr w:type="gramStart"/>
-      <w:r>
-        <w:t>[ ]</w:t>
-      </w:r>
-      <w:proofErr w:type="gramEnd"/>
-      <w:r>
-        <w:t xml:space="preserve"> the traditional auction system</w:t>
+      <w:r>
+        <w:t>[ ] the traditional auction system</w:t>
       </w:r>
     </w:p>
     <w:p>
@@ -3819,13 +3195,8 @@
           <w:numId w:val="41"/>
         </w:numPr>
       </w:pPr>
-      <w:proofErr w:type="gramStart"/>
-      <w:r>
-        <w:t>[ ]</w:t>
-      </w:r>
-      <w:proofErr w:type="gramEnd"/>
-      <w:r>
-        <w:t xml:space="preserve"> Bidders know how much each person bids.</w:t>
+      <w:r>
+        <w:t>[ ] Bidders know how much each person bids.</w:t>
       </w:r>
     </w:p>
     <w:p>
@@ -3835,13 +3206,8 @@
           <w:numId w:val="41"/>
         </w:numPr>
       </w:pPr>
-      <w:proofErr w:type="gramStart"/>
-      <w:r>
-        <w:t>[ ]</w:t>
-      </w:r>
-      <w:proofErr w:type="gramEnd"/>
-      <w:r>
-        <w:t xml:space="preserve"> The highest bidders are notified immediately.</w:t>
+      <w:r>
+        <w:t>[ ] The highest bidders are notified immediately.</w:t>
       </w:r>
     </w:p>
     <w:p>
@@ -3851,13 +3217,8 @@
           <w:numId w:val="41"/>
         </w:numPr>
       </w:pPr>
-      <w:proofErr w:type="gramStart"/>
-      <w:r>
-        <w:t>[ ]</w:t>
-      </w:r>
-      <w:proofErr w:type="gramEnd"/>
-      <w:r>
-        <w:t xml:space="preserve"> It requires choosing an identification number.</w:t>
+      <w:r>
+        <w:t>[ ] It requires choosing an identification number.</w:t>
       </w:r>
     </w:p>
     <w:p>
@@ -3867,13 +3228,8 @@
           <w:numId w:val="41"/>
         </w:numPr>
       </w:pPr>
-      <w:proofErr w:type="gramStart"/>
-      <w:r>
-        <w:t>[ ]</w:t>
-      </w:r>
-      <w:proofErr w:type="gramEnd"/>
-      <w:r>
-        <w:t xml:space="preserve"> Bidders can make high bids for items they want.</w:t>
+      <w:r>
+        <w:t>[ ] Bidders can make high bids for items they want.</w:t>
       </w:r>
     </w:p>
     <w:p>
@@ -3899,13 +3255,8 @@
           <w:numId w:val="42"/>
         </w:numPr>
       </w:pPr>
-      <w:proofErr w:type="gramStart"/>
-      <w:r>
-        <w:t>[ ]</w:t>
-      </w:r>
-      <w:proofErr w:type="gramEnd"/>
-      <w:r>
-        <w:t xml:space="preserve"> It will make the auction longer.</w:t>
+      <w:r>
+        <w:t>[ ] It will make the auction longer.</w:t>
       </w:r>
     </w:p>
     <w:p>
@@ -3915,13 +3266,8 @@
           <w:numId w:val="42"/>
         </w:numPr>
       </w:pPr>
-      <w:proofErr w:type="gramStart"/>
-      <w:r>
-        <w:t>[ ]</w:t>
-      </w:r>
-      <w:proofErr w:type="gramEnd"/>
-      <w:r>
-        <w:t xml:space="preserve"> It will confuse experienced bidders.</w:t>
+      <w:r>
+        <w:t>[ ] It will confuse experienced bidders.</w:t>
       </w:r>
     </w:p>
     <w:p>
@@ -3931,13 +3277,8 @@
           <w:numId w:val="42"/>
         </w:numPr>
       </w:pPr>
-      <w:proofErr w:type="gramStart"/>
-      <w:r>
-        <w:t>[ ]</w:t>
-      </w:r>
-      <w:proofErr w:type="gramEnd"/>
-      <w:r>
-        <w:t xml:space="preserve"> It will encourage bidders to bid low.</w:t>
+      <w:r>
+        <w:t>[ ] It will encourage bidders to bid low.</w:t>
       </w:r>
     </w:p>
     <w:p>
@@ -3947,13 +3288,8 @@
           <w:numId w:val="42"/>
         </w:numPr>
       </w:pPr>
-      <w:proofErr w:type="gramStart"/>
-      <w:r>
-        <w:t>[ ]</w:t>
-      </w:r>
-      <w:proofErr w:type="gramEnd"/>
-      <w:r>
-        <w:t xml:space="preserve"> It will make the auction less efficient.</w:t>
+      <w:r>
+        <w:t>[ ] It will make the auction less efficient.</w:t>
       </w:r>
     </w:p>
     <w:p>
@@ -3979,13 +3315,8 @@
           <w:numId w:val="43"/>
         </w:numPr>
       </w:pPr>
-      <w:proofErr w:type="gramStart"/>
-      <w:r>
-        <w:t>[ ]</w:t>
-      </w:r>
-      <w:proofErr w:type="gramEnd"/>
-      <w:r>
-        <w:t xml:space="preserve"> The system is difficult to understand.</w:t>
+      <w:r>
+        <w:t>[ ] The system is difficult to understand.</w:t>
       </w:r>
     </w:p>
     <w:p>
@@ -3995,13 +3326,8 @@
           <w:numId w:val="43"/>
         </w:numPr>
       </w:pPr>
-      <w:proofErr w:type="gramStart"/>
-      <w:r>
-        <w:t>[ ]</w:t>
-      </w:r>
-      <w:proofErr w:type="gramEnd"/>
-      <w:r>
-        <w:t xml:space="preserve"> The bidding is too competitive.</w:t>
+      <w:r>
+        <w:t>[ ] The bidding is too competitive.</w:t>
       </w:r>
     </w:p>
     <w:p>
@@ -4011,13 +3337,8 @@
           <w:numId w:val="43"/>
         </w:numPr>
       </w:pPr>
-      <w:proofErr w:type="gramStart"/>
-      <w:r>
-        <w:t>[ ]</w:t>
-      </w:r>
-      <w:proofErr w:type="gramEnd"/>
-      <w:r>
-        <w:t xml:space="preserve"> Bidders' names are made public.</w:t>
+      <w:r>
+        <w:t>[ ] Bidders' names are made public.</w:t>
       </w:r>
     </w:p>
     <w:p>
@@ -4027,13 +3348,8 @@
           <w:numId w:val="43"/>
         </w:numPr>
       </w:pPr>
-      <w:proofErr w:type="gramStart"/>
-      <w:r>
-        <w:t>[ ]</w:t>
-      </w:r>
-      <w:proofErr w:type="gramEnd"/>
-      <w:r>
-        <w:t xml:space="preserve"> It takes too long to process the results.</w:t>
+      <w:r>
+        <w:t>[ ] It takes too long to process the results.</w:t>
       </w:r>
     </w:p>
     <w:p>
@@ -4059,13 +3375,8 @@
           <w:numId w:val="44"/>
         </w:numPr>
       </w:pPr>
-      <w:proofErr w:type="gramStart"/>
-      <w:r>
-        <w:t>[ ]</w:t>
-      </w:r>
-      <w:proofErr w:type="gramEnd"/>
-      <w:r>
-        <w:t xml:space="preserve"> They will do further research.</w:t>
+      <w:r>
+        <w:t>[ ] They will do further research.</w:t>
       </w:r>
     </w:p>
     <w:p>
@@ -4075,13 +3386,8 @@
           <w:numId w:val="44"/>
         </w:numPr>
       </w:pPr>
-      <w:proofErr w:type="gramStart"/>
-      <w:r>
-        <w:t>[ ]</w:t>
-      </w:r>
-      <w:proofErr w:type="gramEnd"/>
-      <w:r>
-        <w:t xml:space="preserve"> They will vote on the matter.</w:t>
+      <w:r>
+        <w:t>[ ] They will vote on the matter.</w:t>
       </w:r>
     </w:p>
     <w:p>
@@ -4091,13 +3397,8 @@
           <w:numId w:val="44"/>
         </w:numPr>
       </w:pPr>
-      <w:proofErr w:type="gramStart"/>
-      <w:r>
-        <w:t>[ ]</w:t>
-      </w:r>
-      <w:proofErr w:type="gramEnd"/>
-      <w:r>
-        <w:t xml:space="preserve"> They will request outside input.</w:t>
+      <w:r>
+        <w:t>[ ] They will request outside input.</w:t>
       </w:r>
     </w:p>
     <w:p>
@@ -4107,13 +3408,8 @@
           <w:numId w:val="44"/>
         </w:numPr>
       </w:pPr>
-      <w:proofErr w:type="gramStart"/>
-      <w:r>
-        <w:t>[ ]</w:t>
-      </w:r>
-      <w:proofErr w:type="gramEnd"/>
-      <w:r>
-        <w:t xml:space="preserve"> They will continue the debate later.</w:t>
+      <w:r>
+        <w:t>[ ] They will continue the debate later.</w:t>
       </w:r>
     </w:p>
     <w:p/>
@@ -4311,23 +3607,7 @@
           <w:b/>
           <w:bCs/>
         </w:rPr>
-        <w:t xml:space="preserve">Choose the best way to complete each statement from the drop-down menu </w:t>
-      </w:r>
-      <w:proofErr w:type="gramStart"/>
-      <w:r>
-        <w:rPr>
-          <w:b/>
-          <w:bCs/>
-        </w:rPr>
-        <w:t>(  )</w:t>
-      </w:r>
-      <w:proofErr w:type="gramEnd"/>
-      <w:r>
-        <w:rPr>
-          <w:b/>
-          <w:bCs/>
-        </w:rPr>
-        <w:t>.</w:t>
+        <w:t>Choose the best way to complete each statement from the drop-down menu (  ).</w:t>
       </w:r>
     </w:p>
     <w:p>
@@ -4367,13 +3647,8 @@
           <w:numId w:val="46"/>
         </w:numPr>
       </w:pPr>
-      <w:proofErr w:type="gramStart"/>
-      <w:r>
-        <w:t>[ ]</w:t>
-      </w:r>
-      <w:proofErr w:type="gramEnd"/>
-      <w:r>
-        <w:t xml:space="preserve"> approve a plan to redevelop the vacant land.</w:t>
+      <w:r>
+        <w:t>[ ] approve a plan to redevelop the vacant land.</w:t>
       </w:r>
     </w:p>
     <w:p>
@@ -4383,13 +3658,8 @@
           <w:numId w:val="46"/>
         </w:numPr>
       </w:pPr>
-      <w:proofErr w:type="gramStart"/>
-      <w:r>
-        <w:t>[ ]</w:t>
-      </w:r>
-      <w:proofErr w:type="gramEnd"/>
-      <w:r>
-        <w:t xml:space="preserve"> maintain the zoning bylaw for an area of land.</w:t>
+      <w:r>
+        <w:t>[ ] maintain the zoning bylaw for an area of land.</w:t>
       </w:r>
     </w:p>
     <w:p>
@@ -4399,13 +3669,8 @@
           <w:numId w:val="46"/>
         </w:numPr>
       </w:pPr>
-      <w:proofErr w:type="gramStart"/>
-      <w:r>
-        <w:t>[ ]</w:t>
-      </w:r>
-      <w:proofErr w:type="gramEnd"/>
-      <w:r>
-        <w:t xml:space="preserve"> work to reduce urban sprawl.</w:t>
+      <w:r>
+        <w:t>[ ] work to reduce urban sprawl.</w:t>
       </w:r>
     </w:p>
     <w:p>
@@ -4415,13 +3680,8 @@
           <w:numId w:val="46"/>
         </w:numPr>
       </w:pPr>
-      <w:proofErr w:type="gramStart"/>
-      <w:r>
-        <w:t>[ ]</w:t>
-      </w:r>
-      <w:proofErr w:type="gramEnd"/>
-      <w:r>
-        <w:t xml:space="preserve"> clean up a polluted local creek.</w:t>
+      <w:r>
+        <w:t>[ ] clean up a polluted local creek.</w:t>
       </w:r>
     </w:p>
     <w:p>
@@ -4447,13 +3707,8 @@
           <w:numId w:val="47"/>
         </w:numPr>
       </w:pPr>
-      <w:proofErr w:type="gramStart"/>
-      <w:r>
-        <w:t>[ ]</w:t>
-      </w:r>
-      <w:proofErr w:type="gramEnd"/>
-      <w:r>
-        <w:t xml:space="preserve"> are a good option for families with children.</w:t>
+      <w:r>
+        <w:t>[ ] are a good option for families with children.</w:t>
       </w:r>
     </w:p>
     <w:p>
@@ -4463,13 +3718,8 @@
           <w:numId w:val="47"/>
         </w:numPr>
       </w:pPr>
-      <w:proofErr w:type="gramStart"/>
-      <w:r>
-        <w:t>[ ]</w:t>
-      </w:r>
-      <w:proofErr w:type="gramEnd"/>
-      <w:r>
-        <w:t xml:space="preserve"> can help to preserve green space.</w:t>
+      <w:r>
+        <w:t>[ ] can help to preserve green space.</w:t>
       </w:r>
     </w:p>
     <w:p>
@@ -4479,13 +3729,8 @@
           <w:numId w:val="47"/>
         </w:numPr>
       </w:pPr>
-      <w:proofErr w:type="gramStart"/>
-      <w:r>
-        <w:t>[ ]</w:t>
-      </w:r>
-      <w:proofErr w:type="gramEnd"/>
-      <w:r>
-        <w:t xml:space="preserve"> could be built in addition to a park.</w:t>
+      <w:r>
+        <w:t>[ ] could be built in addition to a park.</w:t>
       </w:r>
     </w:p>
     <w:p>
@@ -4495,13 +3740,8 @@
           <w:numId w:val="47"/>
         </w:numPr>
       </w:pPr>
-      <w:proofErr w:type="gramStart"/>
-      <w:r>
-        <w:t>[ ]</w:t>
-      </w:r>
-      <w:proofErr w:type="gramEnd"/>
-      <w:r>
-        <w:t xml:space="preserve"> could put her community at risk.</w:t>
+      <w:r>
+        <w:t>[ ] could put her community at risk.</w:t>
       </w:r>
     </w:p>
     <w:p>
@@ -4527,13 +3767,8 @@
           <w:numId w:val="48"/>
         </w:numPr>
       </w:pPr>
-      <w:proofErr w:type="gramStart"/>
-      <w:r>
-        <w:t>[ ]</w:t>
-      </w:r>
-      <w:proofErr w:type="gramEnd"/>
-      <w:r>
-        <w:t xml:space="preserve"> has been rehabilitated by the surrounding community.</w:t>
+      <w:r>
+        <w:t>[ ] has been rehabilitated by the surrounding community.</w:t>
       </w:r>
     </w:p>
     <w:p>
@@ -4543,13 +3778,8 @@
           <w:numId w:val="48"/>
         </w:numPr>
       </w:pPr>
-      <w:proofErr w:type="gramStart"/>
-      <w:r>
-        <w:t>[ ]</w:t>
-      </w:r>
-      <w:proofErr w:type="gramEnd"/>
-      <w:r>
-        <w:t xml:space="preserve"> is an obstacle to development in the area.</w:t>
+      <w:r>
+        <w:t>[ ] is an obstacle to development in the area.</w:t>
       </w:r>
     </w:p>
     <w:p>
@@ -4559,14 +3789,9 @@
           <w:numId w:val="48"/>
         </w:numPr>
       </w:pPr>
-      <w:proofErr w:type="gramStart"/>
       <w:r>
         <w:lastRenderedPageBreak/>
-        <w:t>[ ]</w:t>
-      </w:r>
-      <w:proofErr w:type="gramEnd"/>
-      <w:r>
-        <w:t xml:space="preserve"> is endangered by the development proposal.</w:t>
+        <w:t>[ ] is endangered by the development proposal.</w:t>
       </w:r>
     </w:p>
     <w:p>
@@ -4576,13 +3801,8 @@
           <w:numId w:val="48"/>
         </w:numPr>
       </w:pPr>
-      <w:proofErr w:type="gramStart"/>
-      <w:r>
-        <w:t>[ ]</w:t>
-      </w:r>
-      <w:proofErr w:type="gramEnd"/>
-      <w:r>
-        <w:t xml:space="preserve"> may be developed into a nature walkway.</w:t>
+      <w:r>
+        <w:t>[ ] may be developed into a nature walkway.</w:t>
       </w:r>
     </w:p>
     <w:p>
@@ -4608,13 +3828,8 @@
           <w:numId w:val="49"/>
         </w:numPr>
       </w:pPr>
-      <w:proofErr w:type="gramStart"/>
-      <w:r>
-        <w:t>[ ]</w:t>
-      </w:r>
-      <w:proofErr w:type="gramEnd"/>
-      <w:r>
-        <w:t xml:space="preserve"> business community with several large retail chain stores.</w:t>
+      <w:r>
+        <w:t>[ ] business community with several large retail chain stores.</w:t>
       </w:r>
     </w:p>
     <w:p>
@@ -4624,13 +3839,8 @@
           <w:numId w:val="49"/>
         </w:numPr>
       </w:pPr>
-      <w:proofErr w:type="gramStart"/>
-      <w:r>
-        <w:t>[ ]</w:t>
-      </w:r>
-      <w:proofErr w:type="gramEnd"/>
-      <w:r>
-        <w:t xml:space="preserve"> compact community with a vibrant local economy.</w:t>
+      <w:r>
+        <w:t>[ ] compact community with a vibrant local economy.</w:t>
       </w:r>
     </w:p>
     <w:p>
@@ -4640,13 +3850,8 @@
           <w:numId w:val="49"/>
         </w:numPr>
       </w:pPr>
-      <w:proofErr w:type="gramStart"/>
-      <w:r>
-        <w:t>[ ]</w:t>
-      </w:r>
-      <w:proofErr w:type="gramEnd"/>
-      <w:r>
-        <w:t xml:space="preserve"> mixed community combining high-rise offices and apartments.</w:t>
+      <w:r>
+        <w:t>[ ] mixed community combining high-rise offices and apartments.</w:t>
       </w:r>
     </w:p>
     <w:p>
@@ -4656,13 +3861,8 @@
           <w:numId w:val="49"/>
         </w:numPr>
       </w:pPr>
-      <w:proofErr w:type="gramStart"/>
-      <w:r>
-        <w:t>[ ]</w:t>
-      </w:r>
-      <w:proofErr w:type="gramEnd"/>
-      <w:r>
-        <w:t xml:space="preserve"> sprawling residential community for families with children.</w:t>
+      <w:r>
+        <w:t>[ ] sprawling residential community for families with children.</w:t>
       </w:r>
     </w:p>
     <w:p>
@@ -4704,13 +3904,8 @@
           <w:numId w:val="50"/>
         </w:numPr>
       </w:pPr>
-      <w:proofErr w:type="gramStart"/>
-      <w:r>
-        <w:t>[ ]</w:t>
-      </w:r>
-      <w:proofErr w:type="gramEnd"/>
-      <w:r>
-        <w:t xml:space="preserve"> both economic and community interests can be satisfied.</w:t>
+      <w:r>
+        <w:t>[ ] both economic and community interests can be satisfied.</w:t>
       </w:r>
     </w:p>
     <w:p>
@@ -4720,13 +3915,8 @@
           <w:numId w:val="50"/>
         </w:numPr>
       </w:pPr>
-      <w:proofErr w:type="gramStart"/>
-      <w:r>
-        <w:t>[ ]</w:t>
-      </w:r>
-      <w:proofErr w:type="gramEnd"/>
-      <w:r>
-        <w:t xml:space="preserve"> development of the area may lead to </w:t>
+      <w:r>
+        <w:t xml:space="preserve">[ ] development of the area may lead to </w:t>
       </w:r>
       <w:proofErr w:type="spellStart"/>
       <w:r>
@@ -4744,13 +3934,8 @@
           <w:numId w:val="50"/>
         </w:numPr>
       </w:pPr>
-      <w:proofErr w:type="gramStart"/>
-      <w:r>
-        <w:t>[ ]</w:t>
-      </w:r>
-      <w:proofErr w:type="gramEnd"/>
-      <w:r>
-        <w:t xml:space="preserve"> more rezoning should be done along the north bank of the river.</w:t>
+      <w:r>
+        <w:t>[ ] more rezoning should be done along the north bank of the river.</w:t>
       </w:r>
     </w:p>
     <w:p>
@@ -4760,13 +3945,8 @@
           <w:numId w:val="50"/>
         </w:numPr>
       </w:pPr>
-      <w:proofErr w:type="gramStart"/>
-      <w:r>
-        <w:t>[ ]</w:t>
-      </w:r>
-      <w:proofErr w:type="gramEnd"/>
-      <w:r>
-        <w:t xml:space="preserve"> Stanley Creek is a problematic location for a park.</w:t>
+      <w:r>
+        <w:t>[ ] Stanley Creek is a problematic location for a park.</w:t>
       </w:r>
     </w:p>
     <w:p>
@@ -4792,13 +3972,8 @@
           <w:numId w:val="51"/>
         </w:numPr>
       </w:pPr>
-      <w:proofErr w:type="gramStart"/>
-      <w:r>
-        <w:t>[ ]</w:t>
-      </w:r>
-      <w:proofErr w:type="gramEnd"/>
-      <w:r>
-        <w:t xml:space="preserve"> Mother of two, Eleanor Wentworth, will be disappointed.</w:t>
+      <w:r>
+        <w:t>[ ] Mother of two, Eleanor Wentworth, will be disappointed.</w:t>
       </w:r>
     </w:p>
     <w:p>
@@ -4808,13 +3983,8 @@
           <w:numId w:val="51"/>
         </w:numPr>
       </w:pPr>
-      <w:proofErr w:type="gramStart"/>
-      <w:r>
-        <w:t>[ ]</w:t>
-      </w:r>
-      <w:proofErr w:type="gramEnd"/>
-      <w:r>
-        <w:t xml:space="preserve"> City Councillor, Emma Orr, will feel the need for more negotiations.</w:t>
+      <w:r>
+        <w:t>[ ] City Councillor, Emma Orr, will feel the need for more negotiations.</w:t>
       </w:r>
     </w:p>
     <w:p>
@@ -4824,13 +3994,8 @@
           <w:numId w:val="51"/>
         </w:numPr>
       </w:pPr>
-      <w:proofErr w:type="gramStart"/>
-      <w:r>
-        <w:t>[ ]</w:t>
-      </w:r>
-      <w:proofErr w:type="gramEnd"/>
-      <w:r>
-        <w:t xml:space="preserve"> Developer Nelson will worry about the building costs.</w:t>
+      <w:r>
+        <w:t>[ ] Developer Nelson will worry about the building costs.</w:t>
       </w:r>
     </w:p>
     <w:p>
@@ -4840,13 +4005,8 @@
           <w:numId w:val="51"/>
         </w:numPr>
       </w:pPr>
-      <w:proofErr w:type="gramStart"/>
-      <w:r>
-        <w:t>[ ]</w:t>
-      </w:r>
-      <w:proofErr w:type="gramEnd"/>
-      <w:r>
-        <w:t xml:space="preserve"> The children will be happy with their new play area.</w:t>
+      <w:r>
+        <w:t>[ ] The children will be happy with their new play area.</w:t>
       </w:r>
     </w:p>
     <w:p/>
@@ -5203,23 +4363,7 @@
           <w:bCs/>
         </w:rPr>
         <w:br/>
-        <w:t xml:space="preserve">Has everyone adjusted to their new city yet? I know moving to Vancouver might have been difficult on your family, but you made the right choice. You would have been crazy to pass up such an amazing opportunity. </w:t>
-      </w:r>
-      <w:proofErr w:type="gramStart"/>
-      <w:r>
-        <w:rPr>
-          <w:b/>
-          <w:bCs/>
-        </w:rPr>
-        <w:t>That being said, the</w:t>
-      </w:r>
-      <w:proofErr w:type="gramEnd"/>
-      <w:r>
-        <w:rPr>
-          <w:b/>
-          <w:bCs/>
-        </w:rPr>
-        <w:t xml:space="preserve"> office sure isn’t the same without you!</w:t>
+        <w:t>Has everyone adjusted to their new city yet? I know moving to Vancouver might have been difficult on your family, but you made the right choice. You would have been crazy to pass up such an amazing opportunity. That being said, the office sure isn’t the same without you!</w:t>
       </w:r>
     </w:p>
     <w:p>
@@ -5249,111 +4393,22 @@
           <w:b/>
           <w:bCs/>
         </w:rPr>
-        <w:t xml:space="preserve">We decided to bring Sparky, figuring he’d love running around </w:t>
-      </w:r>
-      <w:proofErr w:type="gramStart"/>
-      <w:r>
-        <w:rPr>
-          <w:b/>
-          <w:bCs/>
-        </w:rPr>
-        <w:t>off-leash</w:t>
-      </w:r>
-      <w:proofErr w:type="gramEnd"/>
-      <w:r>
-        <w:rPr>
-          <w:b/>
-          <w:bCs/>
-        </w:rPr>
-        <w:t xml:space="preserve">. Big mistake! We’d been hiking for about 2 hours when Sparky, having spotted something interesting, suddenly tore off into the bush. Worried he’d get </w:t>
-      </w:r>
-      <w:proofErr w:type="gramStart"/>
-      <w:r>
-        <w:rPr>
-          <w:b/>
-          <w:bCs/>
-        </w:rPr>
-        <w:t>lost,</w:t>
-      </w:r>
-      <w:proofErr w:type="gramEnd"/>
-      <w:r>
-        <w:rPr>
-          <w:b/>
-          <w:bCs/>
-        </w:rPr>
-        <w:t xml:space="preserve"> we went chasing after him. Apparently, however, we should’ve been more worried about ourselves getting lost. By the time we’d caught up with him, the trail was nowhere in </w:t>
-      </w:r>
-      <w:proofErr w:type="gramStart"/>
-      <w:r>
-        <w:rPr>
-          <w:b/>
-          <w:bCs/>
-        </w:rPr>
-        <w:t>sight</w:t>
-      </w:r>
-      <w:proofErr w:type="gramEnd"/>
-      <w:r>
-        <w:rPr>
-          <w:b/>
-          <w:bCs/>
-        </w:rPr>
-        <w:t xml:space="preserve"> and we had no idea where we were. While Sparky sat wagging his tail, thinking this was the best game ever, Kelly and I panicked. Since we hadn’t told anyone where we were going, it made no sense to stay put and wait for help. </w:t>
-      </w:r>
-      <w:proofErr w:type="gramStart"/>
-      <w:r>
-        <w:rPr>
-          <w:b/>
-          <w:bCs/>
-        </w:rPr>
-        <w:t>So</w:t>
-      </w:r>
-      <w:proofErr w:type="gramEnd"/>
-      <w:r>
-        <w:rPr>
-          <w:b/>
-          <w:bCs/>
-        </w:rPr>
-        <w:t xml:space="preserve"> we decided to keep walking, hoping we’d picked the right direction. Five hours later, with no sight of the trail and a darkening sky, we had our doubts. Amazingly, just as we started to think all was lost, we stumbled across an abandoned ranger cabin. There wasn’t much inside, but it had the essentials: a map, a compass, a few cans of beans, and a bed. Having eaten the last of our food hours ago, we quickly dug into the beans. Then, exhausted, we collapsed into bed. The next </w:t>
-      </w:r>
-      <w:proofErr w:type="gramStart"/>
-      <w:r>
-        <w:rPr>
-          <w:b/>
-          <w:bCs/>
-        </w:rPr>
-        <w:t>morning</w:t>
-      </w:r>
-      <w:proofErr w:type="gramEnd"/>
-      <w:r>
-        <w:rPr>
-          <w:b/>
-          <w:bCs/>
-        </w:rPr>
-        <w:t xml:space="preserve"> we used the map and compass to lead us out of the woods. It turns out we’d only been a few kilometres from our car!</w:t>
-      </w:r>
-    </w:p>
-    <w:p>
-      <w:pPr>
-        <w:rPr>
-          <w:b/>
-          <w:bCs/>
-        </w:rPr>
-      </w:pPr>
-      <w:proofErr w:type="gramStart"/>
-      <w:r>
-        <w:rPr>
-          <w:b/>
-          <w:bCs/>
-        </w:rPr>
-        <w:t>Needless to say, I</w:t>
-      </w:r>
-      <w:proofErr w:type="gramEnd"/>
-      <w:r>
-        <w:rPr>
-          <w:b/>
-          <w:bCs/>
-        </w:rPr>
-        <w:t xml:space="preserve"> have no intention of venturing back into the woods any time soon. Make sure to be careful if you do any hiking out there. It’s easier to get lost than you think!</w:t>
+        <w:t>We decided to bring Sparky, figuring he’d love running around off-leash. Big mistake! We’d been hiking for about 2 hours when Sparky, having spotted something interesting, suddenly tore off into the bush. Worried he’d get lost, we went chasing after him. Apparently, however, we should’ve been more worried about ourselves getting lost. By the time we’d caught up with him, the trail was nowhere in sight and we had no idea where we were. While Sparky sat wagging his tail, thinking this was the best game ever, Kelly and I panicked. Since we hadn’t told anyone where we were going, it made no sense to stay put and wait for help. So we decided to keep walking, hoping we’d picked the right direction. Five hours later, with no sight of the trail and a darkening sky, we had our doubts. Amazingly, just as we started to think all was lost, we stumbled across an abandoned ranger cabin. There wasn’t much inside, but it had the essentials: a map, a compass, a few cans of beans, and a bed. Having eaten the last of our food hours ago, we quickly dug into the beans. Then, exhausted, we collapsed into bed. The next morning we used the map and compass to lead us out of the woods. It turns out we’d only been a few kilometres from our car!</w:t>
+      </w:r>
+    </w:p>
+    <w:p>
+      <w:pPr>
+        <w:rPr>
+          <w:b/>
+          <w:bCs/>
+        </w:rPr>
+      </w:pPr>
+      <w:r>
+        <w:rPr>
+          <w:b/>
+          <w:bCs/>
+        </w:rPr>
+        <w:t>Needless to say, I have no intention of venturing back into the woods any time soon. Make sure to be careful if you do any hiking out there. It’s easier to get lost than you think!</w:t>
       </w:r>
     </w:p>
     <w:p>
@@ -5411,23 +4466,7 @@
           <w:b/>
           <w:bCs/>
         </w:rPr>
-        <w:t xml:space="preserve">Using the drop-down menu </w:t>
-      </w:r>
-      <w:proofErr w:type="gramStart"/>
-      <w:r>
-        <w:rPr>
-          <w:b/>
-          <w:bCs/>
-        </w:rPr>
-        <w:t>(  )</w:t>
-      </w:r>
-      <w:proofErr w:type="gramEnd"/>
-      <w:r>
-        <w:rPr>
-          <w:b/>
-          <w:bCs/>
-        </w:rPr>
-        <w:t>, choose the best option according to the information given in the message.</w:t>
+        <w:t>Using the drop-down menu (  ), choose the best option according to the information given in the message.</w:t>
       </w:r>
     </w:p>
     <w:p>
@@ -5480,116 +4519,52 @@
           <w:b/>
           <w:bCs/>
         </w:rPr>
-        <w:t xml:space="preserve">- </w:t>
-      </w:r>
-      <w:proofErr w:type="gramStart"/>
-      <w:r>
-        <w:rPr>
-          <w:b/>
-          <w:bCs/>
-        </w:rPr>
-        <w:t>[ ]</w:t>
-      </w:r>
-      <w:proofErr w:type="gramEnd"/>
-      <w:r>
-        <w:rPr>
-          <w:b/>
-          <w:bCs/>
-        </w:rPr>
-        <w:t xml:space="preserve">  have lived in Vancouver for many years.</w:t>
-      </w:r>
-    </w:p>
-    <w:p>
-      <w:pPr>
-        <w:rPr>
-          <w:b/>
-          <w:bCs/>
-        </w:rPr>
-      </w:pPr>
-      <w:r>
-        <w:rPr>
-          <w:b/>
-          <w:bCs/>
-        </w:rPr>
-        <w:t xml:space="preserve">- </w:t>
-      </w:r>
-      <w:proofErr w:type="gramStart"/>
-      <w:r>
-        <w:rPr>
-          <w:b/>
-          <w:bCs/>
-        </w:rPr>
-        <w:t>[ ]</w:t>
-      </w:r>
-      <w:proofErr w:type="gramEnd"/>
-      <w:r>
-        <w:rPr>
-          <w:b/>
-          <w:bCs/>
-        </w:rPr>
-        <w:t xml:space="preserve">  will soon be moving to Vancouver.</w:t>
-      </w:r>
-    </w:p>
-    <w:p>
-      <w:pPr>
-        <w:rPr>
-          <w:b/>
-          <w:bCs/>
-        </w:rPr>
-      </w:pPr>
-      <w:r>
-        <w:rPr>
-          <w:b/>
-          <w:bCs/>
-        </w:rPr>
-        <w:t xml:space="preserve">- </w:t>
-      </w:r>
-      <w:proofErr w:type="gramStart"/>
-      <w:r>
-        <w:rPr>
-          <w:b/>
-          <w:bCs/>
-        </w:rPr>
-        <w:t>[ ]</w:t>
-      </w:r>
-      <w:proofErr w:type="gramEnd"/>
-      <w:r>
-        <w:rPr>
-          <w:b/>
-          <w:bCs/>
-        </w:rPr>
-        <w:t xml:space="preserve">  no longer live in Vancouver</w:t>
-      </w:r>
-    </w:p>
-    <w:p>
-      <w:pPr>
-        <w:rPr>
-          <w:b/>
-          <w:bCs/>
-        </w:rPr>
-      </w:pPr>
-      <w:r>
-        <w:rPr>
-          <w:b/>
-          <w:bCs/>
-        </w:rPr>
-        <w:t xml:space="preserve">- </w:t>
-      </w:r>
-      <w:proofErr w:type="gramStart"/>
-      <w:r>
-        <w:rPr>
-          <w:b/>
-          <w:bCs/>
-        </w:rPr>
-        <w:t>[ ]</w:t>
-      </w:r>
-      <w:proofErr w:type="gramEnd"/>
-      <w:r>
-        <w:rPr>
-          <w:b/>
-          <w:bCs/>
-        </w:rPr>
-        <w:t xml:space="preserve">  recently moved to Vancouver.</w:t>
+        <w:t>- [ ]  have lived in Vancouver for many years.</w:t>
+      </w:r>
+    </w:p>
+    <w:p>
+      <w:pPr>
+        <w:rPr>
+          <w:b/>
+          <w:bCs/>
+        </w:rPr>
+      </w:pPr>
+      <w:r>
+        <w:rPr>
+          <w:b/>
+          <w:bCs/>
+        </w:rPr>
+        <w:t>- [ ]  will soon be moving to Vancouver.</w:t>
+      </w:r>
+    </w:p>
+    <w:p>
+      <w:pPr>
+        <w:rPr>
+          <w:b/>
+          <w:bCs/>
+        </w:rPr>
+      </w:pPr>
+      <w:r>
+        <w:rPr>
+          <w:b/>
+          <w:bCs/>
+        </w:rPr>
+        <w:t>- [ ]  no longer live in Vancouver</w:t>
+      </w:r>
+    </w:p>
+    <w:p>
+      <w:pPr>
+        <w:rPr>
+          <w:b/>
+          <w:bCs/>
+        </w:rPr>
+      </w:pPr>
+      <w:r>
+        <w:rPr>
+          <w:b/>
+          <w:bCs/>
+        </w:rPr>
+        <w:t>- [ ]  recently moved to Vancouver.</w:t>
       </w:r>
     </w:p>
     <w:p>
@@ -5634,116 +4609,52 @@
           <w:b/>
           <w:bCs/>
         </w:rPr>
-        <w:t xml:space="preserve">- </w:t>
-      </w:r>
-      <w:proofErr w:type="gramStart"/>
-      <w:r>
-        <w:rPr>
-          <w:b/>
-          <w:bCs/>
-        </w:rPr>
-        <w:t>[ ]</w:t>
-      </w:r>
-      <w:proofErr w:type="gramEnd"/>
-      <w:r>
-        <w:rPr>
-          <w:b/>
-          <w:bCs/>
-        </w:rPr>
-        <w:t xml:space="preserve">  they both love the outdoors.</w:t>
-      </w:r>
-    </w:p>
-    <w:p>
-      <w:pPr>
-        <w:rPr>
-          <w:b/>
-          <w:bCs/>
-        </w:rPr>
-      </w:pPr>
-      <w:r>
-        <w:rPr>
-          <w:b/>
-          <w:bCs/>
-        </w:rPr>
-        <w:t xml:space="preserve">- </w:t>
-      </w:r>
-      <w:proofErr w:type="gramStart"/>
-      <w:r>
-        <w:rPr>
-          <w:b/>
-          <w:bCs/>
-        </w:rPr>
-        <w:t>[ ]</w:t>
-      </w:r>
-      <w:proofErr w:type="gramEnd"/>
-      <w:r>
-        <w:rPr>
-          <w:b/>
-          <w:bCs/>
-        </w:rPr>
-        <w:t xml:space="preserve">  it is something Kelly enjoys.</w:t>
-      </w:r>
-    </w:p>
-    <w:p>
-      <w:pPr>
-        <w:rPr>
-          <w:b/>
-          <w:bCs/>
-        </w:rPr>
-      </w:pPr>
-      <w:r>
-        <w:rPr>
-          <w:b/>
-          <w:bCs/>
-        </w:rPr>
-        <w:t xml:space="preserve">- </w:t>
-      </w:r>
-      <w:proofErr w:type="gramStart"/>
-      <w:r>
-        <w:rPr>
-          <w:b/>
-          <w:bCs/>
-        </w:rPr>
-        <w:t>[ ]</w:t>
-      </w:r>
-      <w:proofErr w:type="gramEnd"/>
-      <w:r>
-        <w:rPr>
-          <w:b/>
-          <w:bCs/>
-        </w:rPr>
-        <w:t xml:space="preserve">  Sparky likes to run off-leash.</w:t>
-      </w:r>
-    </w:p>
-    <w:p>
-      <w:pPr>
-        <w:rPr>
-          <w:b/>
-          <w:bCs/>
-        </w:rPr>
-      </w:pPr>
-      <w:r>
-        <w:rPr>
-          <w:b/>
-          <w:bCs/>
-        </w:rPr>
-        <w:t xml:space="preserve">- </w:t>
-      </w:r>
-      <w:proofErr w:type="gramStart"/>
-      <w:r>
-        <w:rPr>
-          <w:b/>
-          <w:bCs/>
-        </w:rPr>
-        <w:t>[ ]</w:t>
-      </w:r>
-      <w:proofErr w:type="gramEnd"/>
-      <w:r>
-        <w:rPr>
-          <w:b/>
-          <w:bCs/>
-        </w:rPr>
-        <w:t xml:space="preserve">  Jim loves spending time in nature.</w:t>
+        <w:t>- [ ]  they both love the outdoors.</w:t>
+      </w:r>
+    </w:p>
+    <w:p>
+      <w:pPr>
+        <w:rPr>
+          <w:b/>
+          <w:bCs/>
+        </w:rPr>
+      </w:pPr>
+      <w:r>
+        <w:rPr>
+          <w:b/>
+          <w:bCs/>
+        </w:rPr>
+        <w:t>- [ ]  it is something Kelly enjoys.</w:t>
+      </w:r>
+    </w:p>
+    <w:p>
+      <w:pPr>
+        <w:rPr>
+          <w:b/>
+          <w:bCs/>
+        </w:rPr>
+      </w:pPr>
+      <w:r>
+        <w:rPr>
+          <w:b/>
+          <w:bCs/>
+        </w:rPr>
+        <w:t>- [ ]  Sparky likes to run off-leash.</w:t>
+      </w:r>
+    </w:p>
+    <w:p>
+      <w:pPr>
+        <w:rPr>
+          <w:b/>
+          <w:bCs/>
+        </w:rPr>
+      </w:pPr>
+      <w:r>
+        <w:rPr>
+          <w:b/>
+          <w:bCs/>
+        </w:rPr>
+        <w:t>- [ ]  Jim loves spending time in nature.</w:t>
       </w:r>
     </w:p>
     <w:p>
@@ -5788,116 +4699,52 @@
           <w:b/>
           <w:bCs/>
         </w:rPr>
-        <w:t xml:space="preserve">- </w:t>
-      </w:r>
-      <w:proofErr w:type="gramStart"/>
-      <w:r>
-        <w:rPr>
-          <w:b/>
-          <w:bCs/>
-        </w:rPr>
-        <w:t>[ ]</w:t>
-      </w:r>
-      <w:proofErr w:type="gramEnd"/>
-      <w:r>
-        <w:rPr>
-          <w:b/>
-          <w:bCs/>
-        </w:rPr>
-        <w:t xml:space="preserve">  ask about his new job in Vancouver.</w:t>
-      </w:r>
-    </w:p>
-    <w:p>
-      <w:pPr>
-        <w:rPr>
-          <w:b/>
-          <w:bCs/>
-        </w:rPr>
-      </w:pPr>
-      <w:r>
-        <w:rPr>
-          <w:b/>
-          <w:bCs/>
-        </w:rPr>
-        <w:t xml:space="preserve">- </w:t>
-      </w:r>
-      <w:proofErr w:type="gramStart"/>
-      <w:r>
-        <w:rPr>
-          <w:b/>
-          <w:bCs/>
-        </w:rPr>
-        <w:t>[ ]</w:t>
-      </w:r>
-      <w:proofErr w:type="gramEnd"/>
-      <w:r>
-        <w:rPr>
-          <w:b/>
-          <w:bCs/>
-        </w:rPr>
-        <w:t xml:space="preserve">  warn him about hiking around Vancouver.</w:t>
-      </w:r>
-    </w:p>
-    <w:p>
-      <w:pPr>
-        <w:rPr>
-          <w:b/>
-          <w:bCs/>
-        </w:rPr>
-      </w:pPr>
-      <w:r>
-        <w:rPr>
-          <w:b/>
-          <w:bCs/>
-        </w:rPr>
-        <w:t xml:space="preserve">- </w:t>
-      </w:r>
-      <w:proofErr w:type="gramStart"/>
-      <w:r>
-        <w:rPr>
-          <w:b/>
-          <w:bCs/>
-        </w:rPr>
-        <w:t>[ ]</w:t>
-      </w:r>
-      <w:proofErr w:type="gramEnd"/>
-      <w:r>
-        <w:rPr>
-          <w:b/>
-          <w:bCs/>
-        </w:rPr>
-        <w:t xml:space="preserve">  answer a question about his anniversary.</w:t>
-      </w:r>
-    </w:p>
-    <w:p>
-      <w:pPr>
-        <w:rPr>
-          <w:b/>
-          <w:bCs/>
-        </w:rPr>
-      </w:pPr>
-      <w:r>
-        <w:rPr>
-          <w:b/>
-          <w:bCs/>
-        </w:rPr>
-        <w:t xml:space="preserve">- </w:t>
-      </w:r>
-      <w:proofErr w:type="gramStart"/>
-      <w:r>
-        <w:rPr>
-          <w:b/>
-          <w:bCs/>
-        </w:rPr>
-        <w:t>[ ]</w:t>
-      </w:r>
-      <w:proofErr w:type="gramEnd"/>
-      <w:r>
-        <w:rPr>
-          <w:b/>
-          <w:bCs/>
-        </w:rPr>
-        <w:t xml:space="preserve">  tell how Sparky saved a bad hiking trip.</w:t>
+        <w:t>- [ ]  ask about his new job in Vancouver.</w:t>
+      </w:r>
+    </w:p>
+    <w:p>
+      <w:pPr>
+        <w:rPr>
+          <w:b/>
+          <w:bCs/>
+        </w:rPr>
+      </w:pPr>
+      <w:r>
+        <w:rPr>
+          <w:b/>
+          <w:bCs/>
+        </w:rPr>
+        <w:t>- [ ]  warn him about hiking around Vancouver.</w:t>
+      </w:r>
+    </w:p>
+    <w:p>
+      <w:pPr>
+        <w:rPr>
+          <w:b/>
+          <w:bCs/>
+        </w:rPr>
+      </w:pPr>
+      <w:r>
+        <w:rPr>
+          <w:b/>
+          <w:bCs/>
+        </w:rPr>
+        <w:t>- [ ]  answer a question about his anniversary.</w:t>
+      </w:r>
+    </w:p>
+    <w:p>
+      <w:pPr>
+        <w:rPr>
+          <w:b/>
+          <w:bCs/>
+        </w:rPr>
+      </w:pPr>
+      <w:r>
+        <w:rPr>
+          <w:b/>
+          <w:bCs/>
+        </w:rPr>
+        <w:t>- [ ]  tell how Sparky saved a bad hiking trip.</w:t>
       </w:r>
     </w:p>
     <w:p>
@@ -5942,116 +4789,52 @@
           <w:b/>
           <w:bCs/>
         </w:rPr>
-        <w:t xml:space="preserve">- </w:t>
-      </w:r>
-      <w:proofErr w:type="gramStart"/>
-      <w:r>
-        <w:rPr>
-          <w:b/>
-          <w:bCs/>
-        </w:rPr>
-        <w:t>[ ]</w:t>
-      </w:r>
-      <w:proofErr w:type="gramEnd"/>
-      <w:r>
-        <w:rPr>
-          <w:b/>
-          <w:bCs/>
-        </w:rPr>
-        <w:t xml:space="preserve">  included staying at a cabin they had reserved.</w:t>
-      </w:r>
-    </w:p>
-    <w:p>
-      <w:pPr>
-        <w:rPr>
-          <w:b/>
-          <w:bCs/>
-        </w:rPr>
-      </w:pPr>
-      <w:r>
-        <w:rPr>
-          <w:b/>
-          <w:bCs/>
-        </w:rPr>
-        <w:t xml:space="preserve">- </w:t>
-      </w:r>
-      <w:proofErr w:type="gramStart"/>
-      <w:r>
-        <w:rPr>
-          <w:b/>
-          <w:bCs/>
-        </w:rPr>
-        <w:t>[ ]</w:t>
-      </w:r>
-      <w:proofErr w:type="gramEnd"/>
-      <w:r>
-        <w:rPr>
-          <w:b/>
-          <w:bCs/>
-        </w:rPr>
-        <w:t xml:space="preserve">  did not turn out as they had planned.</w:t>
-      </w:r>
-    </w:p>
-    <w:p>
-      <w:pPr>
-        <w:rPr>
-          <w:b/>
-          <w:bCs/>
-        </w:rPr>
-      </w:pPr>
-      <w:r>
-        <w:rPr>
-          <w:b/>
-          <w:bCs/>
-        </w:rPr>
-        <w:t xml:space="preserve">- </w:t>
-      </w:r>
-      <w:proofErr w:type="gramStart"/>
-      <w:r>
-        <w:rPr>
-          <w:b/>
-          <w:bCs/>
-        </w:rPr>
-        <w:t>[ ]</w:t>
-      </w:r>
-      <w:proofErr w:type="gramEnd"/>
-      <w:r>
-        <w:rPr>
-          <w:b/>
-          <w:bCs/>
-        </w:rPr>
-        <w:t xml:space="preserve">  was one of their favourite anniversaries ever.</w:t>
-      </w:r>
-    </w:p>
-    <w:p>
-      <w:pPr>
-        <w:rPr>
-          <w:b/>
-          <w:bCs/>
-        </w:rPr>
-      </w:pPr>
-      <w:r>
-        <w:rPr>
-          <w:b/>
-          <w:bCs/>
-        </w:rPr>
-        <w:t xml:space="preserve">- </w:t>
-      </w:r>
-      <w:proofErr w:type="gramStart"/>
-      <w:r>
-        <w:rPr>
-          <w:b/>
-          <w:bCs/>
-        </w:rPr>
-        <w:t>[ ]</w:t>
-      </w:r>
-      <w:proofErr w:type="gramEnd"/>
-      <w:r>
-        <w:rPr>
-          <w:b/>
-          <w:bCs/>
-        </w:rPr>
-        <w:t xml:space="preserve">  involved a lot of driving in the car.</w:t>
+        <w:t>- [ ]  included staying at a cabin they had reserved.</w:t>
+      </w:r>
+    </w:p>
+    <w:p>
+      <w:pPr>
+        <w:rPr>
+          <w:b/>
+          <w:bCs/>
+        </w:rPr>
+      </w:pPr>
+      <w:r>
+        <w:rPr>
+          <w:b/>
+          <w:bCs/>
+        </w:rPr>
+        <w:t>- [ ]  did not turn out as they had planned.</w:t>
+      </w:r>
+    </w:p>
+    <w:p>
+      <w:pPr>
+        <w:rPr>
+          <w:b/>
+          <w:bCs/>
+        </w:rPr>
+      </w:pPr>
+      <w:r>
+        <w:rPr>
+          <w:b/>
+          <w:bCs/>
+        </w:rPr>
+        <w:t>- [ ]  was one of their favourite anniversaries ever.</w:t>
+      </w:r>
+    </w:p>
+    <w:p>
+      <w:pPr>
+        <w:rPr>
+          <w:b/>
+          <w:bCs/>
+        </w:rPr>
+      </w:pPr>
+      <w:r>
+        <w:rPr>
+          <w:b/>
+          <w:bCs/>
+        </w:rPr>
+        <w:t>- [ ]  involved a lot of driving in the car.</w:t>
       </w:r>
     </w:p>
     <w:p>
@@ -6096,23 +4879,7 @@
           <w:b/>
           <w:bCs/>
         </w:rPr>
-        <w:t xml:space="preserve">- </w:t>
-      </w:r>
-      <w:proofErr w:type="gramStart"/>
-      <w:r>
-        <w:rPr>
-          <w:b/>
-          <w:bCs/>
-        </w:rPr>
-        <w:t>[ ]</w:t>
-      </w:r>
-      <w:proofErr w:type="gramEnd"/>
-      <w:r>
-        <w:rPr>
-          <w:b/>
-          <w:bCs/>
-        </w:rPr>
-        <w:t xml:space="preserve">  realized they had forgotten their map.</w:t>
+        <w:t>- [ ]  realized they had forgotten their map.</w:t>
       </w:r>
     </w:p>
     <w:p>
@@ -6128,85 +4895,37 @@
           <w:bCs/>
         </w:rPr>
         <w:lastRenderedPageBreak/>
-        <w:t xml:space="preserve">- </w:t>
-      </w:r>
-      <w:proofErr w:type="gramStart"/>
-      <w:r>
-        <w:rPr>
-          <w:b/>
-          <w:bCs/>
-        </w:rPr>
-        <w:t>[ ]</w:t>
-      </w:r>
-      <w:proofErr w:type="gramEnd"/>
-      <w:r>
-        <w:rPr>
-          <w:b/>
-          <w:bCs/>
-        </w:rPr>
-        <w:t xml:space="preserve">  ran out of all their food and water</w:t>
-      </w:r>
-    </w:p>
-    <w:p>
-      <w:pPr>
-        <w:rPr>
-          <w:b/>
-          <w:bCs/>
-        </w:rPr>
-      </w:pPr>
-      <w:r>
-        <w:rPr>
-          <w:b/>
-          <w:bCs/>
-        </w:rPr>
-        <w:t xml:space="preserve">- </w:t>
-      </w:r>
-      <w:proofErr w:type="gramStart"/>
-      <w:r>
-        <w:rPr>
-          <w:b/>
-          <w:bCs/>
-        </w:rPr>
-        <w:t>[ ]</w:t>
-      </w:r>
-      <w:proofErr w:type="gramEnd"/>
-      <w:r>
-        <w:rPr>
-          <w:b/>
-          <w:bCs/>
-        </w:rPr>
-        <w:t xml:space="preserve">  went running into the woods after Sparky.</w:t>
-      </w:r>
-    </w:p>
-    <w:p>
-      <w:pPr>
-        <w:rPr>
-          <w:b/>
-          <w:bCs/>
-        </w:rPr>
-      </w:pPr>
-      <w:r>
-        <w:rPr>
-          <w:b/>
-          <w:bCs/>
-        </w:rPr>
-        <w:t xml:space="preserve">- </w:t>
-      </w:r>
-      <w:proofErr w:type="gramStart"/>
-      <w:r>
-        <w:rPr>
-          <w:b/>
-          <w:bCs/>
-        </w:rPr>
-        <w:t>[ ]</w:t>
-      </w:r>
-      <w:proofErr w:type="gramEnd"/>
-      <w:r>
-        <w:rPr>
-          <w:b/>
-          <w:bCs/>
-        </w:rPr>
-        <w:t xml:space="preserve">  decided to bring Sparky to the park.</w:t>
+        <w:t>- [ ]  ran out of all their food and water</w:t>
+      </w:r>
+    </w:p>
+    <w:p>
+      <w:pPr>
+        <w:rPr>
+          <w:b/>
+          <w:bCs/>
+        </w:rPr>
+      </w:pPr>
+      <w:r>
+        <w:rPr>
+          <w:b/>
+          <w:bCs/>
+        </w:rPr>
+        <w:t>- [ ]  went running into the woods after Sparky.</w:t>
+      </w:r>
+    </w:p>
+    <w:p>
+      <w:pPr>
+        <w:rPr>
+          <w:b/>
+          <w:bCs/>
+        </w:rPr>
+      </w:pPr>
+      <w:r>
+        <w:rPr>
+          <w:b/>
+          <w:bCs/>
+        </w:rPr>
+        <w:t>- [ ]  decided to bring Sparky to the park.</w:t>
       </w:r>
     </w:p>
     <w:p>
@@ -6251,116 +4970,52 @@
           <w:b/>
           <w:bCs/>
         </w:rPr>
-        <w:t xml:space="preserve">- </w:t>
-      </w:r>
-      <w:proofErr w:type="gramStart"/>
-      <w:r>
-        <w:rPr>
-          <w:b/>
-          <w:bCs/>
-        </w:rPr>
-        <w:t>[ ]</w:t>
-      </w:r>
-      <w:proofErr w:type="gramEnd"/>
-      <w:r>
-        <w:rPr>
-          <w:b/>
-          <w:bCs/>
-        </w:rPr>
-        <w:t xml:space="preserve">  had brought a compass with them.</w:t>
-      </w:r>
-    </w:p>
-    <w:p>
-      <w:pPr>
-        <w:rPr>
-          <w:b/>
-          <w:bCs/>
-        </w:rPr>
-      </w:pPr>
-      <w:r>
-        <w:rPr>
-          <w:b/>
-          <w:bCs/>
-        </w:rPr>
-        <w:t xml:space="preserve">- </w:t>
-      </w:r>
-      <w:proofErr w:type="gramStart"/>
-      <w:r>
-        <w:rPr>
-          <w:b/>
-          <w:bCs/>
-        </w:rPr>
-        <w:t>[ ]</w:t>
-      </w:r>
-      <w:proofErr w:type="gramEnd"/>
-      <w:r>
-        <w:rPr>
-          <w:b/>
-          <w:bCs/>
-        </w:rPr>
-        <w:t xml:space="preserve">  found shelter before it got dark out.</w:t>
-      </w:r>
-    </w:p>
-    <w:p>
-      <w:pPr>
-        <w:rPr>
-          <w:b/>
-          <w:bCs/>
-        </w:rPr>
-      </w:pPr>
-      <w:r>
-        <w:rPr>
-          <w:b/>
-          <w:bCs/>
-        </w:rPr>
-        <w:t xml:space="preserve">- </w:t>
-      </w:r>
-      <w:proofErr w:type="gramStart"/>
-      <w:r>
-        <w:rPr>
-          <w:b/>
-          <w:bCs/>
-        </w:rPr>
-        <w:t>[ ]</w:t>
-      </w:r>
-      <w:proofErr w:type="gramEnd"/>
-      <w:r>
-        <w:rPr>
-          <w:b/>
-          <w:bCs/>
-        </w:rPr>
-        <w:t xml:space="preserve">  had a good sleep the night before.</w:t>
-      </w:r>
-    </w:p>
-    <w:p>
-      <w:pPr>
-        <w:rPr>
-          <w:b/>
-          <w:bCs/>
-        </w:rPr>
-      </w:pPr>
-      <w:r>
-        <w:rPr>
-          <w:b/>
-          <w:bCs/>
-        </w:rPr>
-        <w:t xml:space="preserve">- </w:t>
-      </w:r>
-      <w:proofErr w:type="gramStart"/>
-      <w:r>
-        <w:rPr>
-          <w:b/>
-          <w:bCs/>
-        </w:rPr>
-        <w:t>[ ]</w:t>
-      </w:r>
-      <w:proofErr w:type="gramEnd"/>
-      <w:r>
-        <w:rPr>
-          <w:b/>
-          <w:bCs/>
-        </w:rPr>
-        <w:t xml:space="preserve">  parked their car close to the trailhead.</w:t>
+        <w:t>- [ ]  had brought a compass with them.</w:t>
+      </w:r>
+    </w:p>
+    <w:p>
+      <w:pPr>
+        <w:rPr>
+          <w:b/>
+          <w:bCs/>
+        </w:rPr>
+      </w:pPr>
+      <w:r>
+        <w:rPr>
+          <w:b/>
+          <w:bCs/>
+        </w:rPr>
+        <w:t>- [ ]  found shelter before it got dark out.</w:t>
+      </w:r>
+    </w:p>
+    <w:p>
+      <w:pPr>
+        <w:rPr>
+          <w:b/>
+          <w:bCs/>
+        </w:rPr>
+      </w:pPr>
+      <w:r>
+        <w:rPr>
+          <w:b/>
+          <w:bCs/>
+        </w:rPr>
+        <w:t>- [ ]  had a good sleep the night before.</w:t>
+      </w:r>
+    </w:p>
+    <w:p>
+      <w:pPr>
+        <w:rPr>
+          <w:b/>
+          <w:bCs/>
+        </w:rPr>
+      </w:pPr>
+      <w:r>
+        <w:rPr>
+          <w:b/>
+          <w:bCs/>
+        </w:rPr>
+        <w:t>- [ ]  parked their car close to the trailhead.</w:t>
       </w:r>
     </w:p>
     <w:p/>
@@ -6384,23 +5039,7 @@
           <w:bCs/>
         </w:rPr>
         <w:br/>
-        <w:t xml:space="preserve">menu </w:t>
-      </w:r>
-      <w:proofErr w:type="gramStart"/>
-      <w:r>
-        <w:rPr>
-          <w:b/>
-          <w:bCs/>
-        </w:rPr>
-        <w:t>(  )</w:t>
-      </w:r>
-      <w:proofErr w:type="gramEnd"/>
-      <w:r>
-        <w:rPr>
-          <w:b/>
-          <w:bCs/>
-        </w:rPr>
-        <w:t>.</w:t>
+        <w:t>menu (  ).</w:t>
       </w:r>
     </w:p>
     <w:p>
@@ -6438,23 +5077,7 @@
           <w:b/>
           <w:bCs/>
         </w:rPr>
-        <w:t>As to things here, you are right, 10. ______</w:t>
-      </w:r>
-      <w:proofErr w:type="gramStart"/>
-      <w:r>
-        <w:rPr>
-          <w:b/>
-          <w:bCs/>
-        </w:rPr>
-        <w:t>_ .</w:t>
-      </w:r>
-      <w:proofErr w:type="gramEnd"/>
-      <w:r>
-        <w:rPr>
-          <w:b/>
-          <w:bCs/>
-        </w:rPr>
-        <w:t xml:space="preserve"> However, it seems like my family is really starting to like it here. The kids have already made a list of trails and mountains they want to explore. Although, after hearing your story I think we might all take an outdoor education course first. I sure don’t want to end up 11. _______ like you!</w:t>
+        <w:t>As to things here, you are right, 10. _______ . However, it seems like my family is really starting to like it here. The kids have already made a list of trails and mountains they want to explore. Although, after hearing your story I think we might all take an outdoor education course first. I sure don’t want to end up 11. _______ like you!</w:t>
       </w:r>
     </w:p>
     <w:p>
@@ -6522,21 +5145,12 @@
           <w:bCs/>
         </w:rPr>
       </w:pPr>
-      <w:proofErr w:type="gramStart"/>
-      <w:r>
-        <w:rPr>
-          <w:b/>
-          <w:bCs/>
-        </w:rPr>
-        <w:t>[ ]</w:t>
-      </w:r>
-      <w:proofErr w:type="gramEnd"/>
-      <w:r>
-        <w:rPr>
-          <w:b/>
-          <w:bCs/>
-        </w:rPr>
-        <w:t xml:space="preserve"> best employee</w:t>
+      <w:r>
+        <w:rPr>
+          <w:b/>
+          <w:bCs/>
+        </w:rPr>
+        <w:t>[ ] best employee</w:t>
       </w:r>
     </w:p>
     <w:p>
@@ -6550,21 +5164,12 @@
           <w:bCs/>
         </w:rPr>
       </w:pPr>
-      <w:proofErr w:type="gramStart"/>
-      <w:r>
-        <w:rPr>
-          <w:b/>
-          <w:bCs/>
-        </w:rPr>
-        <w:t>[ ]</w:t>
-      </w:r>
-      <w:proofErr w:type="gramEnd"/>
-      <w:r>
-        <w:rPr>
-          <w:b/>
-          <w:bCs/>
-        </w:rPr>
-        <w:t xml:space="preserve"> next-door neighbour</w:t>
+      <w:r>
+        <w:rPr>
+          <w:b/>
+          <w:bCs/>
+        </w:rPr>
+        <w:t>[ ] next-door neighbour</w:t>
       </w:r>
     </w:p>
     <w:p>
@@ -6578,21 +5183,12 @@
           <w:bCs/>
         </w:rPr>
       </w:pPr>
-      <w:proofErr w:type="gramStart"/>
-      <w:r>
-        <w:rPr>
-          <w:b/>
-          <w:bCs/>
-        </w:rPr>
-        <w:t>[ ]</w:t>
-      </w:r>
-      <w:proofErr w:type="gramEnd"/>
-      <w:r>
-        <w:rPr>
-          <w:b/>
-          <w:bCs/>
-        </w:rPr>
-        <w:t xml:space="preserve"> favorite brother</w:t>
+      <w:r>
+        <w:rPr>
+          <w:b/>
+          <w:bCs/>
+        </w:rPr>
+        <w:t>[ ] favorite brother</w:t>
       </w:r>
     </w:p>
     <w:p>
@@ -6606,21 +5202,12 @@
           <w:bCs/>
         </w:rPr>
       </w:pPr>
-      <w:proofErr w:type="gramStart"/>
-      <w:r>
-        <w:rPr>
-          <w:b/>
-          <w:bCs/>
-        </w:rPr>
-        <w:t>[ ]</w:t>
-      </w:r>
-      <w:proofErr w:type="gramEnd"/>
-      <w:r>
-        <w:rPr>
-          <w:b/>
-          <w:bCs/>
-        </w:rPr>
-        <w:t xml:space="preserve"> old roommate</w:t>
+      <w:r>
+        <w:rPr>
+          <w:b/>
+          <w:bCs/>
+        </w:rPr>
+        <w:t>[ ] old roommate</w:t>
       </w:r>
     </w:p>
     <w:p>
@@ -6651,21 +5238,12 @@
           <w:bCs/>
         </w:rPr>
       </w:pPr>
-      <w:proofErr w:type="gramStart"/>
-      <w:r>
-        <w:rPr>
-          <w:b/>
-          <w:bCs/>
-        </w:rPr>
-        <w:t>[ ]</w:t>
-      </w:r>
-      <w:proofErr w:type="gramEnd"/>
-      <w:r>
-        <w:rPr>
-          <w:b/>
-          <w:bCs/>
-        </w:rPr>
-        <w:t xml:space="preserve"> find your car</w:t>
+      <w:r>
+        <w:rPr>
+          <w:b/>
+          <w:bCs/>
+        </w:rPr>
+        <w:t>[ ] find your car</w:t>
       </w:r>
     </w:p>
     <w:p>
@@ -6679,21 +5257,12 @@
           <w:bCs/>
         </w:rPr>
       </w:pPr>
-      <w:proofErr w:type="gramStart"/>
-      <w:r>
-        <w:rPr>
-          <w:b/>
-          <w:bCs/>
-        </w:rPr>
-        <w:t>[ ]</w:t>
-      </w:r>
-      <w:proofErr w:type="gramEnd"/>
-      <w:r>
-        <w:rPr>
-          <w:b/>
-          <w:bCs/>
-        </w:rPr>
-        <w:t xml:space="preserve"> find Sparky</w:t>
+      <w:r>
+        <w:rPr>
+          <w:b/>
+          <w:bCs/>
+        </w:rPr>
+        <w:t>[ ] find Sparky</w:t>
       </w:r>
     </w:p>
     <w:p>
@@ -6707,21 +5276,12 @@
           <w:bCs/>
         </w:rPr>
       </w:pPr>
-      <w:proofErr w:type="gramStart"/>
-      <w:r>
-        <w:rPr>
-          <w:b/>
-          <w:bCs/>
-        </w:rPr>
-        <w:t>[ ]</w:t>
-      </w:r>
-      <w:proofErr w:type="gramEnd"/>
-      <w:r>
-        <w:rPr>
-          <w:b/>
-          <w:bCs/>
-        </w:rPr>
-        <w:t xml:space="preserve"> eat dinner</w:t>
+      <w:r>
+        <w:rPr>
+          <w:b/>
+          <w:bCs/>
+        </w:rPr>
+        <w:t>[ ] eat dinner</w:t>
       </w:r>
     </w:p>
     <w:p>
@@ -6735,21 +5295,12 @@
           <w:bCs/>
         </w:rPr>
       </w:pPr>
-      <w:proofErr w:type="gramStart"/>
-      <w:r>
-        <w:rPr>
-          <w:b/>
-          <w:bCs/>
-        </w:rPr>
-        <w:t>[ ]</w:t>
-      </w:r>
-      <w:proofErr w:type="gramEnd"/>
-      <w:r>
-        <w:rPr>
-          <w:b/>
-          <w:bCs/>
-        </w:rPr>
-        <w:t xml:space="preserve"> have a great time</w:t>
+      <w:r>
+        <w:rPr>
+          <w:b/>
+          <w:bCs/>
+        </w:rPr>
+        <w:t>[ ] have a great time</w:t>
       </w:r>
     </w:p>
     <w:p>
@@ -6779,21 +5330,12 @@
           <w:bCs/>
         </w:rPr>
       </w:pPr>
-      <w:proofErr w:type="gramStart"/>
-      <w:r>
-        <w:rPr>
-          <w:b/>
-          <w:bCs/>
-        </w:rPr>
-        <w:t>[ ]</w:t>
-      </w:r>
-      <w:proofErr w:type="gramEnd"/>
-      <w:r>
-        <w:rPr>
-          <w:b/>
-          <w:bCs/>
-        </w:rPr>
-        <w:t xml:space="preserve"> annoying</w:t>
+      <w:r>
+        <w:rPr>
+          <w:b/>
+          <w:bCs/>
+        </w:rPr>
+        <w:t>[ ] annoying</w:t>
       </w:r>
     </w:p>
     <w:p>
@@ -6807,21 +5349,12 @@
           <w:bCs/>
         </w:rPr>
       </w:pPr>
-      <w:proofErr w:type="gramStart"/>
-      <w:r>
-        <w:rPr>
-          <w:b/>
-          <w:bCs/>
-        </w:rPr>
-        <w:t>[ ]</w:t>
-      </w:r>
-      <w:proofErr w:type="gramEnd"/>
-      <w:r>
-        <w:rPr>
-          <w:b/>
-          <w:bCs/>
-        </w:rPr>
-        <w:t xml:space="preserve"> scary</w:t>
+      <w:r>
+        <w:rPr>
+          <w:b/>
+          <w:bCs/>
+        </w:rPr>
+        <w:t>[ ] scary</w:t>
       </w:r>
     </w:p>
     <w:p>
@@ -6835,21 +5368,12 @@
           <w:bCs/>
         </w:rPr>
       </w:pPr>
-      <w:proofErr w:type="gramStart"/>
-      <w:r>
-        <w:rPr>
-          <w:b/>
-          <w:bCs/>
-        </w:rPr>
-        <w:t>[ ]</w:t>
-      </w:r>
-      <w:proofErr w:type="gramEnd"/>
-      <w:r>
-        <w:rPr>
-          <w:b/>
-          <w:bCs/>
-        </w:rPr>
-        <w:t xml:space="preserve"> relieving</w:t>
+      <w:r>
+        <w:rPr>
+          <w:b/>
+          <w:bCs/>
+        </w:rPr>
+        <w:t>[ ] relieving</w:t>
       </w:r>
     </w:p>
     <w:p>
@@ -6863,21 +5387,12 @@
           <w:bCs/>
         </w:rPr>
       </w:pPr>
-      <w:proofErr w:type="gramStart"/>
-      <w:r>
-        <w:rPr>
-          <w:b/>
-          <w:bCs/>
-        </w:rPr>
-        <w:t>[ ]</w:t>
-      </w:r>
-      <w:proofErr w:type="gramEnd"/>
-      <w:r>
-        <w:rPr>
-          <w:b/>
-          <w:bCs/>
-        </w:rPr>
-        <w:t xml:space="preserve"> reassuring</w:t>
+      <w:r>
+        <w:rPr>
+          <w:b/>
+          <w:bCs/>
+        </w:rPr>
+        <w:t>[ ] reassuring</w:t>
       </w:r>
     </w:p>
     <w:p>
@@ -6907,21 +5422,12 @@
           <w:bCs/>
         </w:rPr>
       </w:pPr>
-      <w:proofErr w:type="gramStart"/>
-      <w:r>
-        <w:rPr>
-          <w:b/>
-          <w:bCs/>
-        </w:rPr>
-        <w:t>[ ]</w:t>
-      </w:r>
-      <w:proofErr w:type="gramEnd"/>
-      <w:r>
-        <w:rPr>
-          <w:b/>
-          <w:bCs/>
-        </w:rPr>
-        <w:t xml:space="preserve"> it was challenging at first</w:t>
+      <w:r>
+        <w:rPr>
+          <w:b/>
+          <w:bCs/>
+        </w:rPr>
+        <w:t>[ ] it was challenging at first</w:t>
       </w:r>
     </w:p>
     <w:p>
@@ -6935,21 +5441,12 @@
           <w:bCs/>
         </w:rPr>
       </w:pPr>
-      <w:proofErr w:type="gramStart"/>
-      <w:r>
-        <w:rPr>
-          <w:b/>
-          <w:bCs/>
-        </w:rPr>
-        <w:t>[ ]</w:t>
-      </w:r>
-      <w:proofErr w:type="gramEnd"/>
-      <w:r>
-        <w:rPr>
-          <w:b/>
-          <w:bCs/>
-        </w:rPr>
-        <w:t xml:space="preserve"> this may have been a mistake</w:t>
+      <w:r>
+        <w:rPr>
+          <w:b/>
+          <w:bCs/>
+        </w:rPr>
+        <w:t>[ ] this may have been a mistake</w:t>
       </w:r>
     </w:p>
     <w:p>
@@ -6963,21 +5460,12 @@
           <w:bCs/>
         </w:rPr>
       </w:pPr>
-      <w:proofErr w:type="gramStart"/>
-      <w:r>
-        <w:rPr>
-          <w:b/>
-          <w:bCs/>
-        </w:rPr>
-        <w:t>[ ]</w:t>
-      </w:r>
-      <w:proofErr w:type="gramEnd"/>
-      <w:r>
-        <w:rPr>
-          <w:b/>
-          <w:bCs/>
-        </w:rPr>
-        <w:t xml:space="preserve"> the transition went smoothly</w:t>
+      <w:r>
+        <w:rPr>
+          <w:b/>
+          <w:bCs/>
+        </w:rPr>
+        <w:t>[ ] the transition went smoothly</w:t>
       </w:r>
     </w:p>
     <w:p>
@@ -6991,21 +5479,12 @@
           <w:bCs/>
         </w:rPr>
       </w:pPr>
-      <w:proofErr w:type="gramStart"/>
-      <w:r>
-        <w:rPr>
-          <w:b/>
-          <w:bCs/>
-        </w:rPr>
-        <w:t>[ ]</w:t>
-      </w:r>
-      <w:proofErr w:type="gramEnd"/>
-      <w:r>
-        <w:rPr>
-          <w:b/>
-          <w:bCs/>
-        </w:rPr>
-        <w:t xml:space="preserve"> the job is harder than expected</w:t>
+      <w:r>
+        <w:rPr>
+          <w:b/>
+          <w:bCs/>
+        </w:rPr>
+        <w:t>[ ] the job is harder than expected</w:t>
       </w:r>
     </w:p>
     <w:p>
@@ -7035,21 +5514,12 @@
           <w:bCs/>
         </w:rPr>
       </w:pPr>
-      <w:proofErr w:type="gramStart"/>
-      <w:r>
-        <w:rPr>
-          <w:b/>
-          <w:bCs/>
-        </w:rPr>
-        <w:t>[ ]</w:t>
-      </w:r>
-      <w:proofErr w:type="gramEnd"/>
-      <w:r>
-        <w:rPr>
-          <w:b/>
-          <w:bCs/>
-        </w:rPr>
-        <w:t xml:space="preserve"> chasing Sparky</w:t>
+      <w:r>
+        <w:rPr>
+          <w:b/>
+          <w:bCs/>
+        </w:rPr>
+        <w:t>[ ] chasing Sparky</w:t>
       </w:r>
     </w:p>
     <w:p>
@@ -7063,21 +5533,12 @@
           <w:bCs/>
         </w:rPr>
       </w:pPr>
-      <w:proofErr w:type="gramStart"/>
-      <w:r>
-        <w:rPr>
-          <w:b/>
-          <w:bCs/>
-        </w:rPr>
-        <w:t>[ ]</w:t>
-      </w:r>
-      <w:proofErr w:type="gramEnd"/>
-      <w:r>
-        <w:rPr>
-          <w:b/>
-          <w:bCs/>
-        </w:rPr>
-        <w:t xml:space="preserve"> eating canned vegetables</w:t>
+      <w:r>
+        <w:rPr>
+          <w:b/>
+          <w:bCs/>
+        </w:rPr>
+        <w:t>[ ] eating canned vegetables</w:t>
       </w:r>
     </w:p>
     <w:p>
@@ -7091,21 +5552,12 @@
           <w:bCs/>
         </w:rPr>
       </w:pPr>
-      <w:proofErr w:type="gramStart"/>
-      <w:r>
-        <w:rPr>
-          <w:b/>
-          <w:bCs/>
-        </w:rPr>
-        <w:t>[ ]</w:t>
-      </w:r>
-      <w:proofErr w:type="gramEnd"/>
-      <w:r>
-        <w:rPr>
-          <w:b/>
-          <w:bCs/>
-        </w:rPr>
-        <w:t xml:space="preserve"> locked up in a cabin</w:t>
+      <w:r>
+        <w:rPr>
+          <w:b/>
+          <w:bCs/>
+        </w:rPr>
+        <w:t>[ ] locked up in a cabin</w:t>
       </w:r>
     </w:p>
     <w:p>
@@ -7119,21 +5571,12 @@
           <w:bCs/>
         </w:rPr>
       </w:pPr>
-      <w:proofErr w:type="gramStart"/>
-      <w:r>
-        <w:rPr>
-          <w:b/>
-          <w:bCs/>
-        </w:rPr>
-        <w:t>[ ]</w:t>
-      </w:r>
-      <w:proofErr w:type="gramEnd"/>
-      <w:r>
-        <w:rPr>
-          <w:b/>
-          <w:bCs/>
-        </w:rPr>
-        <w:t xml:space="preserve"> lost in the woods</w:t>
+      <w:r>
+        <w:rPr>
+          <w:b/>
+          <w:bCs/>
+        </w:rPr>
+        <w:t>[ ] lost in the woods</w:t>
       </w:r>
     </w:p>
     <w:p/>
@@ -7205,23 +5648,7 @@
           <w:b/>
           <w:bCs/>
         </w:rPr>
-        <w:t xml:space="preserve">Read the following email message about the diagram on the left. Complete the email by filling in the blanks. Select the best choice for each blank from the drop-down menu </w:t>
-      </w:r>
-      <w:proofErr w:type="gramStart"/>
-      <w:r>
-        <w:rPr>
-          <w:b/>
-          <w:bCs/>
-        </w:rPr>
-        <w:t>(  )</w:t>
-      </w:r>
-      <w:proofErr w:type="gramEnd"/>
-      <w:r>
-        <w:rPr>
-          <w:b/>
-          <w:bCs/>
-        </w:rPr>
-        <w:t>.</w:t>
+        <w:t>Read the following email message about the diagram on the left. Complete the email by filling in the blanks. Select the best choice for each blank from the drop-down menu (  ).</w:t>
       </w:r>
     </w:p>
     <w:p>
@@ -7268,23 +5695,7 @@
     </w:p>
     <w:p>
       <w:r>
-        <w:t>Remember how we always wanted to learn another language? Well, today I picked up a brochure for the language school down the street from our place. Let’s take a course and travel at the end of the semester! The courses offered are all for learners with 1. _______ . The French course 2. _______ than the others, but they promise that our language will get better fast. Or perhaps you’d prefer German? You’ve always wanted to see Germany, and this course 3. _______ . According to the brochure, 4. ______</w:t>
-      </w:r>
-      <w:proofErr w:type="gramStart"/>
-      <w:r>
-        <w:t>_ .</w:t>
-      </w:r>
-      <w:proofErr w:type="gramEnd"/>
-      <w:r>
-        <w:t xml:space="preserve"> Or we could think about future job opportunities and take American Sign Language. If we took it in the evening, it wouldn’t affect our summer jobs. But when the fall semester starts, 5. ______</w:t>
-      </w:r>
-      <w:proofErr w:type="gramStart"/>
-      <w:r>
-        <w:t>_ .</w:t>
-      </w:r>
-      <w:proofErr w:type="gramEnd"/>
-      <w:r>
-        <w:t xml:space="preserve"> On second thought, I’d rather take something useful for traveling. Oh, I just noticed that the brochure doesn’t mention the price of the courses. I’ll call them.</w:t>
+        <w:t>Remember how we always wanted to learn another language? Well, today I picked up a brochure for the language school down the street from our place. Let’s take a course and travel at the end of the semester! The courses offered are all for learners with 1. _______ . The French course 2. _______ than the others, but they promise that our language will get better fast. Or perhaps you’d prefer German? You’ve always wanted to see Germany, and this course 3. _______ . According to the brochure, 4. _______ . Or we could think about future job opportunities and take American Sign Language. If we took it in the evening, it wouldn’t affect our summer jobs. But when the fall semester starts, 5. _______ . On second thought, I’d rather take something useful for traveling. Oh, I just noticed that the brochure doesn’t mention the price of the courses. I’ll call them.</w:t>
       </w:r>
     </w:p>
     <w:p>
@@ -7339,21 +5750,12 @@
           <w:bCs/>
         </w:rPr>
       </w:pPr>
-      <w:proofErr w:type="gramStart"/>
-      <w:r>
-        <w:rPr>
-          <w:b/>
-          <w:bCs/>
-        </w:rPr>
-        <w:t>[ ]</w:t>
-      </w:r>
-      <w:proofErr w:type="gramEnd"/>
-      <w:r>
-        <w:rPr>
-          <w:b/>
-          <w:bCs/>
-        </w:rPr>
-        <w:t xml:space="preserve"> little experience</w:t>
+      <w:r>
+        <w:rPr>
+          <w:b/>
+          <w:bCs/>
+        </w:rPr>
+        <w:t>[ ] little experience</w:t>
       </w:r>
     </w:p>
     <w:p>
@@ -7367,21 +5769,12 @@
           <w:bCs/>
         </w:rPr>
       </w:pPr>
-      <w:proofErr w:type="gramStart"/>
-      <w:r>
-        <w:rPr>
-          <w:b/>
-          <w:bCs/>
-        </w:rPr>
-        <w:t>[ ]</w:t>
-      </w:r>
-      <w:proofErr w:type="gramEnd"/>
-      <w:r>
-        <w:rPr>
-          <w:b/>
-          <w:bCs/>
-        </w:rPr>
-        <w:t xml:space="preserve"> intermediate abilities</w:t>
+      <w:r>
+        <w:rPr>
+          <w:b/>
+          <w:bCs/>
+        </w:rPr>
+        <w:t>[ ] intermediate abilities</w:t>
       </w:r>
     </w:p>
     <w:p>
@@ -7395,21 +5788,12 @@
           <w:bCs/>
         </w:rPr>
       </w:pPr>
-      <w:proofErr w:type="gramStart"/>
-      <w:r>
-        <w:rPr>
-          <w:b/>
-          <w:bCs/>
-        </w:rPr>
-        <w:t>[ ]</w:t>
-      </w:r>
-      <w:proofErr w:type="gramEnd"/>
-      <w:r>
-        <w:rPr>
-          <w:b/>
-          <w:bCs/>
-        </w:rPr>
-        <w:t xml:space="preserve"> strong speaking skills</w:t>
+      <w:r>
+        <w:rPr>
+          <w:b/>
+          <w:bCs/>
+        </w:rPr>
+        <w:t>[ ] strong speaking skills</w:t>
       </w:r>
     </w:p>
     <w:p>
@@ -7423,21 +5807,12 @@
           <w:bCs/>
         </w:rPr>
       </w:pPr>
-      <w:proofErr w:type="gramStart"/>
-      <w:r>
-        <w:rPr>
-          <w:b/>
-          <w:bCs/>
-        </w:rPr>
-        <w:t>[ ]</w:t>
-      </w:r>
-      <w:proofErr w:type="gramEnd"/>
-      <w:r>
-        <w:rPr>
-          <w:b/>
-          <w:bCs/>
-        </w:rPr>
-        <w:t xml:space="preserve"> cultural knowledge</w:t>
+      <w:r>
+        <w:rPr>
+          <w:b/>
+          <w:bCs/>
+        </w:rPr>
+        <w:t>[ ] cultural knowledge</w:t>
       </w:r>
     </w:p>
     <w:p>
@@ -7467,21 +5842,12 @@
           <w:bCs/>
         </w:rPr>
       </w:pPr>
-      <w:proofErr w:type="gramStart"/>
-      <w:r>
-        <w:rPr>
-          <w:b/>
-          <w:bCs/>
-        </w:rPr>
-        <w:t>[ ]</w:t>
-      </w:r>
-      <w:proofErr w:type="gramEnd"/>
-      <w:r>
-        <w:rPr>
-          <w:b/>
-          <w:bCs/>
-        </w:rPr>
-        <w:t xml:space="preserve"> seems more demanding</w:t>
+      <w:r>
+        <w:rPr>
+          <w:b/>
+          <w:bCs/>
+        </w:rPr>
+        <w:t>[ ] seems more demanding</w:t>
       </w:r>
     </w:p>
     <w:p>
@@ -7495,21 +5861,12 @@
           <w:bCs/>
         </w:rPr>
       </w:pPr>
-      <w:proofErr w:type="gramStart"/>
-      <w:r>
-        <w:rPr>
-          <w:b/>
-          <w:bCs/>
-        </w:rPr>
-        <w:t>[ ]</w:t>
-      </w:r>
-      <w:proofErr w:type="gramEnd"/>
-      <w:r>
-        <w:rPr>
-          <w:b/>
-          <w:bCs/>
-        </w:rPr>
-        <w:t xml:space="preserve"> has larger class sizes</w:t>
+      <w:r>
+        <w:rPr>
+          <w:b/>
+          <w:bCs/>
+        </w:rPr>
+        <w:t>[ ] has larger class sizes</w:t>
       </w:r>
     </w:p>
     <w:p>
@@ -7523,22 +5880,13 @@
           <w:bCs/>
         </w:rPr>
       </w:pPr>
-      <w:proofErr w:type="gramStart"/>
       <w:r>
         <w:rPr>
           <w:b/>
           <w:bCs/>
         </w:rPr>
         <w:lastRenderedPageBreak/>
-        <w:t>[ ]</w:t>
-      </w:r>
-      <w:proofErr w:type="gramEnd"/>
-      <w:r>
-        <w:rPr>
-          <w:b/>
-          <w:bCs/>
-        </w:rPr>
-        <w:t xml:space="preserve"> focuses on more skills</w:t>
+        <w:t>[ ] focuses on more skills</w:t>
       </w:r>
     </w:p>
     <w:p>
@@ -7552,21 +5900,12 @@
           <w:bCs/>
         </w:rPr>
       </w:pPr>
-      <w:proofErr w:type="gramStart"/>
-      <w:r>
-        <w:rPr>
-          <w:b/>
-          <w:bCs/>
-        </w:rPr>
-        <w:t>[ ]</w:t>
-      </w:r>
-      <w:proofErr w:type="gramEnd"/>
-      <w:r>
-        <w:rPr>
-          <w:b/>
-          <w:bCs/>
-        </w:rPr>
-        <w:t xml:space="preserve"> requires less time</w:t>
+      <w:r>
+        <w:rPr>
+          <w:b/>
+          <w:bCs/>
+        </w:rPr>
+        <w:t>[ ] requires less time</w:t>
       </w:r>
     </w:p>
     <w:p>
@@ -7596,21 +5935,12 @@
           <w:bCs/>
         </w:rPr>
       </w:pPr>
-      <w:proofErr w:type="gramStart"/>
-      <w:r>
-        <w:rPr>
-          <w:b/>
-          <w:bCs/>
-        </w:rPr>
-        <w:t>[ ]</w:t>
-      </w:r>
-      <w:proofErr w:type="gramEnd"/>
-      <w:r>
-        <w:rPr>
-          <w:b/>
-          <w:bCs/>
-        </w:rPr>
-        <w:t xml:space="preserve"> is the most intensive option</w:t>
+      <w:r>
+        <w:rPr>
+          <w:b/>
+          <w:bCs/>
+        </w:rPr>
+        <w:t>[ ] is the most intensive option</w:t>
       </w:r>
     </w:p>
     <w:p>
@@ -7624,21 +5954,12 @@
           <w:bCs/>
         </w:rPr>
       </w:pPr>
-      <w:proofErr w:type="gramStart"/>
-      <w:r>
-        <w:rPr>
-          <w:b/>
-          <w:bCs/>
-        </w:rPr>
-        <w:t>[ ]</w:t>
-      </w:r>
-      <w:proofErr w:type="gramEnd"/>
-      <w:r>
-        <w:rPr>
-          <w:b/>
-          <w:bCs/>
-        </w:rPr>
-        <w:t xml:space="preserve"> includes cultural activities</w:t>
+      <w:r>
+        <w:rPr>
+          <w:b/>
+          <w:bCs/>
+        </w:rPr>
+        <w:t>[ ] includes cultural activities</w:t>
       </w:r>
     </w:p>
     <w:p>
@@ -7652,21 +5973,12 @@
           <w:bCs/>
         </w:rPr>
       </w:pPr>
-      <w:proofErr w:type="gramStart"/>
-      <w:r>
-        <w:rPr>
-          <w:b/>
-          <w:bCs/>
-        </w:rPr>
-        <w:t>[ ]</w:t>
-      </w:r>
-      <w:proofErr w:type="gramEnd"/>
-      <w:r>
-        <w:rPr>
-          <w:b/>
-          <w:bCs/>
-        </w:rPr>
-        <w:t xml:space="preserve"> has the most frequent classes</w:t>
+      <w:r>
+        <w:rPr>
+          <w:b/>
+          <w:bCs/>
+        </w:rPr>
+        <w:t>[ ] has the most frequent classes</w:t>
       </w:r>
     </w:p>
     <w:p>
@@ -7680,21 +5992,12 @@
           <w:bCs/>
         </w:rPr>
       </w:pPr>
-      <w:proofErr w:type="gramStart"/>
-      <w:r>
-        <w:rPr>
-          <w:b/>
-          <w:bCs/>
-        </w:rPr>
-        <w:t>[ ]</w:t>
-      </w:r>
-      <w:proofErr w:type="gramEnd"/>
-      <w:r>
-        <w:rPr>
-          <w:b/>
-          <w:bCs/>
-        </w:rPr>
-        <w:t xml:space="preserve"> teaches functional language</w:t>
+      <w:r>
+        <w:rPr>
+          <w:b/>
+          <w:bCs/>
+        </w:rPr>
+        <w:t>[ ] teaches functional language</w:t>
       </w:r>
     </w:p>
     <w:p>
@@ -7724,21 +6027,12 @@
           <w:bCs/>
         </w:rPr>
       </w:pPr>
-      <w:proofErr w:type="gramStart"/>
-      <w:r>
-        <w:rPr>
-          <w:b/>
-          <w:bCs/>
-        </w:rPr>
-        <w:t>[ ]</w:t>
-      </w:r>
-      <w:proofErr w:type="gramEnd"/>
-      <w:r>
-        <w:rPr>
-          <w:b/>
-          <w:bCs/>
-        </w:rPr>
-        <w:t xml:space="preserve"> it has the smallest classes</w:t>
+      <w:r>
+        <w:rPr>
+          <w:b/>
+          <w:bCs/>
+        </w:rPr>
+        <w:t>[ ] it has the smallest classes</w:t>
       </w:r>
     </w:p>
     <w:p>
@@ -7752,21 +6046,12 @@
           <w:bCs/>
         </w:rPr>
       </w:pPr>
-      <w:proofErr w:type="gramStart"/>
-      <w:r>
-        <w:rPr>
-          <w:b/>
-          <w:bCs/>
-        </w:rPr>
-        <w:t>[ ]</w:t>
-      </w:r>
-      <w:proofErr w:type="gramEnd"/>
-      <w:r>
-        <w:rPr>
-          <w:b/>
-          <w:bCs/>
-        </w:rPr>
-        <w:t xml:space="preserve"> many people like it</w:t>
+      <w:r>
+        <w:rPr>
+          <w:b/>
+          <w:bCs/>
+        </w:rPr>
+        <w:t>[ ] many people like it</w:t>
       </w:r>
     </w:p>
     <w:p>
@@ -7780,21 +6065,12 @@
           <w:bCs/>
         </w:rPr>
       </w:pPr>
-      <w:proofErr w:type="gramStart"/>
-      <w:r>
-        <w:rPr>
-          <w:b/>
-          <w:bCs/>
-        </w:rPr>
-        <w:t>[ ]</w:t>
-      </w:r>
-      <w:proofErr w:type="gramEnd"/>
-      <w:r>
-        <w:rPr>
-          <w:b/>
-          <w:bCs/>
-        </w:rPr>
-        <w:t xml:space="preserve"> it requires a lot of study</w:t>
+      <w:r>
+        <w:rPr>
+          <w:b/>
+          <w:bCs/>
+        </w:rPr>
+        <w:t>[ ] it requires a lot of study</w:t>
       </w:r>
     </w:p>
     <w:p>
@@ -7808,21 +6084,12 @@
           <w:bCs/>
         </w:rPr>
       </w:pPr>
-      <w:proofErr w:type="gramStart"/>
-      <w:r>
-        <w:rPr>
-          <w:b/>
-          <w:bCs/>
-        </w:rPr>
-        <w:t>[ ]</w:t>
-      </w:r>
-      <w:proofErr w:type="gramEnd"/>
-      <w:r>
-        <w:rPr>
-          <w:b/>
-          <w:bCs/>
-        </w:rPr>
-        <w:t xml:space="preserve"> enrollment is quite low</w:t>
+      <w:r>
+        <w:rPr>
+          <w:b/>
+          <w:bCs/>
+        </w:rPr>
+        <w:t>[ ] enrollment is quite low</w:t>
       </w:r>
     </w:p>
     <w:p>
@@ -7852,21 +6119,12 @@
           <w:bCs/>
         </w:rPr>
       </w:pPr>
-      <w:proofErr w:type="gramStart"/>
-      <w:r>
-        <w:rPr>
-          <w:b/>
-          <w:bCs/>
-        </w:rPr>
-        <w:t>[ ]</w:t>
-      </w:r>
-      <w:proofErr w:type="gramEnd"/>
-      <w:r>
-        <w:rPr>
-          <w:b/>
-          <w:bCs/>
-        </w:rPr>
-        <w:t xml:space="preserve"> there are only morning classes</w:t>
+      <w:r>
+        <w:rPr>
+          <w:b/>
+          <w:bCs/>
+        </w:rPr>
+        <w:t>[ ] there are only morning classes</w:t>
       </w:r>
     </w:p>
     <w:p>
@@ -7880,21 +6138,12 @@
           <w:bCs/>
         </w:rPr>
       </w:pPr>
-      <w:proofErr w:type="gramStart"/>
-      <w:r>
-        <w:rPr>
-          <w:b/>
-          <w:bCs/>
-        </w:rPr>
-        <w:t>[ ]</w:t>
-      </w:r>
-      <w:proofErr w:type="gramEnd"/>
-      <w:r>
-        <w:rPr>
-          <w:b/>
-          <w:bCs/>
-        </w:rPr>
-        <w:t xml:space="preserve"> it may be too much work</w:t>
+      <w:r>
+        <w:rPr>
+          <w:b/>
+          <w:bCs/>
+        </w:rPr>
+        <w:t>[ ] it may be too much work</w:t>
       </w:r>
     </w:p>
     <w:p>
@@ -7908,21 +6157,12 @@
           <w:bCs/>
         </w:rPr>
       </w:pPr>
-      <w:proofErr w:type="gramStart"/>
-      <w:r>
-        <w:rPr>
-          <w:b/>
-          <w:bCs/>
-        </w:rPr>
-        <w:t>[ ]</w:t>
-      </w:r>
-      <w:proofErr w:type="gramEnd"/>
-      <w:r>
-        <w:rPr>
-          <w:b/>
-          <w:bCs/>
-        </w:rPr>
-        <w:t xml:space="preserve"> the course will be finished</w:t>
+      <w:r>
+        <w:rPr>
+          <w:b/>
+          <w:bCs/>
+        </w:rPr>
+        <w:t>[ ] the course will be finished</w:t>
       </w:r>
     </w:p>
     <w:p>
@@ -7936,21 +6176,12 @@
           <w:bCs/>
         </w:rPr>
       </w:pPr>
-      <w:proofErr w:type="gramStart"/>
-      <w:r>
-        <w:rPr>
-          <w:b/>
-          <w:bCs/>
-        </w:rPr>
-        <w:t>[ ]</w:t>
-      </w:r>
-      <w:proofErr w:type="gramEnd"/>
-      <w:r>
-        <w:rPr>
-          <w:b/>
-          <w:bCs/>
-        </w:rPr>
-        <w:t xml:space="preserve"> there is a final assessment</w:t>
+      <w:r>
+        <w:rPr>
+          <w:b/>
+          <w:bCs/>
+        </w:rPr>
+        <w:t>[ ] there is a final assessment</w:t>
       </w:r>
     </w:p>
     <w:p/>
@@ -7960,23 +6191,7 @@
           <w:b/>
           <w:bCs/>
         </w:rPr>
-        <w:t xml:space="preserve">Using the drop-down menu </w:t>
-      </w:r>
-      <w:proofErr w:type="gramStart"/>
-      <w:r>
-        <w:rPr>
-          <w:b/>
-          <w:bCs/>
-        </w:rPr>
-        <w:t>(  )</w:t>
-      </w:r>
-      <w:proofErr w:type="gramEnd"/>
-      <w:r>
-        <w:rPr>
-          <w:b/>
-          <w:bCs/>
-        </w:rPr>
-        <w:t>, choose the best option.</w:t>
+        <w:t>Using the drop-down menu (  ), choose the best option.</w:t>
       </w:r>
     </w:p>
     <w:p>
@@ -8010,21 +6225,12 @@
           <w:bCs/>
         </w:rPr>
       </w:pPr>
-      <w:proofErr w:type="gramStart"/>
-      <w:r>
-        <w:rPr>
-          <w:b/>
-          <w:bCs/>
-        </w:rPr>
-        <w:t>[ ]</w:t>
-      </w:r>
-      <w:proofErr w:type="gramEnd"/>
-      <w:r>
-        <w:rPr>
-          <w:b/>
-          <w:bCs/>
-        </w:rPr>
-        <w:t xml:space="preserve"> roommate</w:t>
+      <w:r>
+        <w:rPr>
+          <w:b/>
+          <w:bCs/>
+        </w:rPr>
+        <w:t>[ ] roommate</w:t>
       </w:r>
     </w:p>
     <w:p>
@@ -8038,21 +6244,12 @@
           <w:bCs/>
         </w:rPr>
       </w:pPr>
-      <w:proofErr w:type="gramStart"/>
-      <w:r>
-        <w:rPr>
-          <w:b/>
-          <w:bCs/>
-        </w:rPr>
-        <w:t>[ ]</w:t>
-      </w:r>
-      <w:proofErr w:type="gramEnd"/>
-      <w:r>
-        <w:rPr>
-          <w:b/>
-          <w:bCs/>
-        </w:rPr>
-        <w:t xml:space="preserve"> employee</w:t>
+      <w:r>
+        <w:rPr>
+          <w:b/>
+          <w:bCs/>
+        </w:rPr>
+        <w:t>[ ] employee</w:t>
       </w:r>
     </w:p>
     <w:p>
@@ -8066,21 +6263,12 @@
           <w:bCs/>
         </w:rPr>
       </w:pPr>
-      <w:proofErr w:type="gramStart"/>
-      <w:r>
-        <w:rPr>
-          <w:b/>
-          <w:bCs/>
-        </w:rPr>
-        <w:t>[ ]</w:t>
-      </w:r>
-      <w:proofErr w:type="gramEnd"/>
-      <w:r>
-        <w:rPr>
-          <w:b/>
-          <w:bCs/>
-        </w:rPr>
-        <w:t xml:space="preserve"> teacher</w:t>
+      <w:r>
+        <w:rPr>
+          <w:b/>
+          <w:bCs/>
+        </w:rPr>
+        <w:t>[ ] teacher</w:t>
       </w:r>
     </w:p>
     <w:p>
@@ -8094,21 +6282,12 @@
           <w:bCs/>
         </w:rPr>
       </w:pPr>
-      <w:proofErr w:type="gramStart"/>
-      <w:r>
-        <w:rPr>
-          <w:b/>
-          <w:bCs/>
-        </w:rPr>
-        <w:t>[ ]</w:t>
-      </w:r>
-      <w:proofErr w:type="gramEnd"/>
-      <w:r>
-        <w:rPr>
-          <w:b/>
-          <w:bCs/>
-        </w:rPr>
-        <w:t xml:space="preserve"> counselor</w:t>
+      <w:r>
+        <w:rPr>
+          <w:b/>
+          <w:bCs/>
+        </w:rPr>
+        <w:t>[ ] counselor</w:t>
       </w:r>
     </w:p>
     <w:p>
@@ -8142,21 +6321,12 @@
           <w:bCs/>
         </w:rPr>
       </w:pPr>
-      <w:proofErr w:type="gramStart"/>
-      <w:r>
-        <w:rPr>
-          <w:b/>
-          <w:bCs/>
-        </w:rPr>
-        <w:t>[ ]</w:t>
-      </w:r>
-      <w:proofErr w:type="gramEnd"/>
-      <w:r>
-        <w:rPr>
-          <w:b/>
-          <w:bCs/>
-        </w:rPr>
-        <w:t xml:space="preserve"> getting part-time jobs</w:t>
+      <w:r>
+        <w:rPr>
+          <w:b/>
+          <w:bCs/>
+        </w:rPr>
+        <w:t>[ ] getting part-time jobs</w:t>
       </w:r>
     </w:p>
     <w:p>
@@ -8170,22 +6340,13 @@
           <w:bCs/>
         </w:rPr>
       </w:pPr>
-      <w:proofErr w:type="gramStart"/>
       <w:r>
         <w:rPr>
           <w:b/>
           <w:bCs/>
         </w:rPr>
         <w:lastRenderedPageBreak/>
-        <w:t>[ ]</w:t>
-      </w:r>
-      <w:proofErr w:type="gramEnd"/>
-      <w:r>
-        <w:rPr>
-          <w:b/>
-          <w:bCs/>
-        </w:rPr>
-        <w:t xml:space="preserve"> returning to school</w:t>
+        <w:t>[ ] returning to school</w:t>
       </w:r>
     </w:p>
     <w:p>
@@ -8199,21 +6360,12 @@
           <w:bCs/>
         </w:rPr>
       </w:pPr>
-      <w:proofErr w:type="gramStart"/>
-      <w:r>
-        <w:rPr>
-          <w:b/>
-          <w:bCs/>
-        </w:rPr>
-        <w:t>[ ]</w:t>
-      </w:r>
-      <w:proofErr w:type="gramEnd"/>
-      <w:r>
-        <w:rPr>
-          <w:b/>
-          <w:bCs/>
-        </w:rPr>
-        <w:t xml:space="preserve"> traveling to visit a friend</w:t>
+      <w:r>
+        <w:rPr>
+          <w:b/>
+          <w:bCs/>
+        </w:rPr>
+        <w:t>[ ] traveling to visit a friend</w:t>
       </w:r>
     </w:p>
     <w:p>
@@ -8227,21 +6379,12 @@
           <w:bCs/>
         </w:rPr>
       </w:pPr>
-      <w:proofErr w:type="gramStart"/>
-      <w:r>
-        <w:rPr>
-          <w:b/>
-          <w:bCs/>
-        </w:rPr>
-        <w:t>[ ]</w:t>
-      </w:r>
-      <w:proofErr w:type="gramEnd"/>
-      <w:r>
-        <w:rPr>
-          <w:b/>
-          <w:bCs/>
-        </w:rPr>
-        <w:t xml:space="preserve"> taking a trip to Europe</w:t>
+      <w:r>
+        <w:rPr>
+          <w:b/>
+          <w:bCs/>
+        </w:rPr>
+        <w:t>[ ] taking a trip to Europe</w:t>
       </w:r>
     </w:p>
     <w:p>
@@ -8275,21 +6418,12 @@
           <w:bCs/>
         </w:rPr>
       </w:pPr>
-      <w:proofErr w:type="gramStart"/>
-      <w:r>
-        <w:rPr>
-          <w:b/>
-          <w:bCs/>
-        </w:rPr>
-        <w:t>[ ]</w:t>
-      </w:r>
-      <w:proofErr w:type="gramEnd"/>
-      <w:r>
-        <w:rPr>
-          <w:b/>
-          <w:bCs/>
-        </w:rPr>
-        <w:t xml:space="preserve"> to get a university credit</w:t>
+      <w:r>
+        <w:rPr>
+          <w:b/>
+          <w:bCs/>
+        </w:rPr>
+        <w:t>[ ] to get a university credit</w:t>
       </w:r>
     </w:p>
     <w:p>
@@ -8303,21 +6437,12 @@
           <w:bCs/>
         </w:rPr>
       </w:pPr>
-      <w:proofErr w:type="gramStart"/>
-      <w:r>
-        <w:rPr>
-          <w:b/>
-          <w:bCs/>
-        </w:rPr>
-        <w:t>[ ]</w:t>
-      </w:r>
-      <w:proofErr w:type="gramEnd"/>
-      <w:r>
-        <w:rPr>
-          <w:b/>
-          <w:bCs/>
-        </w:rPr>
-        <w:t xml:space="preserve"> to get a job promotion</w:t>
+      <w:r>
+        <w:rPr>
+          <w:b/>
+          <w:bCs/>
+        </w:rPr>
+        <w:t>[ ] to get a job promotion</w:t>
       </w:r>
     </w:p>
     <w:p>
@@ -8331,21 +6456,12 @@
           <w:bCs/>
         </w:rPr>
       </w:pPr>
-      <w:proofErr w:type="gramStart"/>
-      <w:r>
-        <w:rPr>
-          <w:b/>
-          <w:bCs/>
-        </w:rPr>
-        <w:t>[ ]</w:t>
-      </w:r>
-      <w:proofErr w:type="gramEnd"/>
-      <w:r>
-        <w:rPr>
-          <w:b/>
-          <w:bCs/>
-        </w:rPr>
-        <w:t xml:space="preserve"> to prepare for a trip abroad</w:t>
+      <w:r>
+        <w:rPr>
+          <w:b/>
+          <w:bCs/>
+        </w:rPr>
+        <w:t>[ ] to prepare for a trip abroad</w:t>
       </w:r>
     </w:p>
     <w:p>
@@ -8359,21 +6475,12 @@
           <w:bCs/>
         </w:rPr>
       </w:pPr>
-      <w:proofErr w:type="gramStart"/>
-      <w:r>
-        <w:rPr>
-          <w:b/>
-          <w:bCs/>
-        </w:rPr>
-        <w:t>[ ]</w:t>
-      </w:r>
-      <w:proofErr w:type="gramEnd"/>
-      <w:r>
-        <w:rPr>
-          <w:b/>
-          <w:bCs/>
-        </w:rPr>
-        <w:t xml:space="preserve"> to talk to his German friends</w:t>
+      <w:r>
+        <w:rPr>
+          <w:b/>
+          <w:bCs/>
+        </w:rPr>
+        <w:t>[ ] to talk to his German friends</w:t>
       </w:r>
     </w:p>
     <w:p/>
@@ -8419,23 +6526,7 @@
           <w:b/>
           <w:bCs/>
         </w:rPr>
-        <w:t xml:space="preserve">A. On May 8, 1987, Canada introduced the one-dollar coin now known as the “loonie.” It is eleven-sided and gold-coloured (it’s </w:t>
-      </w:r>
-      <w:proofErr w:type="gramStart"/>
-      <w:r>
-        <w:rPr>
-          <w:b/>
-          <w:bCs/>
-        </w:rPr>
-        <w:t>actually bronze-plated</w:t>
-      </w:r>
-      <w:proofErr w:type="gramEnd"/>
-      <w:r>
-        <w:rPr>
-          <w:b/>
-          <w:bCs/>
-        </w:rPr>
-        <w:t xml:space="preserve"> nickel). The coin features a design by Ontario wildlife artist Robert Ralph Carmichael—a loon on one side and Queen Elizabeth II on the other. Canada is, after all, still a member of the British Commonwealth. The loon is a water bird common across Canada, known for its ability to swim great distances under water and for its beautiful, haunting call.</w:t>
+        <w:t>A. On May 8, 1987, Canada introduced the one-dollar coin now known as the “loonie.” It is eleven-sided and gold-coloured (it’s actually bronze-plated nickel). The coin features a design by Ontario wildlife artist Robert Ralph Carmichael—a loon on one side and Queen Elizabeth II on the other. Canada is, after all, still a member of the British Commonwealth. The loon is a water bird common across Canada, known for its ability to swim great distances under water and for its beautiful, haunting call.</w:t>
       </w:r>
     </w:p>
     <w:p>
@@ -8516,23 +6607,7 @@
           <w:b/>
           <w:bCs/>
         </w:rPr>
-        <w:t>D. In 1996, the orange-brown two-dollar paper bill was also replaced with a coin. Called a “toonie,” the silver coin has a gold center (</w:t>
-      </w:r>
-      <w:proofErr w:type="gramStart"/>
-      <w:r>
-        <w:rPr>
-          <w:b/>
-          <w:bCs/>
-        </w:rPr>
-        <w:t>actually nickel</w:t>
-      </w:r>
-      <w:proofErr w:type="gramEnd"/>
-      <w:r>
-        <w:rPr>
-          <w:b/>
-          <w:bCs/>
-        </w:rPr>
-        <w:t xml:space="preserve"> and bronze) featuring another Canadian animal, a polar bear on an ice floe. Already light, at 7.3 grams, a lighter version was introduced in 2012 by replacing the nickel with steel. A lighter version of the loonie was also introduced. Unfortunately, the lighter coins didn’t work in coin-operated machines, such as vending machines, parking meters, and washers and dryers in laundromats. As a result, many business owners have had to pay thousands of dollars to replace and upgrade their equipment.</w:t>
+        <w:t>D. In 1996, the orange-brown two-dollar paper bill was also replaced with a coin. Called a “toonie,” the silver coin has a gold center (actually nickel and bronze) featuring another Canadian animal, a polar bear on an ice floe. Already light, at 7.3 grams, a lighter version was introduced in 2012 by replacing the nickel with steel. A lighter version of the loonie was also introduced. Unfortunately, the lighter coins didn’t work in coin-operated machines, such as vending machines, parking meters, and washers and dryers in laundromats. As a result, many business owners have had to pay thousands of dollars to replace and upgrade their equipment.</w:t>
       </w:r>
     </w:p>
     <w:p>
@@ -8621,21 +6696,12 @@
           <w:bCs/>
         </w:rPr>
       </w:pPr>
-      <w:proofErr w:type="gramStart"/>
-      <w:r>
-        <w:rPr>
-          <w:b/>
-          <w:bCs/>
-        </w:rPr>
-        <w:t>[ ]</w:t>
-      </w:r>
-      <w:proofErr w:type="gramEnd"/>
-      <w:r>
-        <w:rPr>
-          <w:b/>
-          <w:bCs/>
-        </w:rPr>
-        <w:t xml:space="preserve"> A</w:t>
+      <w:r>
+        <w:rPr>
+          <w:b/>
+          <w:bCs/>
+        </w:rPr>
+        <w:t>[ ] A</w:t>
       </w:r>
     </w:p>
     <w:p>
@@ -8649,21 +6715,12 @@
           <w:bCs/>
         </w:rPr>
       </w:pPr>
-      <w:proofErr w:type="gramStart"/>
-      <w:r>
-        <w:rPr>
-          <w:b/>
-          <w:bCs/>
-        </w:rPr>
-        <w:t>[ ]</w:t>
-      </w:r>
-      <w:proofErr w:type="gramEnd"/>
-      <w:r>
-        <w:rPr>
-          <w:b/>
-          <w:bCs/>
-        </w:rPr>
-        <w:t xml:space="preserve"> B</w:t>
+      <w:r>
+        <w:rPr>
+          <w:b/>
+          <w:bCs/>
+        </w:rPr>
+        <w:t>[ ] B</w:t>
       </w:r>
     </w:p>
     <w:p>
@@ -8677,21 +6734,12 @@
           <w:bCs/>
         </w:rPr>
       </w:pPr>
-      <w:proofErr w:type="gramStart"/>
-      <w:r>
-        <w:rPr>
-          <w:b/>
-          <w:bCs/>
-        </w:rPr>
-        <w:t>[ ]</w:t>
-      </w:r>
-      <w:proofErr w:type="gramEnd"/>
-      <w:r>
-        <w:rPr>
-          <w:b/>
-          <w:bCs/>
-        </w:rPr>
-        <w:t xml:space="preserve"> C</w:t>
+      <w:r>
+        <w:rPr>
+          <w:b/>
+          <w:bCs/>
+        </w:rPr>
+        <w:t>[ ] C</w:t>
       </w:r>
     </w:p>
     <w:p>
@@ -8705,21 +6753,12 @@
           <w:bCs/>
         </w:rPr>
       </w:pPr>
-      <w:proofErr w:type="gramStart"/>
-      <w:r>
-        <w:rPr>
-          <w:b/>
-          <w:bCs/>
-        </w:rPr>
-        <w:t>[ ]</w:t>
-      </w:r>
-      <w:proofErr w:type="gramEnd"/>
-      <w:r>
-        <w:rPr>
-          <w:b/>
-          <w:bCs/>
-        </w:rPr>
-        <w:t xml:space="preserve"> D</w:t>
+      <w:r>
+        <w:rPr>
+          <w:b/>
+          <w:bCs/>
+        </w:rPr>
+        <w:t>[ ] D</w:t>
       </w:r>
     </w:p>
     <w:p>
@@ -8733,21 +6772,12 @@
           <w:bCs/>
         </w:rPr>
       </w:pPr>
-      <w:proofErr w:type="gramStart"/>
-      <w:r>
-        <w:rPr>
-          <w:b/>
-          <w:bCs/>
-        </w:rPr>
-        <w:t>[ ]</w:t>
-      </w:r>
-      <w:proofErr w:type="gramEnd"/>
-      <w:r>
-        <w:rPr>
-          <w:b/>
-          <w:bCs/>
-        </w:rPr>
-        <w:t xml:space="preserve"> E</w:t>
+      <w:r>
+        <w:rPr>
+          <w:b/>
+          <w:bCs/>
+        </w:rPr>
+        <w:t>[ ] E</w:t>
       </w:r>
     </w:p>
     <w:p>
@@ -8781,21 +6811,12 @@
           <w:bCs/>
         </w:rPr>
       </w:pPr>
-      <w:proofErr w:type="gramStart"/>
-      <w:r>
-        <w:rPr>
-          <w:b/>
-          <w:bCs/>
-        </w:rPr>
-        <w:t>[ ]</w:t>
-      </w:r>
-      <w:proofErr w:type="gramEnd"/>
-      <w:r>
-        <w:rPr>
-          <w:b/>
-          <w:bCs/>
-        </w:rPr>
-        <w:t xml:space="preserve"> A</w:t>
+      <w:r>
+        <w:rPr>
+          <w:b/>
+          <w:bCs/>
+        </w:rPr>
+        <w:t>[ ] A</w:t>
       </w:r>
     </w:p>
     <w:p>
@@ -8809,21 +6830,12 @@
           <w:bCs/>
         </w:rPr>
       </w:pPr>
-      <w:proofErr w:type="gramStart"/>
-      <w:r>
-        <w:rPr>
-          <w:b/>
-          <w:bCs/>
-        </w:rPr>
-        <w:t>[ ]</w:t>
-      </w:r>
-      <w:proofErr w:type="gramEnd"/>
-      <w:r>
-        <w:rPr>
-          <w:b/>
-          <w:bCs/>
-        </w:rPr>
-        <w:t xml:space="preserve"> B</w:t>
+      <w:r>
+        <w:rPr>
+          <w:b/>
+          <w:bCs/>
+        </w:rPr>
+        <w:t>[ ] B</w:t>
       </w:r>
     </w:p>
     <w:p>
@@ -8837,21 +6849,12 @@
           <w:bCs/>
         </w:rPr>
       </w:pPr>
-      <w:proofErr w:type="gramStart"/>
-      <w:r>
-        <w:rPr>
-          <w:b/>
-          <w:bCs/>
-        </w:rPr>
-        <w:t>[ ]</w:t>
-      </w:r>
-      <w:proofErr w:type="gramEnd"/>
-      <w:r>
-        <w:rPr>
-          <w:b/>
-          <w:bCs/>
-        </w:rPr>
-        <w:t xml:space="preserve"> C</w:t>
+      <w:r>
+        <w:rPr>
+          <w:b/>
+          <w:bCs/>
+        </w:rPr>
+        <w:t>[ ] C</w:t>
       </w:r>
     </w:p>
     <w:p>
@@ -8865,21 +6868,12 @@
           <w:bCs/>
         </w:rPr>
       </w:pPr>
-      <w:proofErr w:type="gramStart"/>
-      <w:r>
-        <w:rPr>
-          <w:b/>
-          <w:bCs/>
-        </w:rPr>
-        <w:t>[ ]</w:t>
-      </w:r>
-      <w:proofErr w:type="gramEnd"/>
-      <w:r>
-        <w:rPr>
-          <w:b/>
-          <w:bCs/>
-        </w:rPr>
-        <w:t xml:space="preserve"> D</w:t>
+      <w:r>
+        <w:rPr>
+          <w:b/>
+          <w:bCs/>
+        </w:rPr>
+        <w:t>[ ] D</w:t>
       </w:r>
     </w:p>
     <w:p>
@@ -8893,22 +6887,13 @@
           <w:bCs/>
         </w:rPr>
       </w:pPr>
-      <w:proofErr w:type="gramStart"/>
       <w:r>
         <w:rPr>
           <w:b/>
           <w:bCs/>
         </w:rPr>
         <w:lastRenderedPageBreak/>
-        <w:t>[ ]</w:t>
-      </w:r>
-      <w:proofErr w:type="gramEnd"/>
-      <w:r>
-        <w:rPr>
-          <w:b/>
-          <w:bCs/>
-        </w:rPr>
-        <w:t xml:space="preserve"> E</w:t>
+        <w:t>[ ] E</w:t>
       </w:r>
     </w:p>
     <w:p>
@@ -8942,21 +6927,12 @@
           <w:bCs/>
         </w:rPr>
       </w:pPr>
-      <w:proofErr w:type="gramStart"/>
-      <w:r>
-        <w:rPr>
-          <w:b/>
-          <w:bCs/>
-        </w:rPr>
-        <w:t>[ ]</w:t>
-      </w:r>
-      <w:proofErr w:type="gramEnd"/>
-      <w:r>
-        <w:rPr>
-          <w:b/>
-          <w:bCs/>
-        </w:rPr>
-        <w:t xml:space="preserve"> A</w:t>
+      <w:r>
+        <w:rPr>
+          <w:b/>
+          <w:bCs/>
+        </w:rPr>
+        <w:t>[ ] A</w:t>
       </w:r>
     </w:p>
     <w:p>
@@ -8970,21 +6946,12 @@
           <w:bCs/>
         </w:rPr>
       </w:pPr>
-      <w:proofErr w:type="gramStart"/>
-      <w:r>
-        <w:rPr>
-          <w:b/>
-          <w:bCs/>
-        </w:rPr>
-        <w:t>[ ]</w:t>
-      </w:r>
-      <w:proofErr w:type="gramEnd"/>
-      <w:r>
-        <w:rPr>
-          <w:b/>
-          <w:bCs/>
-        </w:rPr>
-        <w:t xml:space="preserve"> B</w:t>
+      <w:r>
+        <w:rPr>
+          <w:b/>
+          <w:bCs/>
+        </w:rPr>
+        <w:t>[ ] B</w:t>
       </w:r>
     </w:p>
     <w:p>
@@ -8998,21 +6965,12 @@
           <w:bCs/>
         </w:rPr>
       </w:pPr>
-      <w:proofErr w:type="gramStart"/>
-      <w:r>
-        <w:rPr>
-          <w:b/>
-          <w:bCs/>
-        </w:rPr>
-        <w:t>[ ]</w:t>
-      </w:r>
-      <w:proofErr w:type="gramEnd"/>
-      <w:r>
-        <w:rPr>
-          <w:b/>
-          <w:bCs/>
-        </w:rPr>
-        <w:t xml:space="preserve"> C</w:t>
+      <w:r>
+        <w:rPr>
+          <w:b/>
+          <w:bCs/>
+        </w:rPr>
+        <w:t>[ ] C</w:t>
       </w:r>
     </w:p>
     <w:p>
@@ -9026,21 +6984,12 @@
           <w:bCs/>
         </w:rPr>
       </w:pPr>
-      <w:proofErr w:type="gramStart"/>
-      <w:r>
-        <w:rPr>
-          <w:b/>
-          <w:bCs/>
-        </w:rPr>
-        <w:t>[ ]</w:t>
-      </w:r>
-      <w:proofErr w:type="gramEnd"/>
-      <w:r>
-        <w:rPr>
-          <w:b/>
-          <w:bCs/>
-        </w:rPr>
-        <w:t xml:space="preserve"> D</w:t>
+      <w:r>
+        <w:rPr>
+          <w:b/>
+          <w:bCs/>
+        </w:rPr>
+        <w:t>[ ] D</w:t>
       </w:r>
     </w:p>
     <w:p>
@@ -9054,21 +7003,12 @@
           <w:bCs/>
         </w:rPr>
       </w:pPr>
-      <w:proofErr w:type="gramStart"/>
-      <w:r>
-        <w:rPr>
-          <w:b/>
-          <w:bCs/>
-        </w:rPr>
-        <w:t>[ ]</w:t>
-      </w:r>
-      <w:proofErr w:type="gramEnd"/>
-      <w:r>
-        <w:rPr>
-          <w:b/>
-          <w:bCs/>
-        </w:rPr>
-        <w:t xml:space="preserve"> E</w:t>
+      <w:r>
+        <w:rPr>
+          <w:b/>
+          <w:bCs/>
+        </w:rPr>
+        <w:t>[ ] E</w:t>
       </w:r>
     </w:p>
     <w:p>
@@ -9102,21 +7042,12 @@
           <w:bCs/>
         </w:rPr>
       </w:pPr>
-      <w:proofErr w:type="gramStart"/>
-      <w:r>
-        <w:rPr>
-          <w:b/>
-          <w:bCs/>
-        </w:rPr>
-        <w:t>[ ]</w:t>
-      </w:r>
-      <w:proofErr w:type="gramEnd"/>
-      <w:r>
-        <w:rPr>
-          <w:b/>
-          <w:bCs/>
-        </w:rPr>
-        <w:t xml:space="preserve"> A</w:t>
+      <w:r>
+        <w:rPr>
+          <w:b/>
+          <w:bCs/>
+        </w:rPr>
+        <w:t>[ ] A</w:t>
       </w:r>
     </w:p>
     <w:p>
@@ -9130,21 +7061,12 @@
           <w:bCs/>
         </w:rPr>
       </w:pPr>
-      <w:proofErr w:type="gramStart"/>
-      <w:r>
-        <w:rPr>
-          <w:b/>
-          <w:bCs/>
-        </w:rPr>
-        <w:t>[ ]</w:t>
-      </w:r>
-      <w:proofErr w:type="gramEnd"/>
-      <w:r>
-        <w:rPr>
-          <w:b/>
-          <w:bCs/>
-        </w:rPr>
-        <w:t xml:space="preserve"> B</w:t>
+      <w:r>
+        <w:rPr>
+          <w:b/>
+          <w:bCs/>
+        </w:rPr>
+        <w:t>[ ] B</w:t>
       </w:r>
     </w:p>
     <w:p>
@@ -9158,21 +7080,12 @@
           <w:bCs/>
         </w:rPr>
       </w:pPr>
-      <w:proofErr w:type="gramStart"/>
-      <w:r>
-        <w:rPr>
-          <w:b/>
-          <w:bCs/>
-        </w:rPr>
-        <w:t>[ ]</w:t>
-      </w:r>
-      <w:proofErr w:type="gramEnd"/>
-      <w:r>
-        <w:rPr>
-          <w:b/>
-          <w:bCs/>
-        </w:rPr>
-        <w:t xml:space="preserve"> C</w:t>
+      <w:r>
+        <w:rPr>
+          <w:b/>
+          <w:bCs/>
+        </w:rPr>
+        <w:t>[ ] C</w:t>
       </w:r>
     </w:p>
     <w:p>
@@ -9186,21 +7099,12 @@
           <w:bCs/>
         </w:rPr>
       </w:pPr>
-      <w:proofErr w:type="gramStart"/>
-      <w:r>
-        <w:rPr>
-          <w:b/>
-          <w:bCs/>
-        </w:rPr>
-        <w:t>[ ]</w:t>
-      </w:r>
-      <w:proofErr w:type="gramEnd"/>
-      <w:r>
-        <w:rPr>
-          <w:b/>
-          <w:bCs/>
-        </w:rPr>
-        <w:t xml:space="preserve"> D</w:t>
+      <w:r>
+        <w:rPr>
+          <w:b/>
+          <w:bCs/>
+        </w:rPr>
+        <w:t>[ ] D</w:t>
       </w:r>
     </w:p>
     <w:p>
@@ -9214,21 +7118,12 @@
           <w:bCs/>
         </w:rPr>
       </w:pPr>
-      <w:proofErr w:type="gramStart"/>
-      <w:r>
-        <w:rPr>
-          <w:b/>
-          <w:bCs/>
-        </w:rPr>
-        <w:t>[ ]</w:t>
-      </w:r>
-      <w:proofErr w:type="gramEnd"/>
-      <w:r>
-        <w:rPr>
-          <w:b/>
-          <w:bCs/>
-        </w:rPr>
-        <w:t xml:space="preserve"> E</w:t>
+      <w:r>
+        <w:rPr>
+          <w:b/>
+          <w:bCs/>
+        </w:rPr>
+        <w:t>[ ] E</w:t>
       </w:r>
     </w:p>
     <w:p>
@@ -9262,21 +7157,12 @@
           <w:bCs/>
         </w:rPr>
       </w:pPr>
-      <w:proofErr w:type="gramStart"/>
-      <w:r>
-        <w:rPr>
-          <w:b/>
-          <w:bCs/>
-        </w:rPr>
-        <w:t>[ ]</w:t>
-      </w:r>
-      <w:proofErr w:type="gramEnd"/>
-      <w:r>
-        <w:rPr>
-          <w:b/>
-          <w:bCs/>
-        </w:rPr>
-        <w:t xml:space="preserve"> A</w:t>
+      <w:r>
+        <w:rPr>
+          <w:b/>
+          <w:bCs/>
+        </w:rPr>
+        <w:t>[ ] A</w:t>
       </w:r>
     </w:p>
     <w:p>
@@ -9290,21 +7176,12 @@
           <w:bCs/>
         </w:rPr>
       </w:pPr>
-      <w:proofErr w:type="gramStart"/>
-      <w:r>
-        <w:rPr>
-          <w:b/>
-          <w:bCs/>
-        </w:rPr>
-        <w:t>[ ]</w:t>
-      </w:r>
-      <w:proofErr w:type="gramEnd"/>
-      <w:r>
-        <w:rPr>
-          <w:b/>
-          <w:bCs/>
-        </w:rPr>
-        <w:t xml:space="preserve"> B</w:t>
+      <w:r>
+        <w:rPr>
+          <w:b/>
+          <w:bCs/>
+        </w:rPr>
+        <w:t>[ ] B</w:t>
       </w:r>
     </w:p>
     <w:p>
@@ -9318,21 +7195,12 @@
           <w:bCs/>
         </w:rPr>
       </w:pPr>
-      <w:proofErr w:type="gramStart"/>
-      <w:r>
-        <w:rPr>
-          <w:b/>
-          <w:bCs/>
-        </w:rPr>
-        <w:t>[ ]</w:t>
-      </w:r>
-      <w:proofErr w:type="gramEnd"/>
-      <w:r>
-        <w:rPr>
-          <w:b/>
-          <w:bCs/>
-        </w:rPr>
-        <w:t xml:space="preserve"> C</w:t>
+      <w:r>
+        <w:rPr>
+          <w:b/>
+          <w:bCs/>
+        </w:rPr>
+        <w:t>[ ] C</w:t>
       </w:r>
     </w:p>
     <w:p>
@@ -9346,21 +7214,12 @@
           <w:bCs/>
         </w:rPr>
       </w:pPr>
-      <w:proofErr w:type="gramStart"/>
-      <w:r>
-        <w:rPr>
-          <w:b/>
-          <w:bCs/>
-        </w:rPr>
-        <w:t>[ ]</w:t>
-      </w:r>
-      <w:proofErr w:type="gramEnd"/>
-      <w:r>
-        <w:rPr>
-          <w:b/>
-          <w:bCs/>
-        </w:rPr>
-        <w:t xml:space="preserve"> D</w:t>
+      <w:r>
+        <w:rPr>
+          <w:b/>
+          <w:bCs/>
+        </w:rPr>
+        <w:t>[ ] D</w:t>
       </w:r>
     </w:p>
     <w:p>
@@ -9374,21 +7233,12 @@
           <w:bCs/>
         </w:rPr>
       </w:pPr>
-      <w:proofErr w:type="gramStart"/>
-      <w:r>
-        <w:rPr>
-          <w:b/>
-          <w:bCs/>
-        </w:rPr>
-        <w:t>[ ]</w:t>
-      </w:r>
-      <w:proofErr w:type="gramEnd"/>
-      <w:r>
-        <w:rPr>
-          <w:b/>
-          <w:bCs/>
-        </w:rPr>
-        <w:t xml:space="preserve"> E</w:t>
+      <w:r>
+        <w:rPr>
+          <w:b/>
+          <w:bCs/>
+        </w:rPr>
+        <w:t>[ ] E</w:t>
       </w:r>
     </w:p>
     <w:p>
@@ -9422,21 +7272,12 @@
           <w:bCs/>
         </w:rPr>
       </w:pPr>
-      <w:proofErr w:type="gramStart"/>
-      <w:r>
-        <w:rPr>
-          <w:b/>
-          <w:bCs/>
-        </w:rPr>
-        <w:t>[ ]</w:t>
-      </w:r>
-      <w:proofErr w:type="gramEnd"/>
-      <w:r>
-        <w:rPr>
-          <w:b/>
-          <w:bCs/>
-        </w:rPr>
-        <w:t xml:space="preserve"> A</w:t>
+      <w:r>
+        <w:rPr>
+          <w:b/>
+          <w:bCs/>
+        </w:rPr>
+        <w:t>[ ] A</w:t>
       </w:r>
     </w:p>
     <w:p>
@@ -9450,21 +7291,12 @@
           <w:bCs/>
         </w:rPr>
       </w:pPr>
-      <w:proofErr w:type="gramStart"/>
-      <w:r>
-        <w:rPr>
-          <w:b/>
-          <w:bCs/>
-        </w:rPr>
-        <w:t>[ ]</w:t>
-      </w:r>
-      <w:proofErr w:type="gramEnd"/>
-      <w:r>
-        <w:rPr>
-          <w:b/>
-          <w:bCs/>
-        </w:rPr>
-        <w:t xml:space="preserve"> B</w:t>
+      <w:r>
+        <w:rPr>
+          <w:b/>
+          <w:bCs/>
+        </w:rPr>
+        <w:t>[ ] B</w:t>
       </w:r>
     </w:p>
     <w:p>
@@ -9478,21 +7310,12 @@
           <w:bCs/>
         </w:rPr>
       </w:pPr>
-      <w:proofErr w:type="gramStart"/>
-      <w:r>
-        <w:rPr>
-          <w:b/>
-          <w:bCs/>
-        </w:rPr>
-        <w:t>[ ]</w:t>
-      </w:r>
-      <w:proofErr w:type="gramEnd"/>
-      <w:r>
-        <w:rPr>
-          <w:b/>
-          <w:bCs/>
-        </w:rPr>
-        <w:t xml:space="preserve"> C</w:t>
+      <w:r>
+        <w:rPr>
+          <w:b/>
+          <w:bCs/>
+        </w:rPr>
+        <w:t>[ ] C</w:t>
       </w:r>
     </w:p>
     <w:p>
@@ -9506,21 +7329,12 @@
           <w:bCs/>
         </w:rPr>
       </w:pPr>
-      <w:proofErr w:type="gramStart"/>
-      <w:r>
-        <w:rPr>
-          <w:b/>
-          <w:bCs/>
-        </w:rPr>
-        <w:t>[ ]</w:t>
-      </w:r>
-      <w:proofErr w:type="gramEnd"/>
-      <w:r>
-        <w:rPr>
-          <w:b/>
-          <w:bCs/>
-        </w:rPr>
-        <w:t xml:space="preserve"> D</w:t>
+      <w:r>
+        <w:rPr>
+          <w:b/>
+          <w:bCs/>
+        </w:rPr>
+        <w:t>[ ] D</w:t>
       </w:r>
     </w:p>
     <w:p>
@@ -9534,21 +7348,12 @@
           <w:bCs/>
         </w:rPr>
       </w:pPr>
-      <w:proofErr w:type="gramStart"/>
-      <w:r>
-        <w:rPr>
-          <w:b/>
-          <w:bCs/>
-        </w:rPr>
-        <w:t>[ ]</w:t>
-      </w:r>
-      <w:proofErr w:type="gramEnd"/>
-      <w:r>
-        <w:rPr>
-          <w:b/>
-          <w:bCs/>
-        </w:rPr>
-        <w:t xml:space="preserve"> E</w:t>
+      <w:r>
+        <w:rPr>
+          <w:b/>
+          <w:bCs/>
+        </w:rPr>
+        <w:t>[ ] E</w:t>
       </w:r>
     </w:p>
     <w:p>
@@ -9582,22 +7387,13 @@
           <w:bCs/>
         </w:rPr>
       </w:pPr>
-      <w:proofErr w:type="gramStart"/>
       <w:r>
         <w:rPr>
           <w:b/>
           <w:bCs/>
         </w:rPr>
         <w:lastRenderedPageBreak/>
-        <w:t>[ ]</w:t>
-      </w:r>
-      <w:proofErr w:type="gramEnd"/>
-      <w:r>
-        <w:rPr>
-          <w:b/>
-          <w:bCs/>
-        </w:rPr>
-        <w:t xml:space="preserve"> A</w:t>
+        <w:t>[ ] A</w:t>
       </w:r>
     </w:p>
     <w:p>
@@ -9611,21 +7407,12 @@
           <w:bCs/>
         </w:rPr>
       </w:pPr>
-      <w:proofErr w:type="gramStart"/>
-      <w:r>
-        <w:rPr>
-          <w:b/>
-          <w:bCs/>
-        </w:rPr>
-        <w:t>[ ]</w:t>
-      </w:r>
-      <w:proofErr w:type="gramEnd"/>
-      <w:r>
-        <w:rPr>
-          <w:b/>
-          <w:bCs/>
-        </w:rPr>
-        <w:t xml:space="preserve"> B</w:t>
+      <w:r>
+        <w:rPr>
+          <w:b/>
+          <w:bCs/>
+        </w:rPr>
+        <w:t>[ ] B</w:t>
       </w:r>
     </w:p>
     <w:p>
@@ -9639,21 +7426,12 @@
           <w:bCs/>
         </w:rPr>
       </w:pPr>
-      <w:proofErr w:type="gramStart"/>
-      <w:r>
-        <w:rPr>
-          <w:b/>
-          <w:bCs/>
-        </w:rPr>
-        <w:t>[ ]</w:t>
-      </w:r>
-      <w:proofErr w:type="gramEnd"/>
-      <w:r>
-        <w:rPr>
-          <w:b/>
-          <w:bCs/>
-        </w:rPr>
-        <w:t xml:space="preserve"> C</w:t>
+      <w:r>
+        <w:rPr>
+          <w:b/>
+          <w:bCs/>
+        </w:rPr>
+        <w:t>[ ] C</w:t>
       </w:r>
     </w:p>
     <w:p>
@@ -9667,21 +7445,12 @@
           <w:bCs/>
         </w:rPr>
       </w:pPr>
-      <w:proofErr w:type="gramStart"/>
-      <w:r>
-        <w:rPr>
-          <w:b/>
-          <w:bCs/>
-        </w:rPr>
-        <w:t>[ ]</w:t>
-      </w:r>
-      <w:proofErr w:type="gramEnd"/>
-      <w:r>
-        <w:rPr>
-          <w:b/>
-          <w:bCs/>
-        </w:rPr>
-        <w:t xml:space="preserve"> D</w:t>
+      <w:r>
+        <w:rPr>
+          <w:b/>
+          <w:bCs/>
+        </w:rPr>
+        <w:t>[ ] D</w:t>
       </w:r>
     </w:p>
     <w:p>
@@ -9695,21 +7464,12 @@
           <w:bCs/>
         </w:rPr>
       </w:pPr>
-      <w:proofErr w:type="gramStart"/>
-      <w:r>
-        <w:rPr>
-          <w:b/>
-          <w:bCs/>
-        </w:rPr>
-        <w:t>[ ]</w:t>
-      </w:r>
-      <w:proofErr w:type="gramEnd"/>
-      <w:r>
-        <w:rPr>
-          <w:b/>
-          <w:bCs/>
-        </w:rPr>
-        <w:t xml:space="preserve"> E</w:t>
+      <w:r>
+        <w:rPr>
+          <w:b/>
+          <w:bCs/>
+        </w:rPr>
+        <w:t>[ ] E</w:t>
       </w:r>
     </w:p>
     <w:p>
@@ -9743,21 +7503,12 @@
           <w:bCs/>
         </w:rPr>
       </w:pPr>
-      <w:proofErr w:type="gramStart"/>
-      <w:r>
-        <w:rPr>
-          <w:b/>
-          <w:bCs/>
-        </w:rPr>
-        <w:t>[ ]</w:t>
-      </w:r>
-      <w:proofErr w:type="gramEnd"/>
-      <w:r>
-        <w:rPr>
-          <w:b/>
-          <w:bCs/>
-        </w:rPr>
-        <w:t xml:space="preserve"> A</w:t>
+      <w:r>
+        <w:rPr>
+          <w:b/>
+          <w:bCs/>
+        </w:rPr>
+        <w:t>[ ] A</w:t>
       </w:r>
     </w:p>
     <w:p>
@@ -9771,21 +7522,12 @@
           <w:bCs/>
         </w:rPr>
       </w:pPr>
-      <w:proofErr w:type="gramStart"/>
-      <w:r>
-        <w:rPr>
-          <w:b/>
-          <w:bCs/>
-        </w:rPr>
-        <w:t>[ ]</w:t>
-      </w:r>
-      <w:proofErr w:type="gramEnd"/>
-      <w:r>
-        <w:rPr>
-          <w:b/>
-          <w:bCs/>
-        </w:rPr>
-        <w:t xml:space="preserve"> B</w:t>
+      <w:r>
+        <w:rPr>
+          <w:b/>
+          <w:bCs/>
+        </w:rPr>
+        <w:t>[ ] B</w:t>
       </w:r>
     </w:p>
     <w:p>
@@ -9799,21 +7541,12 @@
           <w:bCs/>
         </w:rPr>
       </w:pPr>
-      <w:proofErr w:type="gramStart"/>
-      <w:r>
-        <w:rPr>
-          <w:b/>
-          <w:bCs/>
-        </w:rPr>
-        <w:t>[ ]</w:t>
-      </w:r>
-      <w:proofErr w:type="gramEnd"/>
-      <w:r>
-        <w:rPr>
-          <w:b/>
-          <w:bCs/>
-        </w:rPr>
-        <w:t xml:space="preserve"> C</w:t>
+      <w:r>
+        <w:rPr>
+          <w:b/>
+          <w:bCs/>
+        </w:rPr>
+        <w:t>[ ] C</w:t>
       </w:r>
     </w:p>
     <w:p>
@@ -9827,21 +7560,12 @@
           <w:bCs/>
         </w:rPr>
       </w:pPr>
-      <w:proofErr w:type="gramStart"/>
-      <w:r>
-        <w:rPr>
-          <w:b/>
-          <w:bCs/>
-        </w:rPr>
-        <w:t>[ ]</w:t>
-      </w:r>
-      <w:proofErr w:type="gramEnd"/>
-      <w:r>
-        <w:rPr>
-          <w:b/>
-          <w:bCs/>
-        </w:rPr>
-        <w:t xml:space="preserve"> D</w:t>
+      <w:r>
+        <w:rPr>
+          <w:b/>
+          <w:bCs/>
+        </w:rPr>
+        <w:t>[ ] D</w:t>
       </w:r>
     </w:p>
     <w:p>
@@ -9855,21 +7579,12 @@
           <w:bCs/>
         </w:rPr>
       </w:pPr>
-      <w:proofErr w:type="gramStart"/>
-      <w:r>
-        <w:rPr>
-          <w:b/>
-          <w:bCs/>
-        </w:rPr>
-        <w:t>[ ]</w:t>
-      </w:r>
-      <w:proofErr w:type="gramEnd"/>
-      <w:r>
-        <w:rPr>
-          <w:b/>
-          <w:bCs/>
-        </w:rPr>
-        <w:t xml:space="preserve"> E</w:t>
+      <w:r>
+        <w:rPr>
+          <w:b/>
+          <w:bCs/>
+        </w:rPr>
+        <w:t>[ ] E</w:t>
       </w:r>
     </w:p>
     <w:p>
@@ -9903,21 +7618,12 @@
           <w:bCs/>
         </w:rPr>
       </w:pPr>
-      <w:proofErr w:type="gramStart"/>
-      <w:r>
-        <w:rPr>
-          <w:b/>
-          <w:bCs/>
-        </w:rPr>
-        <w:t>[ ]</w:t>
-      </w:r>
-      <w:proofErr w:type="gramEnd"/>
-      <w:r>
-        <w:rPr>
-          <w:b/>
-          <w:bCs/>
-        </w:rPr>
-        <w:t xml:space="preserve"> A</w:t>
+      <w:r>
+        <w:rPr>
+          <w:b/>
+          <w:bCs/>
+        </w:rPr>
+        <w:t>[ ] A</w:t>
       </w:r>
     </w:p>
     <w:p>
@@ -9931,21 +7637,12 @@
           <w:bCs/>
         </w:rPr>
       </w:pPr>
-      <w:proofErr w:type="gramStart"/>
-      <w:r>
-        <w:rPr>
-          <w:b/>
-          <w:bCs/>
-        </w:rPr>
-        <w:t>[ ]</w:t>
-      </w:r>
-      <w:proofErr w:type="gramEnd"/>
-      <w:r>
-        <w:rPr>
-          <w:b/>
-          <w:bCs/>
-        </w:rPr>
-        <w:t xml:space="preserve"> B</w:t>
+      <w:r>
+        <w:rPr>
+          <w:b/>
+          <w:bCs/>
+        </w:rPr>
+        <w:t>[ ] B</w:t>
       </w:r>
     </w:p>
     <w:p>
@@ -9959,21 +7656,12 @@
           <w:bCs/>
         </w:rPr>
       </w:pPr>
-      <w:proofErr w:type="gramStart"/>
-      <w:r>
-        <w:rPr>
-          <w:b/>
-          <w:bCs/>
-        </w:rPr>
-        <w:t>[ ]</w:t>
-      </w:r>
-      <w:proofErr w:type="gramEnd"/>
-      <w:r>
-        <w:rPr>
-          <w:b/>
-          <w:bCs/>
-        </w:rPr>
-        <w:t xml:space="preserve"> C</w:t>
+      <w:r>
+        <w:rPr>
+          <w:b/>
+          <w:bCs/>
+        </w:rPr>
+        <w:t>[ ] C</w:t>
       </w:r>
     </w:p>
     <w:p>
@@ -9987,21 +7675,12 @@
           <w:bCs/>
         </w:rPr>
       </w:pPr>
-      <w:proofErr w:type="gramStart"/>
-      <w:r>
-        <w:rPr>
-          <w:b/>
-          <w:bCs/>
-        </w:rPr>
-        <w:t>[ ]</w:t>
-      </w:r>
-      <w:proofErr w:type="gramEnd"/>
-      <w:r>
-        <w:rPr>
-          <w:b/>
-          <w:bCs/>
-        </w:rPr>
-        <w:t xml:space="preserve"> D</w:t>
+      <w:r>
+        <w:rPr>
+          <w:b/>
+          <w:bCs/>
+        </w:rPr>
+        <w:t>[ ] D</w:t>
       </w:r>
     </w:p>
     <w:p>
@@ -10015,21 +7694,12 @@
           <w:bCs/>
         </w:rPr>
       </w:pPr>
-      <w:proofErr w:type="gramStart"/>
-      <w:r>
-        <w:rPr>
-          <w:b/>
-          <w:bCs/>
-        </w:rPr>
-        <w:t>[ ]</w:t>
-      </w:r>
-      <w:proofErr w:type="gramEnd"/>
-      <w:r>
-        <w:rPr>
-          <w:b/>
-          <w:bCs/>
-        </w:rPr>
-        <w:t xml:space="preserve"> E</w:t>
+      <w:r>
+        <w:rPr>
+          <w:b/>
+          <w:bCs/>
+        </w:rPr>
+        <w:t>[ ] E</w:t>
       </w:r>
     </w:p>
     <w:p>
@@ -10113,23 +7783,7 @@
           <w:b/>
           <w:bCs/>
         </w:rPr>
-        <w:t xml:space="preserve">Ewing hailed Canada as a role model of fiscal responsibility from which his country could </w:t>
-      </w:r>
-      <w:proofErr w:type="gramStart"/>
-      <w:r>
-        <w:rPr>
-          <w:b/>
-          <w:bCs/>
-        </w:rPr>
-        <w:t>learn,</w:t>
-      </w:r>
-      <w:proofErr w:type="gramEnd"/>
-      <w:r>
-        <w:rPr>
-          <w:b/>
-          <w:bCs/>
-        </w:rPr>
-        <w:t xml:space="preserve"> accolades that resounded in Ottawa on the foreign leader's recent </w:t>
+        <w:t xml:space="preserve">Ewing hailed Canada as a role model of fiscal responsibility from which his country could learn, accolades that resounded in Ottawa on the foreign leader's recent </w:t>
       </w:r>
       <w:r>
         <w:rPr>
@@ -10208,23 +7862,7 @@
           <w:b/>
           <w:bCs/>
         </w:rPr>
-        <w:t xml:space="preserve">Using the drop-down menu </w:t>
-      </w:r>
-      <w:proofErr w:type="gramStart"/>
-      <w:r>
-        <w:rPr>
-          <w:b/>
-          <w:bCs/>
-        </w:rPr>
-        <w:t>(  )</w:t>
-      </w:r>
-      <w:proofErr w:type="gramEnd"/>
-      <w:r>
-        <w:rPr>
-          <w:b/>
-          <w:bCs/>
-        </w:rPr>
-        <w:t>, choose the best option according to the information given on the website.</w:t>
+        <w:t>Using the drop-down menu (  ), choose the best option according to the information given on the website.</w:t>
       </w:r>
     </w:p>
     <w:p/>
@@ -10273,21 +7911,12 @@
           <w:bCs/>
         </w:rPr>
       </w:pPr>
-      <w:proofErr w:type="gramStart"/>
-      <w:r>
-        <w:rPr>
-          <w:b/>
-          <w:bCs/>
-        </w:rPr>
-        <w:t>[ ]</w:t>
-      </w:r>
-      <w:proofErr w:type="gramEnd"/>
-      <w:r>
-        <w:rPr>
-          <w:b/>
-          <w:bCs/>
-        </w:rPr>
-        <w:t xml:space="preserve"> strengthen economic ties.</w:t>
+      <w:r>
+        <w:rPr>
+          <w:b/>
+          <w:bCs/>
+        </w:rPr>
+        <w:t>[ ] strengthen economic ties.</w:t>
       </w:r>
     </w:p>
     <w:p>
@@ -10301,21 +7930,12 @@
           <w:bCs/>
         </w:rPr>
       </w:pPr>
-      <w:proofErr w:type="gramStart"/>
-      <w:r>
-        <w:rPr>
-          <w:b/>
-          <w:bCs/>
-        </w:rPr>
-        <w:t>[ ]</w:t>
-      </w:r>
-      <w:proofErr w:type="gramEnd"/>
-      <w:r>
-        <w:rPr>
-          <w:b/>
-          <w:bCs/>
-        </w:rPr>
-        <w:t xml:space="preserve"> discuss joining Canada.</w:t>
+      <w:r>
+        <w:rPr>
+          <w:b/>
+          <w:bCs/>
+        </w:rPr>
+        <w:t>[ ] discuss joining Canada.</w:t>
       </w:r>
     </w:p>
     <w:p>
@@ -10329,21 +7949,12 @@
           <w:bCs/>
         </w:rPr>
       </w:pPr>
-      <w:proofErr w:type="gramStart"/>
-      <w:r>
-        <w:rPr>
-          <w:b/>
-          <w:bCs/>
-        </w:rPr>
-        <w:t>[ ]</w:t>
-      </w:r>
-      <w:proofErr w:type="gramEnd"/>
-      <w:r>
-        <w:rPr>
-          <w:b/>
-          <w:bCs/>
-        </w:rPr>
-        <w:t xml:space="preserve"> study financial policies.</w:t>
+      <w:r>
+        <w:rPr>
+          <w:b/>
+          <w:bCs/>
+        </w:rPr>
+        <w:t>[ ] study financial policies.</w:t>
       </w:r>
     </w:p>
     <w:p>
@@ -10357,22 +7968,13 @@
           <w:bCs/>
         </w:rPr>
       </w:pPr>
-      <w:proofErr w:type="gramStart"/>
       <w:r>
         <w:rPr>
           <w:b/>
           <w:bCs/>
         </w:rPr>
         <w:lastRenderedPageBreak/>
-        <w:t>[ ]</w:t>
-      </w:r>
-      <w:proofErr w:type="gramEnd"/>
-      <w:r>
-        <w:rPr>
-          <w:b/>
-          <w:bCs/>
-        </w:rPr>
-        <w:t xml:space="preserve"> boost investment in Canada.</w:t>
+        <w:t>[ ] boost investment in Canada.</w:t>
       </w:r>
     </w:p>
     <w:p>
@@ -10406,21 +8008,12 @@
           <w:bCs/>
         </w:rPr>
       </w:pPr>
-      <w:proofErr w:type="gramStart"/>
-      <w:r>
-        <w:rPr>
-          <w:b/>
-          <w:bCs/>
-        </w:rPr>
-        <w:t>[ ]</w:t>
-      </w:r>
-      <w:proofErr w:type="gramEnd"/>
-      <w:r>
-        <w:rPr>
-          <w:b/>
-          <w:bCs/>
-        </w:rPr>
-        <w:t xml:space="preserve"> improved regulations for both countries.</w:t>
+      <w:r>
+        <w:rPr>
+          <w:b/>
+          <w:bCs/>
+        </w:rPr>
+        <w:t>[ ] improved regulations for both countries.</w:t>
       </w:r>
     </w:p>
     <w:p>
@@ -10434,21 +8027,12 @@
           <w:bCs/>
         </w:rPr>
       </w:pPr>
-      <w:proofErr w:type="gramStart"/>
-      <w:r>
-        <w:rPr>
-          <w:b/>
-          <w:bCs/>
-        </w:rPr>
-        <w:t>[ ]</w:t>
-      </w:r>
-      <w:proofErr w:type="gramEnd"/>
-      <w:r>
-        <w:rPr>
-          <w:b/>
-          <w:bCs/>
-        </w:rPr>
-        <w:t xml:space="preserve"> increased opportunities for both parties.</w:t>
+      <w:r>
+        <w:rPr>
+          <w:b/>
+          <w:bCs/>
+        </w:rPr>
+        <w:t>[ ] increased opportunities for both parties.</w:t>
       </w:r>
     </w:p>
     <w:p>
@@ -10462,21 +8046,12 @@
           <w:bCs/>
         </w:rPr>
       </w:pPr>
-      <w:proofErr w:type="gramStart"/>
-      <w:r>
-        <w:rPr>
-          <w:b/>
-          <w:bCs/>
-        </w:rPr>
-        <w:t>[ ]</w:t>
-      </w:r>
-      <w:proofErr w:type="gramEnd"/>
-      <w:r>
-        <w:rPr>
-          <w:b/>
-          <w:bCs/>
-        </w:rPr>
-        <w:t xml:space="preserve"> increased tourism in both countries.</w:t>
+      <w:r>
+        <w:rPr>
+          <w:b/>
+          <w:bCs/>
+        </w:rPr>
+        <w:t>[ ] increased tourism in both countries.</w:t>
       </w:r>
     </w:p>
     <w:p>
@@ -10490,21 +8065,12 @@
           <w:bCs/>
         </w:rPr>
       </w:pPr>
-      <w:proofErr w:type="gramStart"/>
-      <w:r>
-        <w:rPr>
-          <w:b/>
-          <w:bCs/>
-        </w:rPr>
-        <w:t>[ ]</w:t>
-      </w:r>
-      <w:proofErr w:type="gramEnd"/>
-      <w:r>
-        <w:rPr>
-          <w:b/>
-          <w:bCs/>
-        </w:rPr>
-        <w:t xml:space="preserve"> improved health care for both parties.</w:t>
+      <w:r>
+        <w:rPr>
+          <w:b/>
+          <w:bCs/>
+        </w:rPr>
+        <w:t>[ ] improved health care for both parties.</w:t>
       </w:r>
     </w:p>
     <w:p>
@@ -10538,21 +8104,12 @@
           <w:bCs/>
         </w:rPr>
       </w:pPr>
-      <w:proofErr w:type="gramStart"/>
-      <w:r>
-        <w:rPr>
-          <w:b/>
-          <w:bCs/>
-        </w:rPr>
-        <w:t>[ ]</w:t>
-      </w:r>
-      <w:proofErr w:type="gramEnd"/>
-      <w:r>
-        <w:rPr>
-          <w:b/>
-          <w:bCs/>
-        </w:rPr>
-        <w:t xml:space="preserve"> a shared Canadian dream.</w:t>
+      <w:r>
+        <w:rPr>
+          <w:b/>
+          <w:bCs/>
+        </w:rPr>
+        <w:t>[ ] a shared Canadian dream.</w:t>
       </w:r>
     </w:p>
     <w:p>
@@ -10566,21 +8123,12 @@
           <w:bCs/>
         </w:rPr>
       </w:pPr>
-      <w:proofErr w:type="gramStart"/>
-      <w:r>
-        <w:rPr>
-          <w:b/>
-          <w:bCs/>
-        </w:rPr>
-        <w:t>[ ]</w:t>
-      </w:r>
-      <w:proofErr w:type="gramEnd"/>
-      <w:r>
-        <w:rPr>
-          <w:b/>
-          <w:bCs/>
-        </w:rPr>
-        <w:t xml:space="preserve"> a pointless proposition.</w:t>
+      <w:r>
+        <w:rPr>
+          <w:b/>
+          <w:bCs/>
+        </w:rPr>
+        <w:t>[ ] a pointless proposition.</w:t>
       </w:r>
     </w:p>
     <w:p>
@@ -10594,21 +8142,12 @@
           <w:bCs/>
         </w:rPr>
       </w:pPr>
-      <w:proofErr w:type="gramStart"/>
-      <w:r>
-        <w:rPr>
-          <w:b/>
-          <w:bCs/>
-        </w:rPr>
-        <w:t>[ ]</w:t>
-      </w:r>
-      <w:proofErr w:type="gramEnd"/>
-      <w:r>
-        <w:rPr>
-          <w:b/>
-          <w:bCs/>
-        </w:rPr>
-        <w:t xml:space="preserve"> a worthy cause to pursue.</w:t>
+      <w:r>
+        <w:rPr>
+          <w:b/>
+          <w:bCs/>
+        </w:rPr>
+        <w:t>[ ] a worthy cause to pursue.</w:t>
       </w:r>
     </w:p>
     <w:p>
@@ -10622,21 +8161,12 @@
           <w:bCs/>
         </w:rPr>
       </w:pPr>
-      <w:proofErr w:type="gramStart"/>
-      <w:r>
-        <w:rPr>
-          <w:b/>
-          <w:bCs/>
-        </w:rPr>
-        <w:t>[ ]</w:t>
-      </w:r>
-      <w:proofErr w:type="gramEnd"/>
-      <w:r>
-        <w:rPr>
-          <w:b/>
-          <w:bCs/>
-        </w:rPr>
-        <w:t xml:space="preserve"> a pressing government issue.</w:t>
+      <w:r>
+        <w:rPr>
+          <w:b/>
+          <w:bCs/>
+        </w:rPr>
+        <w:t>[ ] a pressing government issue.</w:t>
       </w:r>
     </w:p>
     <w:p>
@@ -10670,21 +8200,12 @@
           <w:bCs/>
         </w:rPr>
       </w:pPr>
-      <w:proofErr w:type="gramStart"/>
-      <w:r>
-        <w:rPr>
-          <w:b/>
-          <w:bCs/>
-        </w:rPr>
-        <w:t>[ ]</w:t>
-      </w:r>
-      <w:proofErr w:type="gramEnd"/>
-      <w:r>
-        <w:rPr>
-          <w:b/>
-          <w:bCs/>
-        </w:rPr>
-        <w:t xml:space="preserve"> lead a different lifestyle than Canadians.</w:t>
+      <w:r>
+        <w:rPr>
+          <w:b/>
+          <w:bCs/>
+        </w:rPr>
+        <w:t>[ ] lead a different lifestyle than Canadians.</w:t>
       </w:r>
     </w:p>
     <w:p>
@@ -10698,21 +8219,12 @@
           <w:bCs/>
         </w:rPr>
       </w:pPr>
-      <w:proofErr w:type="gramStart"/>
-      <w:r>
-        <w:rPr>
-          <w:b/>
-          <w:bCs/>
-        </w:rPr>
-        <w:t>[ ]</w:t>
-      </w:r>
-      <w:proofErr w:type="gramEnd"/>
-      <w:r>
-        <w:rPr>
-          <w:b/>
-          <w:bCs/>
-        </w:rPr>
-        <w:t xml:space="preserve"> want to speed up the process of joining Canada.</w:t>
+      <w:r>
+        <w:rPr>
+          <w:b/>
+          <w:bCs/>
+        </w:rPr>
+        <w:t>[ ] want to speed up the process of joining Canada.</w:t>
       </w:r>
     </w:p>
     <w:p>
@@ -10726,21 +8238,12 @@
           <w:bCs/>
         </w:rPr>
       </w:pPr>
-      <w:proofErr w:type="gramStart"/>
-      <w:r>
-        <w:rPr>
-          <w:b/>
-          <w:bCs/>
-        </w:rPr>
-        <w:t>[ ]</w:t>
-      </w:r>
-      <w:proofErr w:type="gramEnd"/>
-      <w:r>
-        <w:rPr>
-          <w:b/>
-          <w:bCs/>
-        </w:rPr>
-        <w:t xml:space="preserve"> have high rates of unemployment.</w:t>
+      <w:r>
+        <w:rPr>
+          <w:b/>
+          <w:bCs/>
+        </w:rPr>
+        <w:t>[ ] have high rates of unemployment.</w:t>
       </w:r>
     </w:p>
     <w:p>
@@ -10754,21 +8257,12 @@
           <w:bCs/>
         </w:rPr>
       </w:pPr>
-      <w:proofErr w:type="gramStart"/>
-      <w:r>
-        <w:rPr>
-          <w:b/>
-          <w:bCs/>
-        </w:rPr>
-        <w:t>[ ]</w:t>
-      </w:r>
-      <w:proofErr w:type="gramEnd"/>
-      <w:r>
-        <w:rPr>
-          <w:b/>
-          <w:bCs/>
-        </w:rPr>
-        <w:t xml:space="preserve"> value their independence from foreign powers.</w:t>
+      <w:r>
+        <w:rPr>
+          <w:b/>
+          <w:bCs/>
+        </w:rPr>
+        <w:t>[ ] value their independence from foreign powers.</w:t>
       </w:r>
     </w:p>
     <w:p>
@@ -10802,21 +8296,12 @@
           <w:bCs/>
         </w:rPr>
       </w:pPr>
-      <w:proofErr w:type="gramStart"/>
-      <w:r>
-        <w:rPr>
-          <w:b/>
-          <w:bCs/>
-        </w:rPr>
-        <w:t>[ ]</w:t>
-      </w:r>
-      <w:proofErr w:type="gramEnd"/>
-      <w:r>
-        <w:rPr>
-          <w:b/>
-          <w:bCs/>
-        </w:rPr>
-        <w:t xml:space="preserve"> in favour of the proposal.</w:t>
+      <w:r>
+        <w:rPr>
+          <w:b/>
+          <w:bCs/>
+        </w:rPr>
+        <w:t>[ ] in favour of the proposal.</w:t>
       </w:r>
     </w:p>
     <w:p>
@@ -10830,21 +8315,12 @@
           <w:bCs/>
         </w:rPr>
       </w:pPr>
-      <w:proofErr w:type="gramStart"/>
-      <w:r>
-        <w:rPr>
-          <w:b/>
-          <w:bCs/>
-        </w:rPr>
-        <w:t>[ ]</w:t>
-      </w:r>
-      <w:proofErr w:type="gramEnd"/>
-      <w:r>
-        <w:rPr>
-          <w:b/>
-          <w:bCs/>
-        </w:rPr>
-        <w:t xml:space="preserve"> skeptical about the prospect.</w:t>
+      <w:r>
+        <w:rPr>
+          <w:b/>
+          <w:bCs/>
+        </w:rPr>
+        <w:t>[ ] skeptical about the prospect.</w:t>
       </w:r>
     </w:p>
     <w:p>
@@ -10858,21 +8334,12 @@
           <w:bCs/>
         </w:rPr>
       </w:pPr>
-      <w:proofErr w:type="gramStart"/>
-      <w:r>
-        <w:rPr>
-          <w:b/>
-          <w:bCs/>
-        </w:rPr>
-        <w:t>[ ]</w:t>
-      </w:r>
-      <w:proofErr w:type="gramEnd"/>
-      <w:r>
-        <w:rPr>
-          <w:b/>
-          <w:bCs/>
-        </w:rPr>
-        <w:t xml:space="preserve"> opposed to the annexation.</w:t>
+      <w:r>
+        <w:rPr>
+          <w:b/>
+          <w:bCs/>
+        </w:rPr>
+        <w:t>[ ] opposed to the annexation.</w:t>
       </w:r>
     </w:p>
     <w:p>
@@ -10886,21 +8353,12 @@
           <w:bCs/>
         </w:rPr>
       </w:pPr>
-      <w:proofErr w:type="gramStart"/>
-      <w:r>
-        <w:rPr>
-          <w:b/>
-          <w:bCs/>
-        </w:rPr>
-        <w:t>[ ]</w:t>
-      </w:r>
-      <w:proofErr w:type="gramEnd"/>
-      <w:r>
-        <w:rPr>
-          <w:b/>
-          <w:bCs/>
-        </w:rPr>
-        <w:t xml:space="preserve"> surprised by the reactions.</w:t>
+      <w:r>
+        <w:rPr>
+          <w:b/>
+          <w:bCs/>
+        </w:rPr>
+        <w:t>[ ] surprised by the reactions.</w:t>
       </w:r>
     </w:p>
     <w:p/>
@@ -10921,23 +8379,7 @@
     </w:p>
     <w:p>
       <w:r>
-        <w:t xml:space="preserve">I </w:t>
-      </w:r>
-      <w:proofErr w:type="gramStart"/>
-      <w:r>
-        <w:t>have to</w:t>
-      </w:r>
-      <w:proofErr w:type="gramEnd"/>
-      <w:r>
-        <w:t xml:space="preserve"> admit, reading that Canada could potentially 6. _______ made my day. To be honest, however, I am not at all surprised that 7. _______ . Turks and Caicos officials have approached the Canadian government before regarding the </w:t>
-      </w:r>
-      <w:proofErr w:type="gramStart"/>
-      <w:r>
-        <w:t>issue, and</w:t>
-      </w:r>
-      <w:proofErr w:type="gramEnd"/>
-      <w:r>
-        <w:t xml:space="preserve"> were rejected each </w:t>
+        <w:t xml:space="preserve">I have to admit, reading that Canada could potentially 6. _______ made my day. To be honest, however, I am not at all surprised that 7. _______ . Turks and Caicos officials have approached the Canadian government before regarding the issue, and were rejected each </w:t>
       </w:r>
       <w:r>
         <w:lastRenderedPageBreak/>
@@ -10974,13 +8416,8 @@
           <w:numId w:val="83"/>
         </w:numPr>
       </w:pPr>
-      <w:proofErr w:type="gramStart"/>
-      <w:r>
-        <w:t>[ ]</w:t>
-      </w:r>
-      <w:proofErr w:type="gramEnd"/>
-      <w:r>
-        <w:t xml:space="preserve"> enter into business with a Caribbean paradise</w:t>
+      <w:r>
+        <w:t>[ ] enter into business with a Caribbean paradise</w:t>
       </w:r>
     </w:p>
     <w:p>
@@ -10990,13 +8427,8 @@
           <w:numId w:val="83"/>
         </w:numPr>
       </w:pPr>
-      <w:proofErr w:type="gramStart"/>
-      <w:r>
-        <w:t>[ ]</w:t>
-      </w:r>
-      <w:proofErr w:type="gramEnd"/>
-      <w:r>
-        <w:t xml:space="preserve"> forge new diplomatic ties with Turks and Caicos</w:t>
+      <w:r>
+        <w:t>[ ] forge new diplomatic ties with Turks and Caicos</w:t>
       </w:r>
     </w:p>
     <w:p>
@@ -11006,13 +8438,8 @@
           <w:numId w:val="83"/>
         </w:numPr>
       </w:pPr>
-      <w:proofErr w:type="gramStart"/>
-      <w:r>
-        <w:t>[ ]</w:t>
-      </w:r>
-      <w:proofErr w:type="gramEnd"/>
-      <w:r>
-        <w:t xml:space="preserve"> incorporate a group of sunny southern islands</w:t>
+      <w:r>
+        <w:t>[ ] incorporate a group of sunny southern islands</w:t>
       </w:r>
     </w:p>
     <w:p>
@@ -11022,13 +8449,8 @@
           <w:numId w:val="83"/>
         </w:numPr>
       </w:pPr>
-      <w:proofErr w:type="gramStart"/>
-      <w:r>
-        <w:t>[ ]</w:t>
-      </w:r>
-      <w:proofErr w:type="gramEnd"/>
-      <w:r>
-        <w:t xml:space="preserve"> promote low-cost travel throughout the Caribbean</w:t>
+      <w:r>
+        <w:t>[ ] promote low-cost travel throughout the Caribbean</w:t>
       </w:r>
     </w:p>
     <w:p>
@@ -11046,13 +8468,8 @@
           <w:numId w:val="85"/>
         </w:numPr>
       </w:pPr>
-      <w:proofErr w:type="gramStart"/>
-      <w:r>
-        <w:t>[ ]</w:t>
-      </w:r>
-      <w:proofErr w:type="gramEnd"/>
-      <w:r>
-        <w:t xml:space="preserve"> Ewing remained largely silent on the matter</w:t>
+      <w:r>
+        <w:t>[ ] Ewing remained largely silent on the matter</w:t>
       </w:r>
     </w:p>
     <w:p>
@@ -11062,13 +8479,8 @@
           <w:numId w:val="85"/>
         </w:numPr>
       </w:pPr>
-      <w:proofErr w:type="gramStart"/>
-      <w:r>
-        <w:t>[ ]</w:t>
-      </w:r>
-      <w:proofErr w:type="gramEnd"/>
-      <w:r>
-        <w:t xml:space="preserve"> Goldring felt he has done all that he can</w:t>
+      <w:r>
+        <w:t>[ ] Goldring felt he has done all that he can</w:t>
       </w:r>
     </w:p>
     <w:p>
@@ -11078,13 +8490,8 @@
           <w:numId w:val="85"/>
         </w:numPr>
       </w:pPr>
-      <w:proofErr w:type="gramStart"/>
-      <w:r>
-        <w:t>[ ]</w:t>
-      </w:r>
-      <w:proofErr w:type="gramEnd"/>
-      <w:r>
-        <w:t xml:space="preserve"> Bloom thought Ewing has better things to do</w:t>
+      <w:r>
+        <w:t>[ ] Bloom thought Ewing has better things to do</w:t>
       </w:r>
     </w:p>
     <w:p>
@@ -11094,13 +8501,8 @@
           <w:numId w:val="85"/>
         </w:numPr>
       </w:pPr>
-      <w:proofErr w:type="gramStart"/>
-      <w:r>
-        <w:t>[ ]</w:t>
-      </w:r>
-      <w:proofErr w:type="gramEnd"/>
-      <w:r>
-        <w:t xml:space="preserve"> Douglas feared a Canadian job might be too hard</w:t>
+      <w:r>
+        <w:t>[ ] Douglas feared a Canadian job might be too hard</w:t>
       </w:r>
     </w:p>
     <w:p>
@@ -11119,13 +8521,8 @@
           <w:numId w:val="86"/>
         </w:numPr>
       </w:pPr>
-      <w:proofErr w:type="gramStart"/>
-      <w:r>
-        <w:t>[ ]</w:t>
-      </w:r>
-      <w:proofErr w:type="gramEnd"/>
-      <w:r>
-        <w:t xml:space="preserve"> feel resentment toward</w:t>
+      <w:r>
+        <w:t>[ ] feel resentment toward</w:t>
       </w:r>
     </w:p>
     <w:p>
@@ -11135,13 +8532,8 @@
           <w:numId w:val="86"/>
         </w:numPr>
       </w:pPr>
-      <w:proofErr w:type="gramStart"/>
-      <w:r>
-        <w:t>[ ]</w:t>
-      </w:r>
-      <w:proofErr w:type="gramEnd"/>
-      <w:r>
-        <w:t xml:space="preserve"> desire compensation from</w:t>
+      <w:r>
+        <w:t>[ ] desire compensation from</w:t>
       </w:r>
     </w:p>
     <w:p>
@@ -11151,13 +8543,8 @@
           <w:numId w:val="86"/>
         </w:numPr>
       </w:pPr>
-      <w:proofErr w:type="gramStart"/>
-      <w:r>
-        <w:t>[ ]</w:t>
-      </w:r>
-      <w:proofErr w:type="gramEnd"/>
-      <w:r>
-        <w:t xml:space="preserve"> need an incentive from</w:t>
+      <w:r>
+        <w:t>[ ] need an incentive from</w:t>
       </w:r>
     </w:p>
     <w:p>
@@ -11167,13 +8554,8 @@
           <w:numId w:val="86"/>
         </w:numPr>
       </w:pPr>
-      <w:proofErr w:type="gramStart"/>
-      <w:r>
-        <w:t>[ ]</w:t>
-      </w:r>
-      <w:proofErr w:type="gramEnd"/>
-      <w:r>
-        <w:t xml:space="preserve"> want to avoid relations with</w:t>
+      <w:r>
+        <w:t>[ ] want to avoid relations with</w:t>
       </w:r>
     </w:p>
     <w:p>
@@ -11192,13 +8574,8 @@
           <w:numId w:val="87"/>
         </w:numPr>
       </w:pPr>
-      <w:proofErr w:type="gramStart"/>
-      <w:r>
-        <w:t>[ ]</w:t>
-      </w:r>
-      <w:proofErr w:type="gramEnd"/>
-      <w:r>
-        <w:t xml:space="preserve"> arrogantly overconfident Liberal position</w:t>
+      <w:r>
+        <w:t>[ ] arrogantly overconfident Liberal position</w:t>
       </w:r>
     </w:p>
     <w:p>
@@ -11208,13 +8585,8 @@
           <w:numId w:val="87"/>
         </w:numPr>
       </w:pPr>
-      <w:proofErr w:type="gramStart"/>
-      <w:r>
-        <w:t>[ ]</w:t>
-      </w:r>
-      <w:proofErr w:type="gramEnd"/>
-      <w:r>
-        <w:t xml:space="preserve"> evidently guileful Turks and Caicos Premier</w:t>
+      <w:r>
+        <w:t>[ ] evidently guileful Turks and Caicos Premier</w:t>
       </w:r>
     </w:p>
     <w:p>
@@ -11224,13 +8596,8 @@
           <w:numId w:val="87"/>
         </w:numPr>
       </w:pPr>
-      <w:proofErr w:type="gramStart"/>
-      <w:r>
-        <w:t>[ ]</w:t>
-      </w:r>
-      <w:proofErr w:type="gramEnd"/>
-      <w:r>
-        <w:t xml:space="preserve"> highly reluctant Turks and Caicos resident</w:t>
+      <w:r>
+        <w:t>[ ] highly reluctant Turks and Caicos resident</w:t>
       </w:r>
     </w:p>
     <w:p>
@@ -11240,13 +8607,8 @@
           <w:numId w:val="87"/>
         </w:numPr>
       </w:pPr>
-      <w:proofErr w:type="gramStart"/>
-      <w:r>
-        <w:t>[ ]</w:t>
-      </w:r>
-      <w:proofErr w:type="gramEnd"/>
-      <w:r>
-        <w:t xml:space="preserve"> tersely dismissive Conservative position</w:t>
+      <w:r>
+        <w:t>[ ] tersely dismissive Conservative position</w:t>
       </w:r>
     </w:p>
     <w:p>
@@ -11264,13 +8626,8 @@
           <w:numId w:val="89"/>
         </w:numPr>
       </w:pPr>
-      <w:proofErr w:type="gramStart"/>
-      <w:r>
-        <w:t>[ ]</w:t>
-      </w:r>
-      <w:proofErr w:type="gramEnd"/>
-      <w:r>
-        <w:t xml:space="preserve"> too late to implement</w:t>
+      <w:r>
+        <w:t>[ ] too late to implement</w:t>
       </w:r>
     </w:p>
     <w:p>
@@ -11280,14 +8637,9 @@
           <w:numId w:val="89"/>
         </w:numPr>
       </w:pPr>
-      <w:proofErr w:type="gramStart"/>
       <w:r>
         <w:lastRenderedPageBreak/>
-        <w:t>[ ]</w:t>
-      </w:r>
-      <w:proofErr w:type="gramEnd"/>
-      <w:r>
-        <w:t xml:space="preserve"> an urgent political matter</w:t>
+        <w:t>[ ] an urgent political matter</w:t>
       </w:r>
     </w:p>
     <w:p>
@@ -11297,13 +8649,8 @@
           <w:numId w:val="89"/>
         </w:numPr>
       </w:pPr>
-      <w:proofErr w:type="gramStart"/>
-      <w:r>
-        <w:t>[ ]</w:t>
-      </w:r>
-      <w:proofErr w:type="gramEnd"/>
-      <w:r>
-        <w:t xml:space="preserve"> an unfeasible scheme</w:t>
+      <w:r>
+        <w:t>[ ] an unfeasible scheme</w:t>
       </w:r>
     </w:p>
     <w:p>
@@ -11313,13 +8660,8 @@
           <w:numId w:val="89"/>
         </w:numPr>
       </w:pPr>
-      <w:proofErr w:type="gramStart"/>
-      <w:r>
-        <w:t>[ ]</w:t>
-      </w:r>
-      <w:proofErr w:type="gramEnd"/>
-      <w:r>
-        <w:t xml:space="preserve"> too burdensome for businesses.</w:t>
+      <w:r>
+        <w:t>[ ] too burdensome for businesses.</w:t>
       </w:r>
     </w:p>
     <w:p/>
@@ -12017,39 +9359,7 @@
           <w:b/>
           <w:bCs/>
         </w:rPr>
-        <w:t xml:space="preserve">On the official test, if you do not finish Task 1 in 27 minutes, the screen will move to Task 2. You cannot go back to Task 1. However, in this practice test, </w:t>
-      </w:r>
-      <w:proofErr w:type="gramStart"/>
-      <w:r>
-        <w:rPr>
-          <w:b/>
-          <w:bCs/>
-        </w:rPr>
-        <w:t>in order to</w:t>
-      </w:r>
-      <w:proofErr w:type="gramEnd"/>
-      <w:r>
-        <w:rPr>
-          <w:b/>
-          <w:bCs/>
-        </w:rPr>
-        <w:t xml:space="preserve"> move forward in the </w:t>
-      </w:r>
-      <w:proofErr w:type="gramStart"/>
-      <w:r>
-        <w:rPr>
-          <w:b/>
-          <w:bCs/>
-        </w:rPr>
-        <w:t>test</w:t>
-      </w:r>
-      <w:proofErr w:type="gramEnd"/>
-      <w:r>
-        <w:rPr>
-          <w:b/>
-          <w:bCs/>
-        </w:rPr>
-        <w:t xml:space="preserve"> you must click on "NEXT."</w:t>
+        <w:t>On the official test, if you do not finish Task 1 in 27 minutes, the screen will move to Task 2. You cannot go back to Task 1. However, in this practice test, in order to move forward in the test you must click on "NEXT."</w:t>
       </w:r>
     </w:p>
     <w:p>
@@ -12241,39 +9551,7 @@
           <w:b/>
           <w:bCs/>
         </w:rPr>
-        <w:t xml:space="preserve">On the official test, if you do not finish a task in the time provided, the screen will move to the next task. You cannot go back to the previous task. However, in this practice test, </w:t>
-      </w:r>
-      <w:proofErr w:type="gramStart"/>
-      <w:r>
-        <w:rPr>
-          <w:b/>
-          <w:bCs/>
-        </w:rPr>
-        <w:t>in order to</w:t>
-      </w:r>
-      <w:proofErr w:type="gramEnd"/>
-      <w:r>
-        <w:rPr>
-          <w:b/>
-          <w:bCs/>
-        </w:rPr>
-        <w:t xml:space="preserve"> move forward in the </w:t>
-      </w:r>
-      <w:proofErr w:type="gramStart"/>
-      <w:r>
-        <w:rPr>
-          <w:b/>
-          <w:bCs/>
-        </w:rPr>
-        <w:t>test</w:t>
-      </w:r>
-      <w:proofErr w:type="gramEnd"/>
-      <w:r>
-        <w:rPr>
-          <w:b/>
-          <w:bCs/>
-        </w:rPr>
-        <w:t xml:space="preserve"> you must click on “NEXT.”</w:t>
+        <w:t>On the official test, if you do not finish a task in the time provided, the screen will move to the next task. You cannot go back to the previous task. However, in this practice test, in order to move forward in the test you must click on “NEXT.”</w:t>
       </w:r>
     </w:p>
     <w:p>
@@ -26044,7 +23322,6 @@
   <w:style w:type="character" w:default="1" w:styleId="DefaultParagraphFont">
     <w:name w:val="Default Paragraph Font"/>
     <w:uiPriority w:val="1"/>
-    <w:semiHidden/>
     <w:unhideWhenUsed/>
   </w:style>
   <w:style w:type="table" w:default="1" w:styleId="TableNormal">
